--- a/HJ.docx
+++ b/HJ.docx
@@ -129,7 +129,77 @@
         </w:rPr>
       </w:pPr>
       <w:r>
-        <w:t xml:space="preserve">申报人姓名 ( Name of Applicant):            </w:t>
+        <w:rPr>
+          <w:rFonts w:ascii="黑体" w:hAnsi="黑体" w:eastAsia="黑体" w:cs="黑体"/>
+          <w:spacing w:val="-3"/>
+          <w:sz w:val="27"/>
+          <w:szCs w:val="27"/>
+        </w:rPr>
+        <w:t>申报人姓名</w:t>
+      </w:r>
+      <w:r>
+        <w:rPr>
+          <w:rFonts w:ascii="黑体" w:hAnsi="黑体" w:eastAsia="黑体" w:cs="黑体"/>
+          <w:spacing w:val="-53"/>
+          <w:sz w:val="27"/>
+          <w:szCs w:val="27"/>
+        </w:rPr>
+        <w:t xml:space="preserve"> </w:t>
+      </w:r>
+      <w:r>
+        <w:rPr>
+          <w:rFonts w:ascii="黑体" w:hAnsi="黑体" w:eastAsia="黑体" w:cs="黑体"/>
+          <w:spacing w:val="-3"/>
+          <w:sz w:val="27"/>
+          <w:szCs w:val="27"/>
+        </w:rPr>
+        <w:t>(</w:t>
+      </w:r>
+      <w:r>
+        <w:rPr>
+          <w:rFonts w:ascii="黑体" w:hAnsi="黑体" w:eastAsia="黑体" w:cs="黑体"/>
+          <w:spacing w:val="-59"/>
+          <w:sz w:val="27"/>
+          <w:szCs w:val="27"/>
+        </w:rPr>
+        <w:t xml:space="preserve"> </w:t>
+      </w:r>
+      <w:r>
+        <w:rPr>
+          <w:rFonts w:ascii="Arial" w:hAnsi="Arial" w:eastAsia="Arial" w:cs="Arial"/>
+          <w:b/>
+          <w:bCs/>
+          <w:spacing w:val="-3"/>
+          <w:sz w:val="27"/>
+          <w:szCs w:val="27"/>
+        </w:rPr>
+        <w:t>Name of Applicant):</w:t>
+      </w:r>
+      <w:r>
+        <w:rPr>
+          <w:rFonts w:hint="eastAsia" w:eastAsia="宋体" w:cs="Arial"/>
+          <w:b/>
+          <w:bCs/>
+          <w:spacing w:val="-3"/>
+          <w:sz w:val="27"/>
+          <w:szCs w:val="27"/>
+          <w:u w:val="single"/>
+          <w:lang w:val="en-US" w:eastAsia="zh-CN"/>
+        </w:rPr>
+        <w:t xml:space="preserve">            MARIO RODRIGUES PERES                                      </w:t>
+      </w:r>
+      <w:r>
+        <w:rPr>
+          <w:rFonts w:hint="eastAsia" w:eastAsia="宋体" w:cs="Arial"/>
+          <w:b w:val="0"/>
+          <w:bCs w:val="0"/>
+          <w:spacing w:val="-3"/>
+          <w:sz w:val="27"/>
+          <w:szCs w:val="27"/>
+          <w:u w:val="single"/>
+          <w:lang w:val="en-US" w:eastAsia="zh-CN"/>
+        </w:rPr>
+        <w:t xml:space="preserve">                                            </w:t>
       </w:r>
     </w:p>
     <w:p>
@@ -152,7 +222,88 @@
         </w:rPr>
       </w:pPr>
       <w:r>
-        <w:t xml:space="preserve">申报单位(用人单位)(Employer):           </w:t>
+        <w:rPr>
+          <w:rFonts w:ascii="黑体" w:hAnsi="黑体" w:eastAsia="黑体" w:cs="黑体"/>
+          <w:b/>
+          <w:bCs/>
+          <w:spacing w:val="29"/>
+          <w:sz w:val="27"/>
+          <w:szCs w:val="27"/>
+        </w:rPr>
+        <w:t>申报单位(用人单位)</w:t>
+      </w:r>
+      <w:r>
+        <w:rPr>
+          <w:rFonts w:ascii="Arial" w:hAnsi="Arial" w:eastAsia="Arial" w:cs="Arial"/>
+          <w:b/>
+          <w:bCs/>
+          <w:spacing w:val="29"/>
+          <w:sz w:val="27"/>
+          <w:szCs w:val="27"/>
+        </w:rPr>
+        <w:t>(</w:t>
+      </w:r>
+      <w:r>
+        <w:rPr>
+          <w:rFonts w:ascii="Arial" w:hAnsi="Arial" w:eastAsia="Arial" w:cs="Arial"/>
+          <w:b/>
+          <w:bCs/>
+          <w:sz w:val="27"/>
+          <w:szCs w:val="27"/>
+        </w:rPr>
+        <w:t>Employer</w:t>
+      </w:r>
+      <w:r>
+        <w:rPr>
+          <w:rFonts w:ascii="Arial" w:hAnsi="Arial" w:eastAsia="Arial" w:cs="Arial"/>
+          <w:b/>
+          <w:bCs/>
+          <w:spacing w:val="29"/>
+          <w:sz w:val="27"/>
+          <w:szCs w:val="27"/>
+        </w:rPr>
+        <w:t xml:space="preserve">): </w:t>
+      </w:r>
+      <w:r>
+        <w:rPr>
+          <w:rFonts w:ascii="黑体" w:hAnsi="黑体" w:eastAsia="黑体" w:cs="黑体"/>
+          <w:spacing w:val="28"/>
+          <w:sz w:val="27"/>
+          <w:szCs w:val="27"/>
+          <w:u w:val="single" w:color="auto"/>
+        </w:rPr>
+        <w:t xml:space="preserve">   </w:t>
+      </w:r>
+      <w:r>
+        <w:rPr>
+          <w:rFonts w:hint="eastAsia" w:ascii="黑体" w:hAnsi="黑体" w:eastAsia="黑体" w:cs="黑体"/>
+          <w:spacing w:val="28"/>
+          <w:sz w:val="27"/>
+          <w:szCs w:val="27"/>
+          <w:u w:val="single" w:color="auto"/>
+        </w:rPr>
+        <w:t>南京乐透思高新材料科技有限公司</w:t>
+      </w:r>
+      <w:r>
+        <w:rPr>
+          <w:rFonts w:hint="eastAsia" w:ascii="黑体" w:hAnsi="黑体" w:eastAsia="黑体" w:cs="黑体"/>
+          <w:spacing w:val="28"/>
+          <w:sz w:val="27"/>
+          <w:szCs w:val="27"/>
+          <w:u w:val="single" w:color="auto"/>
+          <w:lang w:val="en-US" w:eastAsia="zh-CN"/>
+        </w:rPr>
+        <w:t xml:space="preserve">                                   </w:t>
+      </w:r>
+      <w:r>
+        <w:rPr>
+          <w:rFonts w:ascii="黑体" w:hAnsi="黑体" w:eastAsia="黑体" w:cs="黑体"/>
+          <w:spacing w:val="28"/>
+          <w:sz w:val="27"/>
+          <w:szCs w:val="27"/>
+          <w:u w:val="single" w:color="auto"/>
+        </w:rPr>
+        <w:t xml:space="preserve"> </w:t>
       </w:r>
     </w:p>
     <w:p>
@@ -175,7 +326,87 @@
         </w:rPr>
       </w:pPr>
       <w:r>
-        <w:t xml:space="preserve">实验室名称 (Name  of   Laboratory):              </w:t>
+        <w:rPr>
+          <w:rFonts w:ascii="黑体" w:hAnsi="黑体" w:eastAsia="黑体" w:cs="黑体"/>
+          <w:b/>
+          <w:bCs/>
+          <w:spacing w:val="-7"/>
+          <w:sz w:val="27"/>
+          <w:szCs w:val="27"/>
+        </w:rPr>
+        <w:t>实验室名称</w:t>
+      </w:r>
+      <w:r>
+        <w:rPr>
+          <w:rFonts w:ascii="黑体" w:hAnsi="黑体" w:eastAsia="黑体" w:cs="黑体"/>
+          <w:spacing w:val="-7"/>
+          <w:sz w:val="27"/>
+          <w:szCs w:val="27"/>
+        </w:rPr>
+        <w:t xml:space="preserve"> </w:t>
+      </w:r>
+      <w:r>
+        <w:rPr>
+          <w:rFonts w:ascii="Arial" w:hAnsi="Arial" w:eastAsia="Arial" w:cs="Arial"/>
+          <w:b/>
+          <w:bCs/>
+          <w:spacing w:val="-7"/>
+          <w:sz w:val="27"/>
+          <w:szCs w:val="27"/>
+        </w:rPr>
+        <w:t>(Name  of   Laboratory):</w:t>
+      </w:r>
+      <w:r>
+        <w:rPr>
+          <w:rFonts w:ascii="Arial" w:hAnsi="Arial" w:eastAsia="Arial" w:cs="Arial"/>
+          <w:b/>
+          <w:bCs/>
+          <w:spacing w:val="32"/>
+          <w:sz w:val="27"/>
+          <w:szCs w:val="27"/>
+        </w:rPr>
+        <w:t xml:space="preserve"> </w:t>
+      </w:r>
+      <w:r>
+        <w:rPr>
+          <w:rFonts w:ascii="黑体" w:hAnsi="黑体" w:eastAsia="黑体" w:cs="黑体"/>
+          <w:spacing w:val="-8"/>
+          <w:sz w:val="27"/>
+          <w:szCs w:val="27"/>
+          <w:u w:val="single" w:color="auto"/>
+        </w:rPr>
+        <w:t xml:space="preserve">    </w:t>
+      </w:r>
+      <w:r>
+        <w:rPr>
+          <w:rFonts w:hint="eastAsia" w:ascii="黑体" w:hAnsi="黑体" w:eastAsia="黑体" w:cs="黑体"/>
+          <w:spacing w:val="-8"/>
+          <w:sz w:val="27"/>
+          <w:szCs w:val="27"/>
+          <w:u w:val="single" w:color="auto"/>
+        </w:rPr>
+        <w:t>乐透思污水处理实验室</w:t>
+      </w:r>
+      <w:r>
+        <w:rPr>
+          <w:rFonts w:hint="eastAsia" w:ascii="黑体" w:hAnsi="黑体" w:eastAsia="黑体" w:cs="黑体"/>
+          <w:spacing w:val="-8"/>
+          <w:sz w:val="27"/>
+          <w:szCs w:val="27"/>
+          <w:u w:val="single" w:color="auto"/>
+          <w:lang w:val="en-US" w:eastAsia="zh-CN"/>
+        </w:rPr>
+        <w:t xml:space="preserve">           </w:t>
+      </w:r>
+      <w:r>
+        <w:rPr>
+          <w:rFonts w:ascii="黑体" w:hAnsi="黑体" w:eastAsia="黑体" w:cs="黑体"/>
+          <w:spacing w:val="-8"/>
+          <w:sz w:val="27"/>
+          <w:szCs w:val="27"/>
+          <w:u w:val="single" w:color="auto"/>
+        </w:rPr>
+        <w:t xml:space="preserve">  </w:t>
       </w:r>
     </w:p>
     <w:p>
@@ -199,7 +430,265 @@
         </w:rPr>
       </w:pPr>
       <w:r>
-        <w:t>实 验 室 类 别 ： □全国重点实验室□地方(省级)实验室 □ 地方(地市级)实验室 申报人专业领域 (Area  of  Expertise):</w:t>
+        <w:rPr>
+          <w:rFonts w:ascii="黑体" w:hAnsi="黑体" w:eastAsia="黑体" w:cs="黑体"/>
+          <w:b/>
+          <w:bCs/>
+          <w:spacing w:val="15"/>
+          <w:sz w:val="22"/>
+          <w:szCs w:val="22"/>
+        </w:rPr>
+        <w:t>实</w:t>
+      </w:r>
+      <w:r>
+        <w:rPr>
+          <w:rFonts w:ascii="黑体" w:hAnsi="黑体" w:eastAsia="黑体" w:cs="黑体"/>
+          <w:spacing w:val="-36"/>
+          <w:sz w:val="22"/>
+          <w:szCs w:val="22"/>
+        </w:rPr>
+        <w:t xml:space="preserve"> </w:t>
+      </w:r>
+      <w:r>
+        <w:rPr>
+          <w:rFonts w:ascii="黑体" w:hAnsi="黑体" w:eastAsia="黑体" w:cs="黑体"/>
+          <w:b/>
+          <w:bCs/>
+          <w:spacing w:val="15"/>
+          <w:sz w:val="22"/>
+          <w:szCs w:val="22"/>
+        </w:rPr>
+        <w:t>验</w:t>
+      </w:r>
+      <w:r>
+        <w:rPr>
+          <w:rFonts w:ascii="黑体" w:hAnsi="黑体" w:eastAsia="黑体" w:cs="黑体"/>
+          <w:spacing w:val="-35"/>
+          <w:sz w:val="22"/>
+          <w:szCs w:val="22"/>
+        </w:rPr>
+        <w:t xml:space="preserve"> </w:t>
+      </w:r>
+      <w:r>
+        <w:rPr>
+          <w:rFonts w:ascii="黑体" w:hAnsi="黑体" w:eastAsia="黑体" w:cs="黑体"/>
+          <w:b/>
+          <w:bCs/>
+          <w:spacing w:val="15"/>
+          <w:sz w:val="22"/>
+          <w:szCs w:val="22"/>
+        </w:rPr>
+        <w:t>室</w:t>
+      </w:r>
+      <w:r>
+        <w:rPr>
+          <w:rFonts w:ascii="黑体" w:hAnsi="黑体" w:eastAsia="黑体" w:cs="黑体"/>
+          <w:spacing w:val="-32"/>
+          <w:sz w:val="22"/>
+          <w:szCs w:val="22"/>
+        </w:rPr>
+        <w:t xml:space="preserve"> </w:t>
+      </w:r>
+      <w:r>
+        <w:rPr>
+          <w:rFonts w:ascii="黑体" w:hAnsi="黑体" w:eastAsia="黑体" w:cs="黑体"/>
+          <w:b/>
+          <w:bCs/>
+          <w:spacing w:val="15"/>
+          <w:sz w:val="22"/>
+          <w:szCs w:val="22"/>
+        </w:rPr>
+        <w:t>类</w:t>
+      </w:r>
+      <w:r>
+        <w:rPr>
+          <w:rFonts w:ascii="黑体" w:hAnsi="黑体" w:eastAsia="黑体" w:cs="黑体"/>
+          <w:spacing w:val="-40"/>
+          <w:sz w:val="22"/>
+          <w:szCs w:val="22"/>
+        </w:rPr>
+        <w:t xml:space="preserve"> </w:t>
+      </w:r>
+      <w:r>
+        <w:rPr>
+          <w:rFonts w:ascii="黑体" w:hAnsi="黑体" w:eastAsia="黑体" w:cs="黑体"/>
+          <w:b/>
+          <w:bCs/>
+          <w:spacing w:val="15"/>
+          <w:sz w:val="22"/>
+          <w:szCs w:val="22"/>
+        </w:rPr>
+        <w:t>别</w:t>
+      </w:r>
+      <w:r>
+        <w:rPr>
+          <w:rFonts w:ascii="黑体" w:hAnsi="黑体" w:eastAsia="黑体" w:cs="黑体"/>
+          <w:spacing w:val="-48"/>
+          <w:sz w:val="22"/>
+          <w:szCs w:val="22"/>
+        </w:rPr>
+        <w:t xml:space="preserve"> </w:t>
+      </w:r>
+      <w:r>
+        <w:rPr>
+          <w:rFonts w:ascii="黑体" w:hAnsi="黑体" w:eastAsia="黑体" w:cs="黑体"/>
+          <w:b/>
+          <w:bCs/>
+          <w:spacing w:val="15"/>
+          <w:sz w:val="22"/>
+          <w:szCs w:val="22"/>
+        </w:rPr>
+        <w:t>：</w:t>
+      </w:r>
+      <w:r>
+        <w:rPr>
+          <w:rFonts w:ascii="黑体" w:hAnsi="黑体" w:eastAsia="黑体" w:cs="黑体"/>
+          <w:spacing w:val="-67"/>
+          <w:sz w:val="22"/>
+          <w:szCs w:val="22"/>
+        </w:rPr>
+        <w:t xml:space="preserve"> </w:t>
+      </w:r>
+      <w:r>
+        <w:rPr>
+          <w:rFonts w:ascii="黑体" w:hAnsi="黑体" w:eastAsia="黑体" w:cs="黑体"/>
+          <w:spacing w:val="15"/>
+          <w:sz w:val="22"/>
+          <w:szCs w:val="22"/>
+        </w:rPr>
+        <w:t>□全国重点实验室□地方(省级)实验室</w:t>
+      </w:r>
+      <w:r>
+        <w:rPr>
+          <w:rFonts w:ascii="黑体" w:hAnsi="黑体" w:eastAsia="黑体" w:cs="黑体"/>
+          <w:color w:val="auto"/>
+          <w:spacing w:val="75"/>
+          <w:sz w:val="22"/>
+          <w:szCs w:val="22"/>
+        </w:rPr>
+        <w:t xml:space="preserve"> </w:t>
+      </w:r>
+      <w:r>
+        <w:rPr>
+          <w:rFonts w:hint="eastAsia" w:ascii="MS Gothic" w:hAnsi="MS Gothic" w:eastAsia="宋体" w:cs="MS Gothic"/>
+          <w:color w:val="auto"/>
+          <w:spacing w:val="15"/>
+          <w:sz w:val="22"/>
+          <w:szCs w:val="22"/>
+          <w:lang w:eastAsia="zh-CN"/>
+        </w:rPr>
+        <w:t>☑</w:t>
+      </w:r>
+      <w:r>
+        <w:rPr>
+          <w:rFonts w:ascii="MS Gothic" w:hAnsi="MS Gothic" w:eastAsia="MS Gothic" w:cs="MS Gothic"/>
+          <w:color w:val="auto"/>
+          <w:spacing w:val="15"/>
+          <w:sz w:val="22"/>
+          <w:szCs w:val="22"/>
+        </w:rPr>
+        <w:t xml:space="preserve"> </w:t>
+      </w:r>
+      <w:r>
+        <w:rPr>
+          <w:rFonts w:ascii="黑体" w:hAnsi="黑体" w:eastAsia="黑体" w:cs="黑体"/>
+          <w:color w:val="auto"/>
+          <w:spacing w:val="15"/>
+          <w:sz w:val="22"/>
+          <w:szCs w:val="22"/>
+        </w:rPr>
+        <w:t>地方(地市级)实验室</w:t>
+      </w:r>
+      <w:r>
+        <w:rPr>
+          <w:rFonts w:ascii="黑体" w:hAnsi="黑体" w:eastAsia="黑体" w:cs="黑体"/>
+          <w:color w:val="auto"/>
+          <w:sz w:val="22"/>
+          <w:szCs w:val="22"/>
+        </w:rPr>
+        <w:t xml:space="preserve"> </w:t>
+      </w:r>
+      <w:r>
+        <w:rPr>
+          <w:rFonts w:ascii="黑体" w:hAnsi="黑体" w:eastAsia="黑体" w:cs="黑体"/>
+          <w:b/>
+          <w:bCs/>
+          <w:color w:val="auto"/>
+          <w:spacing w:val="-3"/>
+          <w:sz w:val="27"/>
+          <w:szCs w:val="27"/>
+        </w:rPr>
+        <w:t>申报人专业领域</w:t>
+      </w:r>
+      <w:r>
+        <w:rPr>
+          <w:rFonts w:ascii="黑体" w:hAnsi="黑体" w:eastAsia="黑体" w:cs="黑体"/>
+          <w:color w:val="auto"/>
+          <w:spacing w:val="-3"/>
+          <w:sz w:val="27"/>
+          <w:szCs w:val="27"/>
+        </w:rPr>
+        <w:t xml:space="preserve"> </w:t>
+      </w:r>
+      <w:r>
+        <w:rPr>
+          <w:rFonts w:ascii="Arial" w:hAnsi="Arial" w:eastAsia="Arial" w:cs="Arial"/>
+          <w:b/>
+          <w:bCs/>
+          <w:color w:val="auto"/>
+          <w:spacing w:val="-3"/>
+          <w:sz w:val="27"/>
+          <w:szCs w:val="27"/>
+        </w:rPr>
+        <w:t>(Area</w:t>
+      </w:r>
+      <w:r>
+        <w:rPr>
+          <w:rFonts w:ascii="Arial" w:hAnsi="Arial" w:eastAsia="Arial" w:cs="Arial"/>
+          <w:b/>
+          <w:bCs/>
+          <w:color w:val="auto"/>
+          <w:spacing w:val="31"/>
+          <w:sz w:val="27"/>
+          <w:szCs w:val="27"/>
+        </w:rPr>
+        <w:t xml:space="preserve">  </w:t>
+      </w:r>
+      <w:r>
+        <w:rPr>
+          <w:rFonts w:ascii="Arial" w:hAnsi="Arial" w:eastAsia="Arial" w:cs="Arial"/>
+          <w:b/>
+          <w:bCs/>
+          <w:color w:val="auto"/>
+          <w:spacing w:val="-3"/>
+          <w:sz w:val="27"/>
+          <w:szCs w:val="27"/>
+        </w:rPr>
+        <w:t>of</w:t>
+      </w:r>
+      <w:r>
+        <w:rPr>
+          <w:rFonts w:ascii="Arial" w:hAnsi="Arial" w:eastAsia="Arial" w:cs="Arial"/>
+          <w:b/>
+          <w:bCs/>
+          <w:color w:val="auto"/>
+          <w:spacing w:val="31"/>
+          <w:sz w:val="27"/>
+          <w:szCs w:val="27"/>
+        </w:rPr>
+        <w:t xml:space="preserve">  </w:t>
+      </w:r>
+      <w:r>
+        <w:rPr>
+          <w:rFonts w:ascii="Arial" w:hAnsi="Arial" w:eastAsia="Arial" w:cs="Arial"/>
+          <w:b/>
+          <w:bCs/>
+          <w:color w:val="auto"/>
+          <w:spacing w:val="-3"/>
+          <w:sz w:val="27"/>
+          <w:szCs w:val="27"/>
+        </w:rPr>
+        <w:t>Expertise):</w:t>
       </w:r>
     </w:p>
     <w:p>
@@ -212,7 +701,254 @@
         </w:rPr>
       </w:pPr>
       <w:r>
-        <w:t>□ 数 学 □ 物 理 □ 化 学 □ 环 境 与 地 球 科 学 □ 信息科学</w:t>
+        <w:rPr>
+          <w:color w:val="auto"/>
+          <w:spacing w:val="-15"/>
+        </w:rPr>
+        <w:t>□</w:t>
+      </w:r>
+      <w:r>
+        <w:rPr>
+          <w:color w:val="auto"/>
+          <w:spacing w:val="-31"/>
+        </w:rPr>
+        <w:t xml:space="preserve"> </w:t>
+      </w:r>
+      <w:r>
+        <w:rPr>
+          <w:color w:val="auto"/>
+          <w:spacing w:val="-15"/>
+        </w:rPr>
+        <w:t>数</w:t>
+      </w:r>
+      <w:r>
+        <w:rPr>
+          <w:color w:val="auto"/>
+          <w:spacing w:val="-40"/>
+        </w:rPr>
+        <w:t xml:space="preserve"> </w:t>
+      </w:r>
+      <w:r>
+        <w:rPr>
+          <w:color w:val="auto"/>
+          <w:spacing w:val="-15"/>
+        </w:rPr>
+        <w:t>学 □</w:t>
+      </w:r>
+      <w:r>
+        <w:rPr>
+          <w:color w:val="auto"/>
+          <w:spacing w:val="-45"/>
+        </w:rPr>
+        <w:t xml:space="preserve"> </w:t>
+      </w:r>
+      <w:r>
+        <w:rPr>
+          <w:color w:val="auto"/>
+          <w:spacing w:val="-15"/>
+        </w:rPr>
+        <w:t>物</w:t>
+      </w:r>
+      <w:r>
+        <w:rPr>
+          <w:color w:val="auto"/>
+          <w:spacing w:val="-43"/>
+        </w:rPr>
+        <w:t xml:space="preserve"> </w:t>
+      </w:r>
+      <w:r>
+        <w:rPr>
+          <w:color w:val="auto"/>
+          <w:spacing w:val="-15"/>
+        </w:rPr>
+        <w:t>理</w:t>
+      </w:r>
+      <w:r>
+        <w:rPr>
+          <w:color w:val="auto"/>
+          <w:spacing w:val="-22"/>
+        </w:rPr>
+        <w:t xml:space="preserve"> </w:t>
+      </w:r>
+      <w:r>
+        <w:rPr>
+          <w:color w:val="auto"/>
+          <w:spacing w:val="-15"/>
+        </w:rPr>
+        <w:t>□</w:t>
+      </w:r>
+      <w:r>
+        <w:rPr>
+          <w:color w:val="auto"/>
+          <w:spacing w:val="-44"/>
+        </w:rPr>
+        <w:t xml:space="preserve"> </w:t>
+      </w:r>
+      <w:r>
+        <w:rPr>
+          <w:color w:val="auto"/>
+          <w:spacing w:val="-15"/>
+        </w:rPr>
+        <w:t>化</w:t>
+      </w:r>
+      <w:r>
+        <w:rPr>
+          <w:color w:val="auto"/>
+          <w:spacing w:val="-41"/>
+        </w:rPr>
+        <w:t xml:space="preserve"> </w:t>
+      </w:r>
+      <w:r>
+        <w:rPr>
+          <w:color w:val="auto"/>
+          <w:spacing w:val="-15"/>
+        </w:rPr>
+        <w:t>学</w:t>
+      </w:r>
+      <w:r>
+        <w:rPr>
+          <w:color w:val="auto"/>
+          <w:spacing w:val="-22"/>
+        </w:rPr>
+        <w:t xml:space="preserve"> </w:t>
+      </w:r>
+      <w:r>
+        <w:rPr>
+          <w:rFonts w:hint="eastAsia"/>
+          <w:color w:val="auto"/>
+          <w:spacing w:val="-15"/>
+          <w:lang w:eastAsia="zh-CN"/>
+        </w:rPr>
+        <w:t>☑</w:t>
+      </w:r>
+      <w:r>
+        <w:rPr>
+          <w:color w:val="auto"/>
+          <w:spacing w:val="-45"/>
+        </w:rPr>
+        <w:t xml:space="preserve"> </w:t>
+      </w:r>
+      <w:r>
+        <w:rPr>
+          <w:color w:val="auto"/>
+          <w:spacing w:val="-15"/>
+        </w:rPr>
+        <w:t>环</w:t>
+      </w:r>
+      <w:r>
+        <w:rPr>
+          <w:color w:val="auto"/>
+          <w:spacing w:val="-44"/>
+        </w:rPr>
+        <w:t xml:space="preserve"> </w:t>
+      </w:r>
+      <w:r>
+        <w:rPr>
+          <w:color w:val="auto"/>
+          <w:spacing w:val="-15"/>
+        </w:rPr>
+        <w:t>境</w:t>
+      </w:r>
+      <w:r>
+        <w:rPr>
+          <w:color w:val="auto"/>
+          <w:spacing w:val="-41"/>
+        </w:rPr>
+        <w:t xml:space="preserve"> </w:t>
+      </w:r>
+      <w:r>
+        <w:rPr>
+          <w:color w:val="auto"/>
+          <w:spacing w:val="-15"/>
+        </w:rPr>
+        <w:t>与</w:t>
+      </w:r>
+      <w:r>
+        <w:rPr>
+          <w:color w:val="auto"/>
+          <w:spacing w:val="-45"/>
+        </w:rPr>
+        <w:t xml:space="preserve"> </w:t>
+      </w:r>
+      <w:r>
+        <w:rPr>
+          <w:color w:val="auto"/>
+          <w:spacing w:val="-15"/>
+        </w:rPr>
+        <w:t>地</w:t>
+      </w:r>
+      <w:r>
+        <w:rPr>
+          <w:color w:val="auto"/>
+          <w:spacing w:val="-45"/>
+        </w:rPr>
+        <w:t xml:space="preserve"> </w:t>
+      </w:r>
+      <w:r>
+        <w:rPr>
+          <w:color w:val="auto"/>
+          <w:spacing w:val="-15"/>
+        </w:rPr>
+        <w:t>球</w:t>
+      </w:r>
+      <w:r>
+        <w:rPr>
+          <w:color w:val="auto"/>
+          <w:spacing w:val="-45"/>
+        </w:rPr>
+        <w:t xml:space="preserve"> </w:t>
+      </w:r>
+      <w:r>
+        <w:rPr>
+          <w:color w:val="auto"/>
+          <w:spacing w:val="-15"/>
+        </w:rPr>
+        <w:t>科</w:t>
+      </w:r>
+      <w:r>
+        <w:rPr>
+          <w:color w:val="auto"/>
+          <w:spacing w:val="-40"/>
+        </w:rPr>
+        <w:t xml:space="preserve"> </w:t>
+      </w:r>
+      <w:r>
+        <w:rPr>
+          <w:color w:val="auto"/>
+          <w:spacing w:val="-15"/>
+        </w:rPr>
+        <w:t>学</w:t>
+      </w:r>
+      <w:r>
+        <w:rPr>
+          <w:color w:val="auto"/>
+          <w:spacing w:val="88"/>
+        </w:rPr>
+        <w:t xml:space="preserve"> </w:t>
+      </w:r>
+      <w:r>
+        <w:rPr>
+          <w:rFonts w:hint="eastAsia" w:ascii="MS Gothic" w:hAnsi="MS Gothic" w:cs="MS Gothic"/>
+          <w:color w:val="auto"/>
+          <w:spacing w:val="-15"/>
+          <w:lang w:eastAsia="zh-CN"/>
+        </w:rPr>
+        <w:t>□</w:t>
+      </w:r>
+      <w:r>
+        <w:rPr>
+          <w:rFonts w:ascii="MS Gothic" w:hAnsi="MS Gothic" w:eastAsia="MS Gothic" w:cs="MS Gothic"/>
+          <w:color w:val="auto"/>
+          <w:spacing w:val="30"/>
+        </w:rPr>
+        <w:t xml:space="preserve"> </w:t>
+      </w:r>
+      <w:r>
+        <w:rPr>
+          <w:color w:val="auto"/>
+          <w:spacing w:val="-15"/>
+        </w:rPr>
+        <w:t>信息科学</w:t>
       </w:r>
     </w:p>
     <w:p>
@@ -831,7 +1567,170 @@
         </w:rPr>
       </w:pPr>
       <w:r>
-        <w:t>所 属 前 沿 领 域 ： □集成电路 □ 人工智能□量子信息□先进制造□生命健康</w:t>
+        <w:rPr>
+          <w:b/>
+          <w:bCs/>
+          <w:color w:val="auto"/>
+          <w:spacing w:val="21"/>
+        </w:rPr>
+        <w:t>所</w:t>
+      </w:r>
+      <w:r>
+        <w:rPr>
+          <w:color w:val="auto"/>
+          <w:spacing w:val="-32"/>
+        </w:rPr>
+        <w:t xml:space="preserve"> </w:t>
+      </w:r>
+      <w:r>
+        <w:rPr>
+          <w:b/>
+          <w:bCs/>
+          <w:color w:val="auto"/>
+          <w:spacing w:val="21"/>
+        </w:rPr>
+        <w:t>属</w:t>
+      </w:r>
+      <w:r>
+        <w:rPr>
+          <w:color w:val="auto"/>
+          <w:spacing w:val="-42"/>
+        </w:rPr>
+        <w:t xml:space="preserve"> </w:t>
+      </w:r>
+      <w:r>
+        <w:rPr>
+          <w:b/>
+          <w:bCs/>
+          <w:color w:val="auto"/>
+          <w:spacing w:val="21"/>
+        </w:rPr>
+        <w:t>前</w:t>
+      </w:r>
+      <w:r>
+        <w:rPr>
+          <w:color w:val="auto"/>
+          <w:spacing w:val="-45"/>
+        </w:rPr>
+        <w:t xml:space="preserve"> </w:t>
+      </w:r>
+      <w:r>
+        <w:rPr>
+          <w:b/>
+          <w:bCs/>
+          <w:color w:val="auto"/>
+          <w:spacing w:val="21"/>
+        </w:rPr>
+        <w:t>沿</w:t>
+      </w:r>
+      <w:r>
+        <w:rPr>
+          <w:color w:val="auto"/>
+          <w:spacing w:val="-46"/>
+        </w:rPr>
+        <w:t xml:space="preserve"> </w:t>
+      </w:r>
+      <w:r>
+        <w:rPr>
+          <w:b/>
+          <w:bCs/>
+          <w:color w:val="auto"/>
+          <w:spacing w:val="21"/>
+        </w:rPr>
+        <w:t>领</w:t>
+      </w:r>
+      <w:r>
+        <w:rPr>
+          <w:color w:val="auto"/>
+          <w:spacing w:val="-45"/>
+        </w:rPr>
+        <w:t xml:space="preserve"> </w:t>
+      </w:r>
+      <w:r>
+        <w:rPr>
+          <w:b/>
+          <w:bCs/>
+          <w:color w:val="auto"/>
+          <w:spacing w:val="21"/>
+        </w:rPr>
+        <w:t>域</w:t>
+      </w:r>
+      <w:r>
+        <w:rPr>
+          <w:color w:val="auto"/>
+          <w:spacing w:val="-27"/>
+        </w:rPr>
+        <w:t xml:space="preserve"> </w:t>
+      </w:r>
+      <w:r>
+        <w:rPr>
+          <w:b/>
+          <w:bCs/>
+          <w:color w:val="auto"/>
+          <w:spacing w:val="21"/>
+        </w:rPr>
+        <w:t>：</w:t>
+      </w:r>
+      <w:r>
+        <w:rPr>
+          <w:color w:val="auto"/>
+          <w:spacing w:val="-28"/>
+        </w:rPr>
+        <w:t xml:space="preserve"> </w:t>
+      </w:r>
+      <w:r>
+        <w:rPr>
+          <w:color w:val="auto"/>
+          <w:spacing w:val="21"/>
+        </w:rPr>
+        <w:t>□集成电路</w:t>
+      </w:r>
+      <w:r>
+        <w:rPr>
+          <w:color w:val="auto"/>
+          <w:spacing w:val="62"/>
+        </w:rPr>
+        <w:t xml:space="preserve"> </w:t>
+      </w:r>
+      <w:r>
+        <w:rPr>
+          <w:rFonts w:hint="eastAsia" w:ascii="MS Gothic" w:hAnsi="MS Gothic" w:cs="MS Gothic"/>
+          <w:color w:val="auto"/>
+          <w:spacing w:val="21"/>
+          <w:lang w:eastAsia="zh-CN"/>
+        </w:rPr>
+        <w:t>□</w:t>
+      </w:r>
+      <w:r>
+        <w:rPr>
+          <w:rFonts w:ascii="MS Gothic" w:hAnsi="MS Gothic" w:eastAsia="MS Gothic" w:cs="MS Gothic"/>
+          <w:color w:val="auto"/>
+          <w:spacing w:val="21"/>
+        </w:rPr>
+        <w:t xml:space="preserve"> </w:t>
+      </w:r>
+      <w:r>
+        <w:rPr>
+          <w:color w:val="auto"/>
+          <w:spacing w:val="21"/>
+        </w:rPr>
+        <w:t>人工智能□量子信息□先进制造</w:t>
+      </w:r>
+      <w:r>
+        <w:rPr>
+          <w:rFonts w:hint="eastAsia"/>
+          <w:color w:val="auto"/>
+          <w:spacing w:val="21"/>
+          <w:lang w:eastAsia="zh-CN"/>
+        </w:rPr>
+        <w:t>☑</w:t>
+      </w:r>
+      <w:r>
+        <w:rPr>
+          <w:color w:val="auto"/>
+          <w:spacing w:val="21"/>
+        </w:rPr>
+        <w:t>生命健康</w:t>
       </w:r>
     </w:p>
     <w:p>
@@ -1250,7 +2149,69 @@
         </w:rPr>
       </w:pPr>
       <w:r>
-        <w:t>联 系 人 (Contact      Person):</w:t>
+        <w:rPr>
+          <w:rFonts w:ascii="黑体" w:hAnsi="黑体" w:eastAsia="黑体" w:cs="黑体"/>
+          <w:spacing w:val="-5"/>
+          <w:sz w:val="27"/>
+          <w:szCs w:val="27"/>
+        </w:rPr>
+        <w:t>联 系 人</w:t>
+      </w:r>
+      <w:r>
+        <w:rPr>
+          <w:rFonts w:ascii="黑体" w:hAnsi="黑体" w:eastAsia="黑体" w:cs="黑体"/>
+          <w:spacing w:val="-28"/>
+          <w:sz w:val="27"/>
+          <w:szCs w:val="27"/>
+        </w:rPr>
+        <w:t xml:space="preserve"> </w:t>
+      </w:r>
+      <w:r>
+        <w:rPr>
+          <w:rFonts w:ascii="Arial" w:hAnsi="Arial" w:eastAsia="Arial" w:cs="Arial"/>
+          <w:spacing w:val="-5"/>
+          <w:sz w:val="27"/>
+          <w:szCs w:val="27"/>
+        </w:rPr>
+        <w:t>(Contact      Perso</w:t>
+      </w:r>
+      <w:r>
+        <w:rPr>
+          <w:rFonts w:ascii="Arial" w:hAnsi="Arial" w:eastAsia="Arial" w:cs="Arial"/>
+          <w:spacing w:val="-6"/>
+          <w:sz w:val="27"/>
+          <w:szCs w:val="27"/>
+        </w:rPr>
+        <w:t>n):</w:t>
+      </w:r>
+      <w:r>
+        <w:rPr>
+          <w:rFonts w:ascii="Arial" w:hAnsi="Arial" w:eastAsia="Arial" w:cs="Arial"/>
+          <w:spacing w:val="52"/>
+          <w:sz w:val="27"/>
+          <w:szCs w:val="27"/>
+        </w:rPr>
+        <w:t xml:space="preserve"> </w:t>
+      </w:r>
+      <w:r>
+        <w:rPr>
+          <w:rFonts w:hint="eastAsia" w:ascii="黑体" w:hAnsi="黑体" w:eastAsia="黑体" w:cs="黑体"/>
+          <w:spacing w:val="-6"/>
+          <w:sz w:val="27"/>
+          <w:szCs w:val="27"/>
+          <w:u w:val="single" w:color="auto"/>
+          <w:lang w:val="en-US" w:eastAsia="zh-CN"/>
+        </w:rPr>
+        <w:t xml:space="preserve">           </w:t>
+      </w:r>
+      <w:r>
+        <w:rPr>
+          <w:rFonts w:ascii="黑体" w:hAnsi="黑体" w:eastAsia="黑体" w:cs="黑体"/>
+          <w:sz w:val="27"/>
+          <w:szCs w:val="27"/>
+          <w:u w:val="single" w:color="auto"/>
+        </w:rPr>
+        <w:t xml:space="preserve">                                          </w:t>
       </w:r>
     </w:p>
     <w:p>
@@ -1273,7 +2234,59 @@
         </w:rPr>
       </w:pPr>
       <w:r>
-        <w:t>联系人电话 (Telephone       Number):</w:t>
+        <w:rPr>
+          <w:rFonts w:ascii="黑体" w:hAnsi="黑体" w:eastAsia="黑体" w:cs="黑体"/>
+          <w:sz w:val="27"/>
+          <w:szCs w:val="27"/>
+        </w:rPr>
+        <w:t>联系人电话</w:t>
+      </w:r>
+      <w:r>
+        <w:rPr>
+          <w:rFonts w:ascii="黑体" w:hAnsi="黑体" w:eastAsia="黑体" w:cs="黑体"/>
+          <w:spacing w:val="-38"/>
+          <w:sz w:val="27"/>
+          <w:szCs w:val="27"/>
+        </w:rPr>
+        <w:t xml:space="preserve"> </w:t>
+      </w:r>
+      <w:r>
+        <w:rPr>
+          <w:rFonts w:ascii="Arial" w:hAnsi="Arial" w:eastAsia="Arial" w:cs="Arial"/>
+          <w:sz w:val="27"/>
+          <w:szCs w:val="27"/>
+        </w:rPr>
+        <w:t>(Telephone       Number</w:t>
+      </w:r>
+      <w:r>
+        <w:rPr>
+          <w:rFonts w:ascii="Arial" w:hAnsi="Arial" w:eastAsia="Arial" w:cs="Arial"/>
+          <w:spacing w:val="-1"/>
+          <w:sz w:val="27"/>
+          <w:szCs w:val="27"/>
+        </w:rPr>
+        <w:t>):</w:t>
+      </w:r>
+      <w:r>
+        <w:rPr>
+          <w:rFonts w:hint="eastAsia" w:eastAsia="宋体" w:cs="Arial"/>
+          <w:spacing w:val="-1"/>
+          <w:sz w:val="27"/>
+          <w:szCs w:val="27"/>
+          <w:u w:val="single" w:color="auto"/>
+          <w:lang w:val="en-US" w:eastAsia="zh-CN"/>
+        </w:rPr>
+        <w:t xml:space="preserve">                            </w:t>
+      </w:r>
+      <w:r>
+        <w:rPr>
+          <w:rFonts w:ascii="Arial" w:hAnsi="Arial" w:eastAsia="Arial" w:cs="Arial"/>
+          <w:spacing w:val="-1"/>
+          <w:sz w:val="27"/>
+          <w:szCs w:val="27"/>
+          <w:u w:val="single" w:color="auto"/>
+        </w:rPr>
+        <w:t xml:space="preserve">                                                          </w:t>
       </w:r>
     </w:p>
     <w:p>
@@ -1341,7 +2354,158 @@
         </w:rPr>
       </w:pPr>
       <w:r>
-        <w:t>填表日期 (Date)          年    月       日      年   月   日</w:t>
+        <w:rPr>
+          <w:b/>
+          <w:bCs/>
+          <w:spacing w:val="-8"/>
+          <w:sz w:val="27"/>
+          <w:szCs w:val="27"/>
+        </w:rPr>
+        <w:t>填表日期</w:t>
+      </w:r>
+      <w:r>
+        <w:rPr>
+          <w:spacing w:val="-8"/>
+          <w:sz w:val="27"/>
+          <w:szCs w:val="27"/>
+        </w:rPr>
+        <w:t xml:space="preserve"> </w:t>
+      </w:r>
+      <w:r>
+        <w:rPr>
+          <w:b/>
+          <w:bCs/>
+          <w:spacing w:val="-8"/>
+          <w:sz w:val="27"/>
+          <w:szCs w:val="27"/>
+        </w:rPr>
+        <w:t>(Date)</w:t>
+      </w:r>
+      <w:r>
+        <w:rPr>
+          <w:spacing w:val="32"/>
+          <w:sz w:val="27"/>
+          <w:szCs w:val="27"/>
+        </w:rPr>
+        <w:t xml:space="preserve">  </w:t>
+      </w:r>
+      <w:r>
+        <w:rPr>
+          <w:spacing w:val="-121"/>
+          <w:sz w:val="27"/>
+          <w:szCs w:val="27"/>
+          <w:u w:val="single" w:color="auto"/>
+        </w:rPr>
+        <w:t xml:space="preserve"> </w:t>
+      </w:r>
+      <w:r>
+        <w:rPr>
+          <w:rFonts w:hint="eastAsia"/>
+          <w:spacing w:val="-8"/>
+          <w:sz w:val="27"/>
+          <w:szCs w:val="27"/>
+          <w:u w:val="single" w:color="auto"/>
+          <w:lang w:val="en-US" w:eastAsia="zh-CN"/>
+        </w:rPr>
+        <w:t xml:space="preserve">      </w:t>
+      </w:r>
+      <w:r>
+        <w:rPr>
+          <w:spacing w:val="-32"/>
+          <w:sz w:val="27"/>
+          <w:szCs w:val="27"/>
+          <w:u w:val="single" w:color="auto"/>
+        </w:rPr>
+        <w:t xml:space="preserve"> </w:t>
+      </w:r>
+      <w:r>
+        <w:rPr>
+          <w:spacing w:val="-8"/>
+          <w:sz w:val="27"/>
+          <w:szCs w:val="27"/>
+        </w:rPr>
+        <w:t>年</w:t>
+      </w:r>
+      <w:r>
+        <w:rPr>
+          <w:spacing w:val="-8"/>
+          <w:sz w:val="27"/>
+          <w:szCs w:val="27"/>
+          <w:u w:val="single"/>
+        </w:rPr>
+        <w:t xml:space="preserve"> </w:t>
+      </w:r>
+      <w:r>
+        <w:rPr>
+          <w:rFonts w:hint="eastAsia"/>
+          <w:spacing w:val="-8"/>
+          <w:sz w:val="27"/>
+          <w:szCs w:val="27"/>
+          <w:u w:val="single"/>
+          <w:lang w:val="en-US" w:eastAsia="zh-CN"/>
+        </w:rPr>
+        <w:t xml:space="preserve">  </w:t>
+      </w:r>
+      <w:r>
+        <w:rPr>
+          <w:spacing w:val="-8"/>
+          <w:sz w:val="27"/>
+          <w:szCs w:val="27"/>
+          <w:u w:val="single"/>
+        </w:rPr>
+        <w:t xml:space="preserve"> </w:t>
+      </w:r>
+      <w:r>
+        <w:rPr>
+          <w:spacing w:val="-8"/>
+          <w:sz w:val="27"/>
+          <w:szCs w:val="27"/>
+        </w:rPr>
+        <w:t>月</w:t>
+      </w:r>
+      <w:r>
+        <w:rPr>
+          <w:spacing w:val="-113"/>
+          <w:sz w:val="27"/>
+          <w:szCs w:val="27"/>
+        </w:rPr>
+        <w:t xml:space="preserve"> </w:t>
+      </w:r>
+      <w:r>
+        <w:rPr>
+          <w:spacing w:val="-121"/>
+          <w:sz w:val="27"/>
+          <w:szCs w:val="27"/>
+          <w:u w:val="single" w:color="auto"/>
+        </w:rPr>
+        <w:t xml:space="preserve"> </w:t>
+      </w:r>
+      <w:r>
+        <w:rPr>
+          <w:rFonts w:hint="eastAsia"/>
+          <w:spacing w:val="-8"/>
+          <w:sz w:val="27"/>
+          <w:szCs w:val="27"/>
+          <w:u w:val="single" w:color="auto"/>
+          <w:lang w:val="en-US" w:eastAsia="zh-CN"/>
+        </w:rPr>
+        <w:t xml:space="preserve">    </w:t>
+      </w:r>
+      <w:r>
+        <w:rPr>
+          <w:spacing w:val="-52"/>
+          <w:sz w:val="27"/>
+          <w:szCs w:val="27"/>
+        </w:rPr>
+        <w:t xml:space="preserve"> </w:t>
+      </w:r>
+      <w:r>
+        <w:rPr>
+          <w:spacing w:val="-8"/>
+          <w:sz w:val="27"/>
+          <w:szCs w:val="27"/>
+        </w:rPr>
+        <w:t>日</w:t>
       </w:r>
     </w:p>
     <w:p>
@@ -1595,7 +2759,6 @@
                 <w:sz w:val="21"/>
               </w:rPr>
             </w:pPr>
-            <w:r/>
           </w:p>
           <w:p>
             <w:pPr>
@@ -1607,7 +2770,19 @@
                 <w:lang w:val="en-US" w:eastAsia="zh-CN"/>
               </w:rPr>
             </w:pPr>
-            <w:r/>
+            <w:r>
+              <w:rPr>
+                <w:rFonts w:hint="eastAsia"/>
+              </w:rPr>
+              <w:t>MARIO</w:t>
+            </w:r>
+            <w:r>
+              <w:rPr>
+                <w:rFonts w:hint="eastAsia"/>
+                <w:lang w:val="en-US" w:eastAsia="zh-CN"/>
+              </w:rPr>
+              <w:t xml:space="preserve"> RODRIGUES PERES</w:t>
+            </w:r>
           </w:p>
         </w:tc>
         <w:tc>
@@ -1815,7 +2990,6 @@
                 <w:sz w:val="21"/>
               </w:rPr>
             </w:pPr>
-            <w:r/>
           </w:p>
           <w:p>
             <w:pPr>
@@ -1825,7 +2999,6 @@
                 <w:sz w:val="21"/>
               </w:rPr>
             </w:pPr>
-            <w:r/>
           </w:p>
           <w:p>
             <w:pPr>
@@ -1833,7 +3006,25 @@
               <w:spacing w:before="82" w:line="219" w:lineRule="auto"/>
               <w:ind w:left="193"/>
             </w:pPr>
-            <w:r/>
+            <w:r>
+              <w:rPr>
+                <w:rFonts w:hint="eastAsia"/>
+              </w:rPr>
+              <w:t>马里奥</w:t>
+            </w:r>
+            <w:r>
+              <w:rPr>
+                <w:rFonts w:hint="eastAsia"/>
+                <w:lang w:val="en-US" w:eastAsia="zh-CN"/>
+              </w:rPr>
+              <w:t>·</w:t>
+            </w:r>
+            <w:r>
+              <w:rPr>
+                <w:rFonts w:hint="eastAsia"/>
+              </w:rPr>
+              <w:t>罗德里格斯·佩雷斯</w:t>
+            </w:r>
           </w:p>
         </w:tc>
         <w:tc>
@@ -1956,7 +3147,6 @@
                 <w:sz w:val="21"/>
               </w:rPr>
             </w:pPr>
-            <w:r/>
           </w:p>
           <w:p>
             <w:pPr>
@@ -1966,7 +3156,6 @@
                 <w:sz w:val="21"/>
               </w:rPr>
             </w:pPr>
-            <w:r/>
           </w:p>
           <w:p>
             <w:pPr>
@@ -1976,7 +3165,6 @@
                 <w:sz w:val="21"/>
               </w:rPr>
             </w:pPr>
-            <w:r/>
           </w:p>
           <w:p>
             <w:pPr>
@@ -1986,7 +3174,6 @@
                 <w:sz w:val="21"/>
               </w:rPr>
             </w:pPr>
-            <w:r/>
           </w:p>
           <w:p>
             <w:pPr>
@@ -1996,7 +3183,6 @@
                 <w:sz w:val="21"/>
               </w:rPr>
             </w:pPr>
-            <w:r/>
           </w:p>
           <w:p>
             <w:pPr>
@@ -2008,7 +3194,13 @@
                 <w:lang w:val="en-US" w:eastAsia="zh-CN"/>
               </w:rPr>
             </w:pPr>
-            <w:r/>
+            <w:r>
+              <w:rPr>
+                <w:rFonts w:hint="eastAsia"/>
+                <w:lang w:val="en-US" w:eastAsia="zh-CN"/>
+              </w:rPr>
+              <w:t>男</w:t>
+            </w:r>
           </w:p>
         </w:tc>
         <w:tc>
@@ -2104,7 +3296,6 @@
                 <w:sz w:val="21"/>
               </w:rPr>
             </w:pPr>
-            <w:r/>
           </w:p>
           <w:p>
             <w:pPr>
@@ -2114,7 +3305,6 @@
                 <w:sz w:val="21"/>
               </w:rPr>
             </w:pPr>
-            <w:r/>
           </w:p>
           <w:p>
             <w:pPr>
@@ -2124,7 +3314,6 @@
                 <w:sz w:val="21"/>
               </w:rPr>
             </w:pPr>
-            <w:r/>
           </w:p>
           <w:p>
             <w:pPr>
@@ -2134,7 +3323,6 @@
                 <w:sz w:val="21"/>
               </w:rPr>
             </w:pPr>
-            <w:r/>
           </w:p>
           <w:p>
             <w:pPr>
@@ -2144,7 +3332,6 @@
                 <w:sz w:val="21"/>
               </w:rPr>
             </w:pPr>
-            <w:r/>
           </w:p>
           <w:p>
             <w:pPr>
@@ -2152,7 +3339,12 @@
               <w:spacing w:before="82"/>
               <w:ind w:left="322"/>
             </w:pPr>
-            <w:r/>
+            <w:r>
+              <w:rPr>
+                <w:rFonts w:hint="eastAsia"/>
+              </w:rPr>
+              <w:t>1979-08-21</w:t>
+            </w:r>
           </w:p>
         </w:tc>
         <w:tc>
@@ -2278,7 +3470,6 @@
                 <w:sz w:val="21"/>
               </w:rPr>
             </w:pPr>
-            <w:r/>
           </w:p>
           <w:p>
             <w:pPr>
@@ -2288,7 +3479,6 @@
                 <w:sz w:val="21"/>
               </w:rPr>
             </w:pPr>
-            <w:r/>
           </w:p>
           <w:p>
             <w:pPr>
@@ -2298,7 +3488,6 @@
                 <w:sz w:val="21"/>
               </w:rPr>
             </w:pPr>
-            <w:r/>
           </w:p>
           <w:p>
             <w:pPr>
@@ -2308,7 +3497,6 @@
                 <w:sz w:val="21"/>
               </w:rPr>
             </w:pPr>
-            <w:r/>
           </w:p>
           <w:p>
             <w:pPr>
@@ -2318,7 +3506,6 @@
                 <w:sz w:val="21"/>
               </w:rPr>
             </w:pPr>
-            <w:r/>
           </w:p>
           <w:p>
             <w:pPr>
@@ -2330,7 +3517,13 @@
                 <w:lang w:val="en-US" w:eastAsia="zh-CN"/>
               </w:rPr>
             </w:pPr>
-            <w:r/>
+            <w:r>
+              <w:rPr>
+                <w:rFonts w:hint="eastAsia"/>
+                <w:lang w:val="en-US" w:eastAsia="zh-CN"/>
+              </w:rPr>
+              <w:t>葡萄牙</w:t>
+            </w:r>
           </w:p>
         </w:tc>
       </w:tr>
@@ -2430,9 +3623,10 @@
               <w:ind w:left="61"/>
             </w:pPr>
             <w:r>
+              <w:rPr>
+                <w:spacing w:val="2"/>
+              </w:rPr>
               <w:t>□中国籍</w:t>
-              <w:br/>
-              <w:t>Chinese Nationality</w:t>
             </w:r>
           </w:p>
           <w:p>
@@ -2441,7 +3635,24 @@
               <w:spacing w:before="129" w:line="215" w:lineRule="auto"/>
               <w:ind w:left="61"/>
             </w:pPr>
-            <w:r/>
+            <w:r>
+              <w:rPr>
+                <w:spacing w:val="-1"/>
+              </w:rPr>
+              <w:t>Chinese</w:t>
+            </w:r>
+            <w:r>
+              <w:rPr>
+                <w:spacing w:val="30"/>
+              </w:rPr>
+              <w:t xml:space="preserve"> </w:t>
+            </w:r>
+            <w:r>
+              <w:rPr>
+                <w:spacing w:val="-1"/>
+              </w:rPr>
+              <w:t>Nationality</w:t>
+            </w:r>
           </w:p>
         </w:tc>
         <w:tc>
@@ -2511,9 +3722,19 @@
               <w:ind w:left="61"/>
             </w:pPr>
             <w:r>
-              <w:t>□外籍</w:t>
-              <w:br/>
-              <w:t>Foreign Nationality</w:t>
+              <w:rPr>
+                <w:rFonts w:hint="eastAsia" w:ascii="MS Gothic" w:hAnsi="MS Gothic" w:cs="MS Gothic"/>
+                <w:color w:val="002060"/>
+                <w:spacing w:val="3"/>
+                <w:lang w:eastAsia="zh-CN"/>
+              </w:rPr>
+              <w:t>☑</w:t>
+            </w:r>
+            <w:r>
+              <w:rPr>
+                <w:spacing w:val="3"/>
+              </w:rPr>
+              <w:t>外籍</w:t>
             </w:r>
           </w:p>
           <w:p>
@@ -2522,7 +3743,12 @@
               <w:spacing w:before="106" w:line="214" w:lineRule="auto"/>
               <w:ind w:left="61"/>
             </w:pPr>
-            <w:r/>
+            <w:r>
+              <w:rPr>
+                <w:spacing w:val="-1"/>
+              </w:rPr>
+              <w:t>Foreign Nationality</w:t>
+            </w:r>
           </w:p>
         </w:tc>
         <w:tc>
@@ -2539,7 +3765,6 @@
                 <w:sz w:val="21"/>
               </w:rPr>
             </w:pPr>
-            <w:r/>
           </w:p>
           <w:p>
             <w:pPr>
@@ -2551,7 +3776,13 @@
                 <w:lang w:val="en-US" w:eastAsia="zh-CN"/>
               </w:rPr>
             </w:pPr>
-            <w:r/>
+            <w:r>
+              <w:rPr>
+                <w:rFonts w:hint="eastAsia"/>
+                <w:lang w:val="en-US" w:eastAsia="zh-CN"/>
+              </w:rPr>
+              <w:t>葡萄牙</w:t>
+            </w:r>
           </w:p>
         </w:tc>
         <w:tc>
@@ -2567,7 +3798,37 @@
               <w:ind w:left="61" w:right="98" w:firstLine="60"/>
             </w:pPr>
             <w:r>
-              <w:t>□非华裔Non-Ethnic Chinese</w:t>
+              <w:rPr>
+                <w:rFonts w:hint="eastAsia" w:ascii="MS Gothic" w:hAnsi="MS Gothic" w:cs="MS Gothic"/>
+                <w:color w:val="1070C0"/>
+                <w:spacing w:val="3"/>
+                <w:lang w:eastAsia="zh-CN"/>
+              </w:rPr>
+              <w:t>□</w:t>
+            </w:r>
+            <w:r>
+              <w:rPr>
+                <w:spacing w:val="3"/>
+              </w:rPr>
+              <w:t>非华裔</w:t>
+            </w:r>
+            <w:r>
+              <w:t>Non</w:t>
+            </w:r>
+            <w:r>
+              <w:rPr>
+                <w:spacing w:val="3"/>
+              </w:rPr>
+              <w:t>-</w:t>
+            </w:r>
+            <w:r>
+              <w:t xml:space="preserve">Ethnic </w:t>
+            </w:r>
+            <w:r>
+              <w:rPr>
+                <w:spacing w:val="-1"/>
+              </w:rPr>
+              <w:t>Chinese</w:t>
             </w:r>
           </w:p>
         </w:tc>
@@ -2851,7 +4112,31 @@
               <w:ind w:left="101" w:right="70"/>
             </w:pPr>
             <w:r>
-              <w:t>□香港身份证Hong Kong Permanent Identity Card</w:t>
+              <w:rPr>
+                <w:spacing w:val="-1"/>
+              </w:rPr>
+              <w:t>□香港身份证Hong Kong Permanent</w:t>
+            </w:r>
+            <w:r>
+              <w:rPr>
+                <w:spacing w:val="40"/>
+              </w:rPr>
+              <w:t xml:space="preserve"> </w:t>
+            </w:r>
+            <w:r>
+              <w:rPr>
+                <w:spacing w:val="-1"/>
+              </w:rPr>
+              <w:t>Identity</w:t>
+            </w:r>
+            <w:r>
+              <w:t xml:space="preserve"> </w:t>
+            </w:r>
+            <w:r>
+              <w:rPr>
+                <w:spacing w:val="-2"/>
+              </w:rPr>
+              <w:t>Card</w:t>
             </w:r>
           </w:p>
         </w:tc>
@@ -2943,7 +4228,16 @@
               <w:jc w:val="right"/>
             </w:pPr>
             <w:r>
-              <w:t>□澳门身份证Macao Permanent Identity Card</w:t>
+              <w:rPr>
+                <w:spacing w:val="-1"/>
+              </w:rPr>
+              <w:t>□澳门身份证Macao Permanent I</w:t>
+            </w:r>
+            <w:r>
+              <w:rPr>
+                <w:spacing w:val="-2"/>
+              </w:rPr>
+              <w:t>dentity Card</w:t>
             </w:r>
           </w:p>
         </w:tc>
@@ -3035,7 +4329,25 @@
               <w:ind w:left="101"/>
             </w:pPr>
             <w:r>
-              <w:t>□台胞证Mainland Travel Permit for Taiwan Residents</w:t>
+              <w:rPr>
+                <w:spacing w:val="-1"/>
+              </w:rPr>
+              <w:t xml:space="preserve">□台胞证Mainland Travel Permit </w:t>
+            </w:r>
+            <w:r>
+              <w:rPr>
+                <w:spacing w:val="-2"/>
+              </w:rPr>
+              <w:t>for Taiwan</w:t>
+            </w:r>
+            <w:r>
+              <w:t xml:space="preserve"> </w:t>
+            </w:r>
+            <w:r>
+              <w:rPr>
+                <w:spacing w:val="-1"/>
+              </w:rPr>
+              <w:t>Residents</w:t>
             </w:r>
           </w:p>
         </w:tc>
@@ -3126,7 +4438,22 @@
               <w:ind w:left="101"/>
             </w:pPr>
             <w:r>
-              <w:t>□护照Passport</w:t>
+              <w:rPr>
+                <w:rFonts w:hint="eastAsia" w:ascii="MS Gothic" w:hAnsi="MS Gothic" w:cs="MS Gothic"/>
+                <w:color w:val="1070E0"/>
+                <w:spacing w:val="6"/>
+                <w:lang w:eastAsia="zh-CN"/>
+              </w:rPr>
+              <w:t>☑</w:t>
+            </w:r>
+            <w:r>
+              <w:rPr>
+                <w:spacing w:val="6"/>
+              </w:rPr>
+              <w:t>护照</w:t>
+            </w:r>
+            <w:r>
+              <w:t>Passport</w:t>
             </w:r>
           </w:p>
         </w:tc>
@@ -3161,7 +4488,12 @@
               <w:spacing w:before="264" w:line="183" w:lineRule="auto"/>
               <w:ind w:left="741"/>
             </w:pPr>
-            <w:r/>
+            <w:r>
+              <w:rPr>
+                <w:rFonts w:hint="eastAsia"/>
+              </w:rPr>
+              <w:t>CB888575</w:t>
+            </w:r>
           </w:p>
         </w:tc>
       </w:tr>
@@ -3975,7 +5307,14 @@
                 <w:szCs w:val="27"/>
               </w:rPr>
             </w:pPr>
-            <w:r/>
+            <w:r>
+              <w:rPr>
+                <w:rFonts w:hint="eastAsia"/>
+                <w:sz w:val="27"/>
+                <w:szCs w:val="27"/>
+              </w:rPr>
+              <w:t>pmenon@gmail.com</w:t>
+            </w:r>
           </w:p>
         </w:tc>
       </w:tr>
@@ -4193,7 +5532,35 @@
                 <w:lang w:val="en-US" w:eastAsia="zh-CN"/>
               </w:rPr>
             </w:pPr>
-            <w:r/>
+            <w:r>
+              <w:rPr>
+                <w:rFonts w:hint="eastAsia"/>
+                <w:color w:val="auto"/>
+                <w:sz w:val="27"/>
+                <w:szCs w:val="27"/>
+              </w:rPr>
+              <w:t>University of Brighton</w:t>
+            </w:r>
+            <w:r>
+              <w:rPr>
+                <w:rFonts w:hint="eastAsia"/>
+                <w:color w:val="auto"/>
+                <w:sz w:val="27"/>
+                <w:szCs w:val="27"/>
+                <w:lang w:eastAsia="zh-CN"/>
+              </w:rPr>
+              <w:t>， Water Science，</w:t>
+            </w:r>
+            <w:r>
+              <w:rPr>
+                <w:rFonts w:hint="eastAsia"/>
+                <w:color w:val="auto"/>
+                <w:sz w:val="27"/>
+                <w:szCs w:val="27"/>
+                <w:lang w:val="en-US" w:eastAsia="zh-CN"/>
+              </w:rPr>
+              <w:t>PhD</w:t>
+            </w:r>
           </w:p>
         </w:tc>
       </w:tr>
@@ -4304,7 +5671,35 @@
                 <w:lang w:val="en-US" w:eastAsia="zh-CN"/>
               </w:rPr>
             </w:pPr>
-            <w:r/>
+            <w:r>
+              <w:rPr>
+                <w:rFonts w:hint="eastAsia"/>
+                <w:color w:val="auto"/>
+                <w:sz w:val="27"/>
+                <w:szCs w:val="27"/>
+              </w:rPr>
+              <w:t>布莱顿大学</w:t>
+            </w:r>
+            <w:r>
+              <w:rPr>
+                <w:rFonts w:hint="eastAsia"/>
+                <w:color w:val="auto"/>
+                <w:sz w:val="27"/>
+                <w:szCs w:val="27"/>
+                <w:lang w:eastAsia="zh-CN"/>
+              </w:rPr>
+              <w:t>，水科学，</w:t>
+            </w:r>
+            <w:r>
+              <w:rPr>
+                <w:rFonts w:hint="eastAsia"/>
+                <w:color w:val="auto"/>
+                <w:sz w:val="27"/>
+                <w:szCs w:val="27"/>
+                <w:lang w:val="en-US" w:eastAsia="zh-CN"/>
+              </w:rPr>
+              <w:t>博士</w:t>
+            </w:r>
           </w:p>
         </w:tc>
       </w:tr>
@@ -4540,7 +5935,25 @@
                 <w:lang w:eastAsia="zh-CN"/>
               </w:rPr>
             </w:pPr>
-            <w:r/>
+            <w:r>
+              <w:rPr>
+                <w:rFonts w:hint="eastAsia"/>
+                <w:color w:val="auto"/>
+                <w:sz w:val="27"/>
+                <w:szCs w:val="27"/>
+              </w:rPr>
+              <w:t>University of Brighton</w:t>
+            </w:r>
+            <w:r>
+              <w:rPr>
+                <w:rFonts w:hint="eastAsia"/>
+                <w:color w:val="auto"/>
+                <w:sz w:val="27"/>
+                <w:szCs w:val="27"/>
+                <w:lang w:eastAsia="zh-CN"/>
+              </w:rPr>
+              <w:t>，Associate Professor</w:t>
+            </w:r>
           </w:p>
         </w:tc>
       </w:tr>
@@ -4651,7 +6064,25 @@
                 <w:lang w:eastAsia="zh-CN"/>
               </w:rPr>
             </w:pPr>
-            <w:r/>
+            <w:r>
+              <w:rPr>
+                <w:rFonts w:hint="eastAsia"/>
+                <w:color w:val="auto"/>
+                <w:sz w:val="27"/>
+                <w:szCs w:val="27"/>
+              </w:rPr>
+              <w:t>布莱顿大学</w:t>
+            </w:r>
+            <w:r>
+              <w:rPr>
+                <w:rFonts w:hint="eastAsia"/>
+                <w:color w:val="auto"/>
+                <w:sz w:val="27"/>
+                <w:szCs w:val="27"/>
+                <w:lang w:eastAsia="zh-CN"/>
+              </w:rPr>
+              <w:t>，副教授</w:t>
+            </w:r>
           </w:p>
         </w:tc>
       </w:tr>
@@ -4796,7 +6227,58 @@
               </w:rPr>
             </w:pPr>
             <w:r>
-              <w:t>□教授□副教授口讲师口博士后口企业高 级职务</w:t>
+              <w:rPr>
+                <w:rFonts w:hint="eastAsia" w:ascii="MS Gothic" w:hAnsi="MS Gothic" w:cs="MS Gothic"/>
+                <w:color w:val="auto"/>
+                <w:sz w:val="27"/>
+                <w:szCs w:val="27"/>
+                <w:lang w:eastAsia="zh-CN"/>
+              </w:rPr>
+              <w:t>□</w:t>
+            </w:r>
+            <w:r>
+              <w:rPr>
+                <w:color w:val="auto"/>
+                <w:sz w:val="27"/>
+                <w:szCs w:val="27"/>
+              </w:rPr>
+              <w:t>教授</w:t>
+            </w:r>
+            <w:r>
+              <w:rPr>
+                <w:rFonts w:hint="eastAsia"/>
+                <w:color w:val="auto"/>
+                <w:sz w:val="27"/>
+                <w:szCs w:val="27"/>
+                <w:lang w:eastAsia="zh-CN"/>
+              </w:rPr>
+              <w:t>☑</w:t>
+            </w:r>
+            <w:r>
+              <w:rPr>
+                <w:color w:val="auto"/>
+                <w:sz w:val="27"/>
+                <w:szCs w:val="27"/>
+              </w:rPr>
+              <w:t>副教授口讲师口博士后口企业高</w:t>
+            </w:r>
+            <w:r>
+              <w:rPr>
+                <w:color w:val="auto"/>
+                <w:spacing w:val="10"/>
+                <w:sz w:val="27"/>
+                <w:szCs w:val="27"/>
+              </w:rPr>
+              <w:t xml:space="preserve"> </w:t>
+            </w:r>
+            <w:r>
+              <w:rPr>
+                <w:color w:val="auto"/>
+                <w:spacing w:val="4"/>
+                <w:sz w:val="27"/>
+                <w:szCs w:val="27"/>
+              </w:rPr>
+              <w:t>级职务</w:t>
             </w:r>
           </w:p>
         </w:tc>
@@ -4942,11 +6424,6 @@
                 <w:sz w:val="21"/>
               </w:rPr>
             </w:pPr>
-            <w:r>
-              <w:t>高校□科研机构口企业□其他</w:t>
-              <w:br/>
-              <w:t>□ University □ Research institute □ Enterprise □ Others</w:t>
-            </w:r>
           </w:p>
           <w:p>
             <w:pPr>
@@ -4959,20 +6436,146 @@
                 <w:szCs w:val="27"/>
               </w:rPr>
             </w:pPr>
-            <w:r/>
-          </w:p>
-          <w:p>
-            <w:pPr>
-              <w:pStyle w:val="9"/>
-              <w:spacing w:line="214" w:lineRule="auto"/>
-              <w:jc w:val="right"/>
+            <w:r>
               <w:rPr>
                 <w:color w:val="auto"/>
                 <w:sz w:val="27"/>
                 <w:szCs w:val="27"/>
               </w:rPr>
-            </w:pPr>
-            <w:r/>
+              <w:t>高校</w:t>
+            </w:r>
+            <w:r>
+              <w:rPr>
+                <w:rFonts w:hint="eastAsia"/>
+                <w:color w:val="auto"/>
+                <w:sz w:val="27"/>
+                <w:szCs w:val="27"/>
+                <w:lang w:eastAsia="zh-CN"/>
+              </w:rPr>
+              <w:t>☑</w:t>
+            </w:r>
+            <w:r>
+              <w:rPr>
+                <w:color w:val="auto"/>
+                <w:sz w:val="27"/>
+                <w:szCs w:val="27"/>
+              </w:rPr>
+              <w:t>科研机构口企业□其他</w:t>
+            </w:r>
+          </w:p>
+          <w:p>
+            <w:pPr>
+              <w:pStyle w:val="9"/>
+              <w:spacing w:line="214" w:lineRule="auto"/>
+              <w:jc w:val="right"/>
+              <w:rPr>
+                <w:color w:val="auto"/>
+                <w:sz w:val="27"/>
+                <w:szCs w:val="27"/>
+              </w:rPr>
+            </w:pPr>
+            <w:r>
+              <w:rPr>
+                <w:rFonts w:hint="eastAsia" w:ascii="MS Gothic" w:hAnsi="MS Gothic" w:cs="MS Gothic"/>
+                <w:color w:val="auto"/>
+                <w:spacing w:val="-10"/>
+                <w:sz w:val="27"/>
+                <w:szCs w:val="27"/>
+                <w:lang w:eastAsia="zh-CN"/>
+              </w:rPr>
+              <w:t>☑</w:t>
+            </w:r>
+            <w:r>
+              <w:rPr>
+                <w:rFonts w:ascii="MS Gothic" w:hAnsi="MS Gothic" w:eastAsia="MS Gothic" w:cs="MS Gothic"/>
+                <w:color w:val="auto"/>
+                <w:spacing w:val="-10"/>
+                <w:sz w:val="27"/>
+                <w:szCs w:val="27"/>
+              </w:rPr>
+              <w:t xml:space="preserve"> </w:t>
+            </w:r>
+            <w:r>
+              <w:rPr>
+                <w:color w:val="auto"/>
+                <w:spacing w:val="-10"/>
+                <w:sz w:val="27"/>
+                <w:szCs w:val="27"/>
+              </w:rPr>
+              <w:t>University</w:t>
+            </w:r>
+            <w:r>
+              <w:rPr>
+                <w:color w:val="auto"/>
+                <w:spacing w:val="29"/>
+                <w:sz w:val="27"/>
+                <w:szCs w:val="27"/>
+              </w:rPr>
+              <w:t xml:space="preserve"> </w:t>
+            </w:r>
+            <w:r>
+              <w:rPr>
+                <w:color w:val="auto"/>
+                <w:spacing w:val="-10"/>
+                <w:sz w:val="27"/>
+                <w:szCs w:val="27"/>
+              </w:rPr>
+              <w:t>□ Research institute</w:t>
+            </w:r>
+            <w:r>
+              <w:rPr>
+                <w:color w:val="auto"/>
+                <w:spacing w:val="29"/>
+                <w:sz w:val="27"/>
+                <w:szCs w:val="27"/>
+              </w:rPr>
+              <w:t xml:space="preserve"> </w:t>
+            </w:r>
+            <w:r>
+              <w:rPr>
+                <w:color w:val="auto"/>
+                <w:spacing w:val="-10"/>
+                <w:sz w:val="27"/>
+                <w:szCs w:val="27"/>
+              </w:rPr>
+              <w:t>□ Enterprise</w:t>
+            </w:r>
+            <w:r>
+              <w:rPr>
+                <w:color w:val="auto"/>
+                <w:spacing w:val="29"/>
+                <w:sz w:val="27"/>
+                <w:szCs w:val="27"/>
+              </w:rPr>
+              <w:t xml:space="preserve"> </w:t>
+            </w:r>
+            <w:r>
+              <w:rPr>
+                <w:color w:val="auto"/>
+                <w:spacing w:val="-10"/>
+                <w:sz w:val="27"/>
+                <w:szCs w:val="27"/>
+              </w:rPr>
+              <w:t>□</w:t>
+            </w:r>
+            <w:r>
+              <w:rPr>
+                <w:color w:val="auto"/>
+                <w:spacing w:val="2"/>
+                <w:sz w:val="27"/>
+                <w:szCs w:val="27"/>
+              </w:rPr>
+              <w:t xml:space="preserve"> </w:t>
+            </w:r>
+            <w:r>
+              <w:rPr>
+                <w:color w:val="auto"/>
+                <w:spacing w:val="-11"/>
+                <w:sz w:val="27"/>
+                <w:szCs w:val="27"/>
+              </w:rPr>
+              <w:t>Others</w:t>
+            </w:r>
           </w:p>
         </w:tc>
       </w:tr>
@@ -5090,7 +6693,14 @@
                 <w:lang w:eastAsia="zh-CN"/>
               </w:rPr>
             </w:pPr>
-            <w:r/>
+            <w:r>
+              <w:rPr>
+                <w:rFonts w:hint="eastAsia" w:ascii="Arial"/>
+                <w:sz w:val="21"/>
+                <w:lang w:val="en-US" w:eastAsia="zh-CN"/>
+              </w:rPr>
+              <w:t>葡萄牙</w:t>
+            </w:r>
           </w:p>
         </w:tc>
         <w:tc>
@@ -5204,7 +6814,6 @@
                 <w:sz w:val="21"/>
               </w:rPr>
             </w:pPr>
-            <w:r/>
           </w:p>
           <w:p>
             <w:pPr>
@@ -5214,7 +6823,6 @@
                 <w:sz w:val="21"/>
               </w:rPr>
             </w:pPr>
-            <w:r/>
           </w:p>
           <w:p>
             <w:pPr>
@@ -5224,7 +6832,6 @@
                 <w:sz w:val="21"/>
               </w:rPr>
             </w:pPr>
-            <w:r/>
           </w:p>
           <w:p>
             <w:pPr>
@@ -5236,7 +6843,14 @@
                 <w:szCs w:val="27"/>
               </w:rPr>
             </w:pPr>
-            <w:r/>
+            <w:r>
+              <w:rPr>
+                <w:spacing w:val="8"/>
+                <w:sz w:val="27"/>
+                <w:szCs w:val="27"/>
+              </w:rPr>
+              <w:t>江苏省</w:t>
+            </w:r>
           </w:p>
         </w:tc>
         <w:tc>
@@ -5319,7 +6933,6 @@
                 <w:sz w:val="21"/>
               </w:rPr>
             </w:pPr>
-            <w:r/>
           </w:p>
           <w:p>
             <w:pPr>
@@ -5329,7 +6942,6 @@
                 <w:sz w:val="21"/>
               </w:rPr>
             </w:pPr>
-            <w:r/>
           </w:p>
           <w:p>
             <w:pPr>
@@ -5339,7 +6951,6 @@
                 <w:sz w:val="21"/>
               </w:rPr>
             </w:pPr>
-            <w:r/>
           </w:p>
           <w:p>
             <w:pPr>
@@ -5351,7 +6962,14 @@
                 <w:szCs w:val="27"/>
               </w:rPr>
             </w:pPr>
-            <w:r/>
+            <w:r>
+              <w:rPr>
+                <w:spacing w:val="5"/>
+                <w:sz w:val="27"/>
+                <w:szCs w:val="27"/>
+              </w:rPr>
+              <w:t>南京市</w:t>
+            </w:r>
           </w:p>
         </w:tc>
       </w:tr>
@@ -5542,7 +7160,6 @@
                 <w:sz w:val="21"/>
               </w:rPr>
             </w:pPr>
-            <w:r/>
           </w:p>
           <w:p>
             <w:pPr>
@@ -5552,7 +7169,6 @@
                 <w:sz w:val="21"/>
               </w:rPr>
             </w:pPr>
-            <w:r/>
           </w:p>
           <w:p>
             <w:pPr>
@@ -5562,7 +7178,6 @@
                 <w:sz w:val="21"/>
               </w:rPr>
             </w:pPr>
-            <w:r/>
           </w:p>
           <w:p>
             <w:pPr>
@@ -5576,7 +7191,15 @@
                 <w:lang w:val="en-US" w:eastAsia="zh-CN"/>
               </w:rPr>
             </w:pPr>
-            <w:r/>
+            <w:r>
+              <w:rPr>
+                <w:rFonts w:hint="eastAsia"/>
+                <w:sz w:val="27"/>
+                <w:szCs w:val="27"/>
+                <w:lang w:val="en-US" w:eastAsia="zh-CN"/>
+              </w:rPr>
+              <w:t>技术总监</w:t>
+            </w:r>
           </w:p>
         </w:tc>
       </w:tr>
@@ -5810,7 +7433,15 @@
                 <w:lang w:val="en-US" w:eastAsia="zh-CN"/>
               </w:rPr>
             </w:pPr>
-            <w:r/>
+            <w:r>
+              <w:rPr>
+                <w:rFonts w:hint="eastAsia"/>
+                <w:sz w:val="27"/>
+                <w:szCs w:val="27"/>
+                <w:lang w:val="en-US" w:eastAsia="zh-CN"/>
+              </w:rPr>
+              <w:t>2026.12.01</w:t>
+            </w:r>
           </w:p>
         </w:tc>
       </w:tr>
@@ -6594,7 +8225,18 @@
                 <w:lang w:val="en-US" w:eastAsia="en-US" w:bidi="ar-SA"/>
               </w:rPr>
             </w:pPr>
-            <w:r/>
+            <w:r>
+              <w:rPr>
+                <w:rFonts w:hint="eastAsia" w:ascii="宋体" w:hAnsi="宋体" w:eastAsia="宋体" w:cs="宋体"/>
+                <w:snapToGrid/>
+                <w:color w:val="000000"/>
+                <w:kern w:val="0"/>
+                <w:sz w:val="23"/>
+                <w:szCs w:val="23"/>
+                <w:lang w:val="en-US" w:eastAsia="zh-CN" w:bidi="ar"/>
+              </w:rPr>
+              <w:t>2010-11-2017-12</w:t>
+            </w:r>
           </w:p>
         </w:tc>
         <w:tc>
@@ -6630,7 +8272,18 @@
                 <w:lang w:val="en-US" w:eastAsia="en-US" w:bidi="ar-SA"/>
               </w:rPr>
             </w:pPr>
-            <w:r/>
+            <w:r>
+              <w:rPr>
+                <w:rFonts w:hint="eastAsia" w:ascii="宋体" w:hAnsi="宋体" w:eastAsia="宋体" w:cs="宋体"/>
+                <w:snapToGrid/>
+                <w:color w:val="000000"/>
+                <w:kern w:val="0"/>
+                <w:sz w:val="23"/>
+                <w:szCs w:val="23"/>
+                <w:lang w:val="en-US" w:eastAsia="zh-CN" w:bidi="ar"/>
+              </w:rPr>
+              <w:t>英国</w:t>
+            </w:r>
           </w:p>
         </w:tc>
         <w:tc>
@@ -6666,7 +8319,18 @@
                 <w:lang w:val="en-US" w:eastAsia="en-US" w:bidi="ar-SA"/>
               </w:rPr>
             </w:pPr>
-            <w:r/>
+            <w:r>
+              <w:rPr>
+                <w:rFonts w:hint="eastAsia" w:ascii="宋体" w:hAnsi="宋体" w:eastAsia="宋体" w:cs="宋体"/>
+                <w:snapToGrid/>
+                <w:color w:val="000000"/>
+                <w:kern w:val="0"/>
+                <w:sz w:val="23"/>
+                <w:szCs w:val="23"/>
+                <w:lang w:val="en-US" w:eastAsia="zh-CN" w:bidi="ar"/>
+              </w:rPr>
+              <w:t>University o f Brighton</w:t>
+            </w:r>
           </w:p>
         </w:tc>
         <w:tc>
@@ -6703,7 +8367,18 @@
                 <w:lang w:val="en-US" w:eastAsia="en-US" w:bidi="ar-SA"/>
               </w:rPr>
             </w:pPr>
-            <w:r/>
+            <w:r>
+              <w:rPr>
+                <w:rFonts w:hint="eastAsia" w:ascii="宋体" w:hAnsi="宋体" w:eastAsia="宋体" w:cs="宋体"/>
+                <w:snapToGrid/>
+                <w:color w:val="000000"/>
+                <w:kern w:val="0"/>
+                <w:sz w:val="23"/>
+                <w:szCs w:val="23"/>
+                <w:lang w:val="en-US" w:eastAsia="zh-CN" w:bidi="ar"/>
+              </w:rPr>
+              <w:t>水科学</w:t>
+            </w:r>
           </w:p>
         </w:tc>
         <w:tc>
@@ -6739,7 +8414,18 @@
                 <w:lang w:val="en-US" w:eastAsia="en-US" w:bidi="ar-SA"/>
               </w:rPr>
             </w:pPr>
-            <w:r/>
+            <w:r>
+              <w:rPr>
+                <w:rFonts w:hint="eastAsia" w:ascii="宋体" w:hAnsi="宋体" w:eastAsia="宋体" w:cs="宋体"/>
+                <w:snapToGrid/>
+                <w:color w:val="000000"/>
+                <w:kern w:val="0"/>
+                <w:sz w:val="23"/>
+                <w:szCs w:val="23"/>
+                <w:lang w:val="en-US" w:eastAsia="zh-CN" w:bidi="ar"/>
+              </w:rPr>
+              <w:t>博士(Doctor)</w:t>
+            </w:r>
           </w:p>
         </w:tc>
       </w:tr>
@@ -6797,7 +8483,31 @@
                 <w:szCs w:val="23"/>
               </w:rPr>
             </w:pPr>
-            <w:r/>
+            <w:r>
+              <w:rPr>
+                <w:rFonts w:hint="eastAsia"/>
+                <w:sz w:val="23"/>
+                <w:szCs w:val="23"/>
+              </w:rPr>
+              <w:t>2005</w:t>
+            </w:r>
+            <w:r>
+              <w:rPr>
+                <w:rFonts w:hint="eastAsia"/>
+                <w:sz w:val="23"/>
+                <w:szCs w:val="23"/>
+                <w:lang w:val="en-US" w:eastAsia="zh-CN"/>
+              </w:rPr>
+              <w:t>-</w:t>
+            </w:r>
+            <w:r>
+              <w:rPr>
+                <w:rFonts w:hint="eastAsia"/>
+                <w:sz w:val="23"/>
+                <w:szCs w:val="23"/>
+              </w:rPr>
+              <w:t>08-2010-10</w:t>
+            </w:r>
           </w:p>
         </w:tc>
         <w:tc>
@@ -6815,7 +8525,14 @@
                 <w:szCs w:val="23"/>
               </w:rPr>
             </w:pPr>
-            <w:r/>
+            <w:r>
+              <w:rPr>
+                <w:rFonts w:hint="eastAsia"/>
+                <w:sz w:val="23"/>
+                <w:szCs w:val="23"/>
+              </w:rPr>
+              <w:t>英国</w:t>
+            </w:r>
           </w:p>
         </w:tc>
         <w:tc>
@@ -6833,7 +8550,14 @@
                 <w:szCs w:val="23"/>
               </w:rPr>
             </w:pPr>
-            <w:r/>
+            <w:r>
+              <w:rPr>
+                <w:rFonts w:hint="eastAsia"/>
+                <w:sz w:val="23"/>
+                <w:szCs w:val="23"/>
+              </w:rPr>
+              <w:t>University o f Brighton</w:t>
+            </w:r>
           </w:p>
         </w:tc>
         <w:tc>
@@ -6851,7 +8575,14 @@
                 <w:szCs w:val="23"/>
               </w:rPr>
             </w:pPr>
-            <w:r/>
+            <w:r>
+              <w:rPr>
+                <w:rFonts w:hint="eastAsia"/>
+                <w:sz w:val="23"/>
+                <w:szCs w:val="23"/>
+              </w:rPr>
+              <w:t>水资源与环境科学</w:t>
+            </w:r>
           </w:p>
         </w:tc>
         <w:tc>
@@ -6868,7 +8599,14 @@
                 <w:szCs w:val="23"/>
               </w:rPr>
             </w:pPr>
-            <w:r/>
+            <w:r>
+              <w:rPr>
+                <w:rFonts w:hint="eastAsia"/>
+                <w:sz w:val="23"/>
+                <w:szCs w:val="23"/>
+              </w:rPr>
+              <w:t>硕士(Master)</w:t>
+            </w:r>
           </w:p>
         </w:tc>
       </w:tr>
@@ -6943,7 +8681,18 @@
                 <w:lang w:val="en-US" w:eastAsia="en-US" w:bidi="ar-SA"/>
               </w:rPr>
             </w:pPr>
-            <w:r/>
+            <w:r>
+              <w:rPr>
+                <w:rFonts w:hint="eastAsia" w:ascii="宋体" w:hAnsi="宋体" w:eastAsia="宋体" w:cs="宋体"/>
+                <w:snapToGrid/>
+                <w:color w:val="000000"/>
+                <w:kern w:val="0"/>
+                <w:sz w:val="23"/>
+                <w:szCs w:val="23"/>
+                <w:lang w:val="en-US" w:eastAsia="zh-CN" w:bidi="ar"/>
+              </w:rPr>
+              <w:t>2001-02-2005-07</w:t>
+            </w:r>
           </w:p>
         </w:tc>
         <w:tc>
@@ -6979,7 +8728,18 @@
                 <w:lang w:val="en-US" w:eastAsia="en-US" w:bidi="ar-SA"/>
               </w:rPr>
             </w:pPr>
-            <w:r/>
+            <w:r>
+              <w:rPr>
+                <w:rFonts w:hint="eastAsia" w:ascii="宋体" w:hAnsi="宋体" w:eastAsia="宋体" w:cs="宋体"/>
+                <w:snapToGrid/>
+                <w:color w:val="000000"/>
+                <w:kern w:val="0"/>
+                <w:sz w:val="23"/>
+                <w:szCs w:val="23"/>
+                <w:lang w:val="en-US" w:eastAsia="zh-CN" w:bidi="ar"/>
+              </w:rPr>
+              <w:t>巴西</w:t>
+            </w:r>
           </w:p>
         </w:tc>
         <w:tc>
@@ -7015,7 +8775,18 @@
                 <w:lang w:val="en-US" w:eastAsia="en-US" w:bidi="ar-SA"/>
               </w:rPr>
             </w:pPr>
-            <w:r/>
+            <w:r>
+              <w:rPr>
+                <w:rFonts w:hint="eastAsia" w:ascii="宋体" w:hAnsi="宋体" w:eastAsia="宋体" w:cs="宋体"/>
+                <w:snapToGrid/>
+                <w:color w:val="000000"/>
+                <w:kern w:val="0"/>
+                <w:sz w:val="23"/>
+                <w:szCs w:val="23"/>
+                <w:lang w:val="en-US" w:eastAsia="zh-CN" w:bidi="ar"/>
+              </w:rPr>
+              <w:t>FEDERAL UNIVERSITY OF VICOSA</w:t>
+            </w:r>
           </w:p>
         </w:tc>
         <w:tc>
@@ -7052,7 +8823,18 @@
                 <w:lang w:val="en-US" w:eastAsia="en-US" w:bidi="ar-SA"/>
               </w:rPr>
             </w:pPr>
-            <w:r/>
+            <w:r>
+              <w:rPr>
+                <w:rFonts w:hint="eastAsia" w:ascii="宋体" w:hAnsi="宋体" w:eastAsia="宋体" w:cs="宋体"/>
+                <w:snapToGrid/>
+                <w:color w:val="000000"/>
+                <w:kern w:val="0"/>
+                <w:sz w:val="23"/>
+                <w:szCs w:val="23"/>
+                <w:lang w:val="en-US" w:eastAsia="zh-CN" w:bidi="ar"/>
+              </w:rPr>
+              <w:t>环境工程</w:t>
+            </w:r>
           </w:p>
         </w:tc>
         <w:tc>
@@ -7088,7 +8870,18 @@
                 <w:lang w:val="en-US" w:eastAsia="en-US" w:bidi="ar-SA"/>
               </w:rPr>
             </w:pPr>
-            <w:r/>
+            <w:r>
+              <w:rPr>
+                <w:rFonts w:hint="eastAsia" w:ascii="宋体" w:hAnsi="宋体" w:eastAsia="宋体" w:cs="宋体"/>
+                <w:snapToGrid/>
+                <w:color w:val="000000"/>
+                <w:kern w:val="0"/>
+                <w:sz w:val="23"/>
+                <w:szCs w:val="23"/>
+                <w:lang w:val="en-US" w:eastAsia="zh-CN" w:bidi="ar"/>
+              </w:rPr>
+              <w:t>学士（Bachelor)</w:t>
+            </w:r>
           </w:p>
         </w:tc>
       </w:tr>
@@ -7886,7 +9679,31 @@
                 <w:szCs w:val="23"/>
               </w:rPr>
             </w:pPr>
-            <w:r/>
+            <w:r>
+              <w:rPr>
+                <w:rFonts w:hint="eastAsia"/>
+                <w:sz w:val="23"/>
+                <w:szCs w:val="23"/>
+              </w:rPr>
+              <w:t>2023-05-202</w:t>
+            </w:r>
+            <w:r>
+              <w:rPr>
+                <w:rFonts w:hint="eastAsia"/>
+                <w:sz w:val="23"/>
+                <w:szCs w:val="23"/>
+                <w:lang w:val="en-US" w:eastAsia="zh-CN"/>
+              </w:rPr>
+              <w:t>6</w:t>
+            </w:r>
+            <w:r>
+              <w:rPr>
+                <w:rFonts w:hint="eastAsia"/>
+                <w:sz w:val="23"/>
+                <w:szCs w:val="23"/>
+              </w:rPr>
+              <w:t>-12</w:t>
+            </w:r>
           </w:p>
         </w:tc>
         <w:tc>
@@ -7904,7 +9721,14 @@
                 <w:szCs w:val="23"/>
               </w:rPr>
             </w:pPr>
-            <w:r/>
+            <w:r>
+              <w:rPr>
+                <w:rFonts w:hint="eastAsia"/>
+                <w:sz w:val="23"/>
+                <w:szCs w:val="23"/>
+              </w:rPr>
+              <w:t>英国</w:t>
+            </w:r>
           </w:p>
         </w:tc>
         <w:tc>
@@ -7922,7 +9746,14 @@
                 <w:szCs w:val="23"/>
               </w:rPr>
             </w:pPr>
-            <w:r/>
+            <w:r>
+              <w:rPr>
+                <w:rFonts w:hint="eastAsia"/>
+                <w:sz w:val="23"/>
+                <w:szCs w:val="23"/>
+              </w:rPr>
+              <w:t>布莱顿大学(University of Brighton)</w:t>
+            </w:r>
           </w:p>
         </w:tc>
         <w:tc>
@@ -7942,7 +9773,40 @@
                 <w:lang w:eastAsia="zh-CN"/>
               </w:rPr>
             </w:pPr>
-            <w:r/>
+            <w:r>
+              <w:rPr>
+                <w:rFonts w:hint="eastAsia"/>
+                <w:sz w:val="23"/>
+                <w:szCs w:val="23"/>
+              </w:rPr>
+              <w:t>副教授</w:t>
+            </w:r>
+            <w:r>
+              <w:rPr>
+                <w:rFonts w:hint="eastAsia"/>
+                <w:sz w:val="23"/>
+                <w:szCs w:val="23"/>
+                <w:lang w:eastAsia="zh-CN"/>
+              </w:rPr>
+              <w:t>（</w:t>
+            </w:r>
+            <w:r>
+              <w:rPr>
+                <w:rFonts w:hint="eastAsia"/>
+                <w:sz w:val="23"/>
+                <w:szCs w:val="23"/>
+              </w:rPr>
+              <w:t>Associate Professor</w:t>
+            </w:r>
+            <w:r>
+              <w:rPr>
+                <w:rFonts w:hint="eastAsia"/>
+                <w:sz w:val="23"/>
+                <w:szCs w:val="23"/>
+                <w:lang w:eastAsia="zh-CN"/>
+              </w:rPr>
+              <w:t>）</w:t>
+            </w:r>
           </w:p>
         </w:tc>
         <w:tc>
@@ -7960,7 +9824,14 @@
                 <w:szCs w:val="23"/>
               </w:rPr>
             </w:pPr>
-            <w:r/>
+            <w:r>
+              <w:rPr>
+                <w:rFonts w:hint="eastAsia"/>
+                <w:sz w:val="23"/>
+                <w:szCs w:val="23"/>
+              </w:rPr>
+              <w:t>全职</w:t>
+            </w:r>
           </w:p>
         </w:tc>
       </w:tr>
@@ -8018,7 +9889,14 @@
                 <w:szCs w:val="23"/>
               </w:rPr>
             </w:pPr>
-            <w:r/>
+            <w:r>
+              <w:rPr>
+                <w:rFonts w:hint="eastAsia"/>
+                <w:sz w:val="23"/>
+                <w:szCs w:val="23"/>
+              </w:rPr>
+              <w:t>2018-01-2023-05</w:t>
+            </w:r>
           </w:p>
         </w:tc>
         <w:tc>
@@ -8036,7 +9914,14 @@
                 <w:szCs w:val="23"/>
               </w:rPr>
             </w:pPr>
-            <w:r/>
+            <w:r>
+              <w:rPr>
+                <w:rFonts w:hint="eastAsia"/>
+                <w:sz w:val="23"/>
+                <w:szCs w:val="23"/>
+              </w:rPr>
+              <w:t>英国</w:t>
+            </w:r>
           </w:p>
         </w:tc>
         <w:tc>
@@ -8054,7 +9939,14 @@
                 <w:szCs w:val="23"/>
               </w:rPr>
             </w:pPr>
-            <w:r/>
+            <w:r>
+              <w:rPr>
+                <w:rFonts w:hint="eastAsia"/>
+                <w:sz w:val="23"/>
+                <w:szCs w:val="23"/>
+              </w:rPr>
+              <w:t>布莱顿大学(University of Brighton)</w:t>
+            </w:r>
           </w:p>
         </w:tc>
         <w:tc>
@@ -8074,7 +9966,40 @@
                 <w:lang w:eastAsia="zh-CN"/>
               </w:rPr>
             </w:pPr>
-            <w:r/>
+            <w:r>
+              <w:rPr>
+                <w:rFonts w:hint="eastAsia"/>
+                <w:sz w:val="23"/>
+                <w:szCs w:val="23"/>
+              </w:rPr>
+              <w:t xml:space="preserve">助理教授 </w:t>
+            </w:r>
+            <w:r>
+              <w:rPr>
+                <w:rFonts w:hint="eastAsia"/>
+                <w:sz w:val="23"/>
+                <w:szCs w:val="23"/>
+                <w:lang w:eastAsia="zh-CN"/>
+              </w:rPr>
+              <w:t>（</w:t>
+            </w:r>
+            <w:r>
+              <w:rPr>
+                <w:rFonts w:hint="eastAsia"/>
+                <w:sz w:val="23"/>
+                <w:szCs w:val="23"/>
+              </w:rPr>
+              <w:t>Assistant Professor</w:t>
+            </w:r>
+            <w:r>
+              <w:rPr>
+                <w:rFonts w:hint="eastAsia"/>
+                <w:sz w:val="23"/>
+                <w:szCs w:val="23"/>
+                <w:lang w:eastAsia="zh-CN"/>
+              </w:rPr>
+              <w:t>）</w:t>
+            </w:r>
           </w:p>
         </w:tc>
         <w:tc>
@@ -8092,7 +10017,14 @@
                 <w:szCs w:val="23"/>
               </w:rPr>
             </w:pPr>
-            <w:r/>
+            <w:r>
+              <w:rPr>
+                <w:rFonts w:hint="eastAsia"/>
+                <w:sz w:val="23"/>
+                <w:szCs w:val="23"/>
+              </w:rPr>
+              <w:t>全职</w:t>
+            </w:r>
           </w:p>
         </w:tc>
       </w:tr>
@@ -8150,7 +10082,6 @@
                 <w:szCs w:val="23"/>
               </w:rPr>
             </w:pPr>
-            <w:r/>
           </w:p>
         </w:tc>
         <w:tc>
@@ -8168,7 +10099,6 @@
                 <w:szCs w:val="23"/>
               </w:rPr>
             </w:pPr>
-            <w:r/>
           </w:p>
         </w:tc>
         <w:tc>
@@ -8187,7 +10117,6 @@
                 <w:szCs w:val="23"/>
               </w:rPr>
             </w:pPr>
-            <w:r/>
           </w:p>
         </w:tc>
         <w:tc>
@@ -8205,7 +10134,6 @@
                 <w:szCs w:val="23"/>
               </w:rPr>
             </w:pPr>
-            <w:r/>
           </w:p>
         </w:tc>
         <w:tc>
@@ -8223,7 +10151,6 @@
                 <w:szCs w:val="23"/>
               </w:rPr>
             </w:pPr>
-            <w:r/>
           </w:p>
         </w:tc>
       </w:tr>
@@ -8281,7 +10208,6 @@
                 <w:szCs w:val="23"/>
               </w:rPr>
             </w:pPr>
-            <w:r/>
           </w:p>
         </w:tc>
         <w:tc>
@@ -8299,7 +10225,6 @@
                 <w:szCs w:val="23"/>
               </w:rPr>
             </w:pPr>
-            <w:r/>
           </w:p>
         </w:tc>
         <w:tc>
@@ -8318,7 +10243,6 @@
                 <w:szCs w:val="23"/>
               </w:rPr>
             </w:pPr>
-            <w:r/>
           </w:p>
         </w:tc>
         <w:tc>
@@ -8336,7 +10260,6 @@
                 <w:szCs w:val="23"/>
               </w:rPr>
             </w:pPr>
-            <w:r/>
           </w:p>
         </w:tc>
         <w:tc>
@@ -8354,7 +10277,6 @@
                 <w:szCs w:val="23"/>
               </w:rPr>
             </w:pPr>
-            <w:r/>
           </w:p>
         </w:tc>
       </w:tr>
@@ -8406,7 +10328,6 @@
                 <w:szCs w:val="23"/>
               </w:rPr>
             </w:pPr>
-            <w:r/>
           </w:p>
         </w:tc>
         <w:tc>
@@ -8424,7 +10345,6 @@
                 <w:szCs w:val="23"/>
               </w:rPr>
             </w:pPr>
-            <w:r/>
           </w:p>
         </w:tc>
         <w:tc>
@@ -8443,7 +10363,6 @@
                 <w:szCs w:val="23"/>
               </w:rPr>
             </w:pPr>
-            <w:r/>
           </w:p>
         </w:tc>
         <w:tc>
@@ -8461,7 +10380,6 @@
                 <w:szCs w:val="23"/>
               </w:rPr>
             </w:pPr>
-            <w:r/>
           </w:p>
         </w:tc>
         <w:tc>
@@ -8479,7 +10397,6 @@
                 <w:szCs w:val="23"/>
               </w:rPr>
             </w:pPr>
-            <w:r/>
           </w:p>
         </w:tc>
       </w:tr>
@@ -8537,7 +10454,6 @@
                 <w:szCs w:val="23"/>
               </w:rPr>
             </w:pPr>
-            <w:r/>
           </w:p>
         </w:tc>
         <w:tc>
@@ -8555,7 +10471,6 @@
                 <w:szCs w:val="23"/>
               </w:rPr>
             </w:pPr>
-            <w:r/>
           </w:p>
         </w:tc>
         <w:tc>
@@ -8574,7 +10489,6 @@
                 <w:szCs w:val="23"/>
               </w:rPr>
             </w:pPr>
-            <w:r/>
           </w:p>
         </w:tc>
         <w:tc>
@@ -8592,7 +10506,6 @@
                 <w:szCs w:val="23"/>
               </w:rPr>
             </w:pPr>
-            <w:r/>
           </w:p>
         </w:tc>
         <w:tc>
@@ -8610,7 +10523,6 @@
                 <w:szCs w:val="23"/>
               </w:rPr>
             </w:pPr>
-            <w:r/>
           </w:p>
         </w:tc>
       </w:tr>
@@ -8666,7 +10578,6 @@
                 <w:szCs w:val="23"/>
               </w:rPr>
             </w:pPr>
-            <w:r/>
           </w:p>
         </w:tc>
         <w:tc>
@@ -8684,7 +10595,6 @@
                 <w:szCs w:val="23"/>
               </w:rPr>
             </w:pPr>
-            <w:r/>
           </w:p>
         </w:tc>
         <w:tc>
@@ -8703,7 +10613,6 @@
                 <w:szCs w:val="23"/>
               </w:rPr>
             </w:pPr>
-            <w:r/>
           </w:p>
         </w:tc>
         <w:tc>
@@ -8721,7 +10630,6 @@
                 <w:szCs w:val="23"/>
               </w:rPr>
             </w:pPr>
-            <w:r/>
           </w:p>
         </w:tc>
         <w:tc>
@@ -8739,7 +10647,6 @@
                 <w:szCs w:val="23"/>
               </w:rPr>
             </w:pPr>
-            <w:r/>
           </w:p>
         </w:tc>
       </w:tr>
@@ -9435,7 +11342,6 @@
                 <w:szCs w:val="23"/>
               </w:rPr>
             </w:pPr>
-            <w:r/>
           </w:p>
         </w:tc>
         <w:tc>
@@ -9453,7 +11359,6 @@
                 <w:szCs w:val="23"/>
               </w:rPr>
             </w:pPr>
-            <w:r/>
           </w:p>
         </w:tc>
         <w:tc>
@@ -9471,7 +11376,6 @@
                 <w:szCs w:val="23"/>
               </w:rPr>
             </w:pPr>
-            <w:r/>
           </w:p>
         </w:tc>
       </w:tr>
@@ -9523,7 +11427,6 @@
                 <w:szCs w:val="23"/>
               </w:rPr>
             </w:pPr>
-            <w:r/>
           </w:p>
         </w:tc>
         <w:tc>
@@ -9541,7 +11444,6 @@
                 <w:szCs w:val="23"/>
               </w:rPr>
             </w:pPr>
-            <w:r/>
           </w:p>
         </w:tc>
         <w:tc>
@@ -9559,7 +11461,6 @@
                 <w:szCs w:val="23"/>
               </w:rPr>
             </w:pPr>
-            <w:r/>
           </w:p>
         </w:tc>
       </w:tr>
@@ -9616,7 +11517,6 @@
                 <w:szCs w:val="23"/>
               </w:rPr>
             </w:pPr>
-            <w:r/>
           </w:p>
         </w:tc>
         <w:tc>
@@ -9634,7 +11534,6 @@
                 <w:szCs w:val="23"/>
               </w:rPr>
             </w:pPr>
-            <w:r/>
           </w:p>
         </w:tc>
         <w:tc>
@@ -9652,7 +11551,6 @@
                 <w:szCs w:val="23"/>
               </w:rPr>
             </w:pPr>
-            <w:r/>
           </w:p>
         </w:tc>
       </w:tr>
@@ -9783,9 +11681,340 @@
             <w:vAlign w:val="top"/>
           </w:tcPr>
           <w:p>
-            <w:r>
-              <w:t>专长及代表性成果(Expertise and Achievements)</w:t>
-            </w:r>
+            <w:pPr>
+              <w:pStyle w:val="9"/>
+              <w:spacing w:before="325" w:line="214" w:lineRule="auto"/>
+              <w:ind w:left="2538"/>
+              <w:rPr>
+                <w:b/>
+                <w:bCs/>
+                <w:spacing w:val="-2"/>
+                <w:sz w:val="27"/>
+                <w:szCs w:val="27"/>
+              </w:rPr>
+            </w:pPr>
+            <w:r>
+              <w:rPr>
+                <w:b/>
+                <w:bCs/>
+                <w:spacing w:val="-1"/>
+                <w:sz w:val="27"/>
+                <w:szCs w:val="27"/>
+              </w:rPr>
+              <w:t>专长及代表性成果(Expertise</w:t>
+            </w:r>
+            <w:r>
+              <w:rPr>
+                <w:spacing w:val="-1"/>
+                <w:sz w:val="27"/>
+                <w:szCs w:val="27"/>
+              </w:rPr>
+              <w:t xml:space="preserve"> </w:t>
+            </w:r>
+            <w:r>
+              <w:rPr>
+                <w:b/>
+                <w:bCs/>
+                <w:spacing w:val="-1"/>
+                <w:sz w:val="27"/>
+                <w:szCs w:val="27"/>
+              </w:rPr>
+              <w:t>and</w:t>
+            </w:r>
+            <w:r>
+              <w:rPr>
+                <w:spacing w:val="-1"/>
+                <w:sz w:val="27"/>
+                <w:szCs w:val="27"/>
+              </w:rPr>
+              <w:t xml:space="preserve"> </w:t>
+            </w:r>
+            <w:r>
+              <w:rPr>
+                <w:b/>
+                <w:bCs/>
+                <w:spacing w:val="-1"/>
+                <w:sz w:val="27"/>
+                <w:szCs w:val="27"/>
+              </w:rPr>
+              <w:t>Ac</w:t>
+            </w:r>
+            <w:r>
+              <w:rPr>
+                <w:b/>
+                <w:bCs/>
+                <w:spacing w:val="-2"/>
+                <w:sz w:val="27"/>
+                <w:szCs w:val="27"/>
+              </w:rPr>
+              <w:t>hievements)</w:t>
+            </w:r>
+          </w:p>
+          <w:p>
+            <w:pPr>
+              <w:pStyle w:val="9"/>
+              <w:spacing w:before="325" w:line="214" w:lineRule="auto"/>
+              <w:ind w:left="2538"/>
+              <w:rPr>
+                <w:b/>
+                <w:bCs/>
+                <w:spacing w:val="-2"/>
+                <w:sz w:val="27"/>
+                <w:szCs w:val="27"/>
+              </w:rPr>
+            </w:pPr>
+          </w:p>
+          <w:p>
+            <w:pPr>
+              <w:pStyle w:val="9"/>
+              <w:spacing w:before="325" w:line="214" w:lineRule="auto"/>
+              <w:ind w:left="2538"/>
+              <w:rPr>
+                <w:b/>
+                <w:bCs/>
+                <w:spacing w:val="-2"/>
+                <w:sz w:val="27"/>
+                <w:szCs w:val="27"/>
+              </w:rPr>
+            </w:pPr>
+          </w:p>
+          <w:p>
+            <w:pPr>
+              <w:pStyle w:val="9"/>
+              <w:spacing w:before="325" w:line="214" w:lineRule="auto"/>
+              <w:ind w:left="2538"/>
+              <w:rPr>
+                <w:b/>
+                <w:bCs/>
+                <w:spacing w:val="-2"/>
+                <w:sz w:val="27"/>
+                <w:szCs w:val="27"/>
+              </w:rPr>
+            </w:pPr>
+          </w:p>
+          <w:p>
+            <w:pPr>
+              <w:pStyle w:val="9"/>
+              <w:spacing w:before="325" w:line="214" w:lineRule="auto"/>
+              <w:ind w:left="2538"/>
+              <w:rPr>
+                <w:b/>
+                <w:bCs/>
+                <w:spacing w:val="-2"/>
+                <w:sz w:val="27"/>
+                <w:szCs w:val="27"/>
+              </w:rPr>
+            </w:pPr>
+          </w:p>
+          <w:p>
+            <w:pPr>
+              <w:pStyle w:val="9"/>
+              <w:spacing w:before="325" w:line="214" w:lineRule="auto"/>
+              <w:ind w:left="2538"/>
+              <w:rPr>
+                <w:b/>
+                <w:bCs/>
+                <w:spacing w:val="-2"/>
+                <w:sz w:val="27"/>
+                <w:szCs w:val="27"/>
+              </w:rPr>
+            </w:pPr>
+          </w:p>
+          <w:p>
+            <w:pPr>
+              <w:pStyle w:val="9"/>
+              <w:spacing w:before="325" w:line="214" w:lineRule="auto"/>
+              <w:ind w:left="2538"/>
+              <w:rPr>
+                <w:b/>
+                <w:bCs/>
+                <w:spacing w:val="-2"/>
+                <w:sz w:val="27"/>
+                <w:szCs w:val="27"/>
+              </w:rPr>
+            </w:pPr>
+          </w:p>
+          <w:p>
+            <w:pPr>
+              <w:pStyle w:val="9"/>
+              <w:spacing w:before="325" w:line="214" w:lineRule="auto"/>
+              <w:ind w:left="2538"/>
+              <w:rPr>
+                <w:b/>
+                <w:bCs/>
+                <w:spacing w:val="-2"/>
+                <w:sz w:val="27"/>
+                <w:szCs w:val="27"/>
+              </w:rPr>
+            </w:pPr>
+          </w:p>
+          <w:p>
+            <w:pPr>
+              <w:pStyle w:val="9"/>
+              <w:spacing w:before="325" w:line="214" w:lineRule="auto"/>
+              <w:ind w:left="2538"/>
+              <w:rPr>
+                <w:b/>
+                <w:bCs/>
+                <w:spacing w:val="-2"/>
+                <w:sz w:val="27"/>
+                <w:szCs w:val="27"/>
+              </w:rPr>
+            </w:pPr>
+          </w:p>
+          <w:p>
+            <w:pPr>
+              <w:pStyle w:val="9"/>
+              <w:spacing w:before="325" w:line="214" w:lineRule="auto"/>
+              <w:ind w:left="2538"/>
+              <w:rPr>
+                <w:b/>
+                <w:bCs/>
+                <w:spacing w:val="-2"/>
+                <w:sz w:val="27"/>
+                <w:szCs w:val="27"/>
+              </w:rPr>
+            </w:pPr>
+          </w:p>
+          <w:p>
+            <w:pPr>
+              <w:pStyle w:val="9"/>
+              <w:spacing w:before="325" w:line="214" w:lineRule="auto"/>
+              <w:ind w:left="2538"/>
+              <w:rPr>
+                <w:b/>
+                <w:bCs/>
+                <w:spacing w:val="-2"/>
+                <w:sz w:val="27"/>
+                <w:szCs w:val="27"/>
+              </w:rPr>
+            </w:pPr>
+          </w:p>
+          <w:p>
+            <w:pPr>
+              <w:pStyle w:val="9"/>
+              <w:spacing w:before="325" w:line="214" w:lineRule="auto"/>
+              <w:ind w:left="2538"/>
+              <w:rPr>
+                <w:b/>
+                <w:bCs/>
+                <w:spacing w:val="-2"/>
+                <w:sz w:val="27"/>
+                <w:szCs w:val="27"/>
+              </w:rPr>
+            </w:pPr>
+          </w:p>
+          <w:p>
+            <w:pPr>
+              <w:pStyle w:val="9"/>
+              <w:spacing w:before="325" w:line="214" w:lineRule="auto"/>
+              <w:ind w:left="2538"/>
+              <w:rPr>
+                <w:b/>
+                <w:bCs/>
+                <w:spacing w:val="-2"/>
+                <w:sz w:val="27"/>
+                <w:szCs w:val="27"/>
+              </w:rPr>
+            </w:pPr>
+          </w:p>
+          <w:p>
+            <w:pPr>
+              <w:pStyle w:val="9"/>
+              <w:spacing w:before="325" w:line="214" w:lineRule="auto"/>
+              <w:ind w:left="2538"/>
+              <w:rPr>
+                <w:b/>
+                <w:bCs/>
+                <w:spacing w:val="-2"/>
+                <w:sz w:val="27"/>
+                <w:szCs w:val="27"/>
+              </w:rPr>
+            </w:pPr>
+          </w:p>
+          <w:p>
+            <w:pPr>
+              <w:pStyle w:val="9"/>
+              <w:spacing w:before="325" w:line="214" w:lineRule="auto"/>
+              <w:ind w:left="2538"/>
+              <w:rPr>
+                <w:b/>
+                <w:bCs/>
+                <w:spacing w:val="-2"/>
+                <w:sz w:val="27"/>
+                <w:szCs w:val="27"/>
+              </w:rPr>
+            </w:pPr>
+          </w:p>
+          <w:p>
+            <w:pPr>
+              <w:pStyle w:val="9"/>
+              <w:spacing w:before="325" w:line="214" w:lineRule="auto"/>
+              <w:ind w:left="2538"/>
+              <w:rPr>
+                <w:b/>
+                <w:bCs/>
+                <w:spacing w:val="-2"/>
+                <w:sz w:val="27"/>
+                <w:szCs w:val="27"/>
+              </w:rPr>
+            </w:pPr>
+          </w:p>
+          <w:p>
+            <w:pPr>
+              <w:pStyle w:val="9"/>
+              <w:spacing w:before="325" w:line="214" w:lineRule="auto"/>
+              <w:ind w:left="2538"/>
+              <w:rPr>
+                <w:b/>
+                <w:bCs/>
+                <w:spacing w:val="-2"/>
+                <w:sz w:val="27"/>
+                <w:szCs w:val="27"/>
+              </w:rPr>
+            </w:pPr>
+          </w:p>
+          <w:p>
+            <w:pPr>
+              <w:pStyle w:val="9"/>
+              <w:spacing w:before="325" w:line="214" w:lineRule="auto"/>
+              <w:ind w:left="2538"/>
+              <w:rPr>
+                <w:b/>
+                <w:bCs/>
+                <w:spacing w:val="-2"/>
+                <w:sz w:val="27"/>
+                <w:szCs w:val="27"/>
+              </w:rPr>
+            </w:pPr>
+          </w:p>
+          <w:p>
+            <w:pPr>
+              <w:pStyle w:val="9"/>
+              <w:spacing w:before="325" w:line="214" w:lineRule="auto"/>
+              <w:ind w:left="2538"/>
+              <w:rPr>
+                <w:b/>
+                <w:bCs/>
+                <w:spacing w:val="-2"/>
+                <w:sz w:val="27"/>
+                <w:szCs w:val="27"/>
+              </w:rPr>
+            </w:pPr>
+          </w:p>
+          <w:p>
+            <w:pPr>
+              <w:pStyle w:val="9"/>
+              <w:spacing w:before="325" w:line="214" w:lineRule="auto"/>
+              <w:ind w:left="2538"/>
+              <w:rPr>
+                <w:b/>
+                <w:bCs/>
+                <w:spacing w:val="-2"/>
+                <w:sz w:val="27"/>
+                <w:szCs w:val="27"/>
+              </w:rPr>
+            </w:pPr>
           </w:p>
         </w:tc>
       </w:tr>
@@ -9866,13 +12095,567 @@
             <w:vAlign w:val="top"/>
           </w:tcPr>
           <w:p>
-            <w:r>
-              <w:t>研究领域关键词(Keywords):</w:t>
-              <w:br/>
-              <w:t>主要研究类型(单选):口基础研究口应用基础研究□应用技术研究口技术开发</w:t>
-              <w:br/>
-              <w:br/>
-              <w:t>Type of Research (Single Choice):□ Basic Research □ Applied Basic Research</w:t>
+            <w:pPr>
+              <w:pStyle w:val="9"/>
+              <w:spacing w:before="85" w:line="224" w:lineRule="auto"/>
+              <w:ind w:left="7"/>
+              <w:rPr>
+                <w:sz w:val="22"/>
+                <w:szCs w:val="22"/>
+              </w:rPr>
+            </w:pPr>
+          </w:p>
+          <w:p>
+            <w:pPr>
+              <w:pStyle w:val="9"/>
+              <w:spacing w:before="159" w:line="453" w:lineRule="auto"/>
+              <w:ind w:left="137" w:right="1782" w:firstLine="3"/>
+              <w:rPr>
+                <w:sz w:val="22"/>
+                <w:szCs w:val="22"/>
+              </w:rPr>
+            </w:pPr>
+            <w:r>
+              <w:rPr>
+                <w:b/>
+                <w:bCs/>
+                <w:sz w:val="22"/>
+                <w:szCs w:val="22"/>
+              </w:rPr>
+              <w:t>研究领域关键词</w:t>
+            </w:r>
+            <w:r>
+              <w:rPr>
+                <w:sz w:val="22"/>
+                <w:szCs w:val="22"/>
+              </w:rPr>
+              <w:t>(Keywords):</w:t>
+            </w:r>
+          </w:p>
+          <w:p>
+            <w:pPr>
+              <w:pStyle w:val="9"/>
+              <w:spacing w:before="162" w:line="218" w:lineRule="auto"/>
+              <w:ind w:left="151"/>
+            </w:pPr>
+            <w:r>
+              <w:rPr>
+                <w:b/>
+                <w:bCs/>
+              </w:rPr>
+              <w:t>主要研究类型</w:t>
+            </w:r>
+            <w:r>
+              <w:t>(单选):口基础研究口应用基础研究</w:t>
+            </w:r>
+            <w:r>
+              <w:rPr>
+                <w:rFonts w:hint="eastAsia" w:ascii="MS Gothic" w:hAnsi="MS Gothic" w:cs="MS Gothic"/>
+                <w:color w:val="1050C0"/>
+                <w:lang w:eastAsia="zh-CN"/>
+              </w:rPr>
+              <w:t>□</w:t>
+            </w:r>
+            <w:r>
+              <w:t>应用技术研究</w:t>
+            </w:r>
+            <w:r>
+              <w:rPr>
+                <w:spacing w:val="-1"/>
+              </w:rPr>
+              <w:t>口技术开发</w:t>
+            </w:r>
+          </w:p>
+          <w:p>
+            <w:pPr>
+              <w:spacing w:line="293" w:lineRule="auto"/>
+              <w:rPr>
+                <w:rFonts w:ascii="Arial"/>
+                <w:sz w:val="21"/>
+              </w:rPr>
+            </w:pPr>
+          </w:p>
+          <w:p>
+            <w:pPr>
+              <w:pStyle w:val="9"/>
+              <w:spacing w:before="72" w:line="213" w:lineRule="auto"/>
+              <w:ind w:left="160"/>
+              <w:rPr>
+                <w:sz w:val="22"/>
+                <w:szCs w:val="22"/>
+              </w:rPr>
+            </w:pPr>
+            <w:r>
+              <w:rPr>
+                <w:b/>
+                <w:bCs/>
+                <w:spacing w:val="-3"/>
+                <w:sz w:val="22"/>
+                <w:szCs w:val="22"/>
+              </w:rPr>
+              <w:t>Type</w:t>
+            </w:r>
+            <w:r>
+              <w:rPr>
+                <w:spacing w:val="-3"/>
+                <w:sz w:val="22"/>
+                <w:szCs w:val="22"/>
+              </w:rPr>
+              <w:t xml:space="preserve"> </w:t>
+            </w:r>
+            <w:r>
+              <w:rPr>
+                <w:b/>
+                <w:bCs/>
+                <w:spacing w:val="-3"/>
+                <w:sz w:val="22"/>
+                <w:szCs w:val="22"/>
+              </w:rPr>
+              <w:t>of</w:t>
+            </w:r>
+            <w:r>
+              <w:rPr>
+                <w:spacing w:val="-3"/>
+                <w:sz w:val="22"/>
+                <w:szCs w:val="22"/>
+              </w:rPr>
+              <w:t xml:space="preserve"> </w:t>
+            </w:r>
+            <w:r>
+              <w:rPr>
+                <w:b/>
+                <w:bCs/>
+                <w:spacing w:val="-3"/>
+                <w:sz w:val="22"/>
+                <w:szCs w:val="22"/>
+              </w:rPr>
+              <w:t>Research</w:t>
+            </w:r>
+            <w:r>
+              <w:rPr>
+                <w:spacing w:val="59"/>
+                <w:sz w:val="22"/>
+                <w:szCs w:val="22"/>
+              </w:rPr>
+              <w:t xml:space="preserve"> </w:t>
+            </w:r>
+            <w:r>
+              <w:rPr>
+                <w:b/>
+                <w:bCs/>
+                <w:spacing w:val="-3"/>
+                <w:sz w:val="22"/>
+                <w:szCs w:val="22"/>
+              </w:rPr>
+              <w:t>(Single</w:t>
+            </w:r>
+            <w:r>
+              <w:rPr>
+                <w:spacing w:val="19"/>
+                <w:sz w:val="22"/>
+                <w:szCs w:val="22"/>
+              </w:rPr>
+              <w:t xml:space="preserve"> </w:t>
+            </w:r>
+            <w:r>
+              <w:rPr>
+                <w:b/>
+                <w:bCs/>
+                <w:spacing w:val="-3"/>
+                <w:sz w:val="22"/>
+                <w:szCs w:val="22"/>
+              </w:rPr>
+              <w:t>Choice)</w:t>
+            </w:r>
+            <w:r>
+              <w:rPr>
+                <w:spacing w:val="-3"/>
+                <w:sz w:val="22"/>
+                <w:szCs w:val="22"/>
+              </w:rPr>
+              <w:t>:□ Basic</w:t>
+            </w:r>
+            <w:r>
+              <w:rPr>
+                <w:spacing w:val="15"/>
+                <w:sz w:val="22"/>
+                <w:szCs w:val="22"/>
+              </w:rPr>
+              <w:t xml:space="preserve"> </w:t>
+            </w:r>
+            <w:r>
+              <w:rPr>
+                <w:spacing w:val="-4"/>
+                <w:sz w:val="22"/>
+                <w:szCs w:val="22"/>
+              </w:rPr>
+              <w:t>Research</w:t>
+            </w:r>
+            <w:r>
+              <w:rPr>
+                <w:spacing w:val="39"/>
+                <w:sz w:val="22"/>
+                <w:szCs w:val="22"/>
+              </w:rPr>
+              <w:t xml:space="preserve"> </w:t>
+            </w:r>
+            <w:r>
+              <w:rPr>
+                <w:spacing w:val="-4"/>
+                <w:sz w:val="22"/>
+                <w:szCs w:val="22"/>
+              </w:rPr>
+              <w:t>□</w:t>
+            </w:r>
+            <w:r>
+              <w:rPr>
+                <w:spacing w:val="10"/>
+                <w:sz w:val="22"/>
+                <w:szCs w:val="22"/>
+              </w:rPr>
+              <w:t xml:space="preserve"> </w:t>
+            </w:r>
+            <w:r>
+              <w:rPr>
+                <w:spacing w:val="-4"/>
+                <w:sz w:val="22"/>
+                <w:szCs w:val="22"/>
+              </w:rPr>
+              <w:t>Applied</w:t>
+            </w:r>
+            <w:r>
+              <w:rPr>
+                <w:spacing w:val="11"/>
+                <w:sz w:val="22"/>
+                <w:szCs w:val="22"/>
+              </w:rPr>
+              <w:t xml:space="preserve"> </w:t>
+            </w:r>
+            <w:r>
+              <w:rPr>
+                <w:spacing w:val="-4"/>
+                <w:sz w:val="22"/>
+                <w:szCs w:val="22"/>
+              </w:rPr>
+              <w:t>Basic</w:t>
+            </w:r>
+            <w:r>
+              <w:rPr>
+                <w:spacing w:val="15"/>
+                <w:sz w:val="22"/>
+                <w:szCs w:val="22"/>
+              </w:rPr>
+              <w:t xml:space="preserve"> </w:t>
+            </w:r>
+            <w:r>
+              <w:rPr>
+                <w:spacing w:val="-4"/>
+                <w:sz w:val="22"/>
+                <w:szCs w:val="22"/>
+              </w:rPr>
+              <w:t>Research</w:t>
+            </w:r>
+          </w:p>
+          <w:p>
+            <w:pPr>
+              <w:spacing w:line="255" w:lineRule="auto"/>
+              <w:rPr>
+                <w:rFonts w:ascii="Arial"/>
+                <w:sz w:val="21"/>
+              </w:rPr>
+            </w:pPr>
+          </w:p>
+          <w:p>
+            <w:pPr>
+              <w:pStyle w:val="9"/>
+              <w:spacing w:before="72" w:line="213" w:lineRule="auto"/>
+              <w:ind w:left="157"/>
+              <w:rPr>
+                <w:sz w:val="22"/>
+                <w:szCs w:val="22"/>
+              </w:rPr>
+            </w:pPr>
+            <w:r>
+              <w:rPr>
+                <w:spacing w:val="-1"/>
+                <w:sz w:val="22"/>
+                <w:szCs w:val="22"/>
+              </w:rPr>
+              <w:t>Applied Technology Research</w:t>
+            </w:r>
+            <w:r>
+              <w:rPr>
+                <w:spacing w:val="48"/>
+                <w:sz w:val="22"/>
+                <w:szCs w:val="22"/>
+              </w:rPr>
+              <w:t xml:space="preserve"> </w:t>
+            </w:r>
+            <w:r>
+              <w:rPr>
+                <w:spacing w:val="-1"/>
+                <w:sz w:val="22"/>
+                <w:szCs w:val="22"/>
+              </w:rPr>
+              <w:t>□ Technology Development</w:t>
+            </w:r>
+          </w:p>
+          <w:p>
+            <w:pPr>
+              <w:spacing w:line="246" w:lineRule="auto"/>
+              <w:rPr>
+                <w:rFonts w:ascii="Arial"/>
+                <w:sz w:val="21"/>
+              </w:rPr>
+            </w:pPr>
+          </w:p>
+          <w:p>
+            <w:pPr>
+              <w:pStyle w:val="9"/>
+              <w:spacing w:before="72" w:line="219" w:lineRule="auto"/>
+              <w:ind w:left="140"/>
+              <w:outlineLvl w:val="4"/>
+              <w:rPr>
+                <w:sz w:val="22"/>
+                <w:szCs w:val="22"/>
+              </w:rPr>
+            </w:pPr>
+            <w:r>
+              <w:rPr>
+                <w:b/>
+                <w:bCs/>
+                <w:spacing w:val="-1"/>
+                <w:sz w:val="22"/>
+                <w:szCs w:val="22"/>
+              </w:rPr>
+              <w:t>2.代表性成果(Achievements)</w:t>
+            </w:r>
+          </w:p>
+          <w:p>
+            <w:pPr>
+              <w:pStyle w:val="9"/>
+              <w:spacing w:before="97" w:line="316" w:lineRule="auto"/>
+              <w:ind w:left="187" w:right="1865" w:firstLine="3"/>
+              <w:rPr>
+                <w:sz w:val="22"/>
+                <w:szCs w:val="22"/>
+              </w:rPr>
+            </w:pPr>
+            <w:r>
+              <w:rPr>
+                <w:b/>
+                <w:bCs/>
+                <w:spacing w:val="2"/>
+                <w:sz w:val="22"/>
+                <w:szCs w:val="22"/>
+              </w:rPr>
+              <w:t>(1)代表性科研项目</w:t>
+            </w:r>
+            <w:r>
+              <w:rPr>
+                <w:spacing w:val="2"/>
+                <w:sz w:val="22"/>
+                <w:szCs w:val="22"/>
+              </w:rPr>
+              <w:t>(主持/参与，不超过2个研究方向，每个研究方向不超过5项，注</w:t>
+            </w:r>
+            <w:r>
+              <w:rPr>
+                <w:spacing w:val="4"/>
+                <w:sz w:val="22"/>
+                <w:szCs w:val="22"/>
+              </w:rPr>
+              <w:t xml:space="preserve"> </w:t>
+            </w:r>
+            <w:r>
+              <w:rPr>
+                <w:spacing w:val="1"/>
+                <w:sz w:val="22"/>
+                <w:szCs w:val="22"/>
+              </w:rPr>
+              <w:t>意不得出现任何违反法律法规或含有涉密信息、敏感信息的内容)</w:t>
+            </w:r>
+          </w:p>
+          <w:p>
+            <w:pPr>
+              <w:pStyle w:val="9"/>
+              <w:spacing w:before="76" w:line="238" w:lineRule="auto"/>
+              <w:ind w:left="127" w:right="42"/>
+              <w:jc w:val="both"/>
+              <w:rPr>
+                <w:sz w:val="22"/>
+                <w:szCs w:val="22"/>
+              </w:rPr>
+            </w:pPr>
+            <w:r>
+              <w:rPr>
+                <w:spacing w:val="-3"/>
+                <w:sz w:val="22"/>
+                <w:szCs w:val="22"/>
+              </w:rPr>
+              <w:t xml:space="preserve">Research Projects(As a </w:t>
+            </w:r>
+            <w:r>
+              <w:rPr>
+                <w:spacing w:val="-4"/>
+                <w:sz w:val="22"/>
+                <w:szCs w:val="22"/>
+              </w:rPr>
+              <w:t>Project Leader or Participant,No More than 2 Research Directions</w:t>
+            </w:r>
+            <w:r>
+              <w:rPr>
+                <w:spacing w:val="6"/>
+                <w:sz w:val="22"/>
+                <w:szCs w:val="22"/>
+              </w:rPr>
+              <w:t xml:space="preserve"> </w:t>
+            </w:r>
+            <w:r>
+              <w:rPr>
+                <w:spacing w:val="-4"/>
+                <w:sz w:val="22"/>
+                <w:szCs w:val="22"/>
+              </w:rPr>
+              <w:t>and</w:t>
+            </w:r>
+            <w:r>
+              <w:rPr>
+                <w:spacing w:val="-2"/>
+                <w:sz w:val="22"/>
+                <w:szCs w:val="22"/>
+              </w:rPr>
+              <w:t xml:space="preserve"> </w:t>
+            </w:r>
+            <w:r>
+              <w:rPr>
+                <w:spacing w:val="-4"/>
+                <w:sz w:val="22"/>
+                <w:szCs w:val="22"/>
+              </w:rPr>
+              <w:t>No</w:t>
+            </w:r>
+            <w:r>
+              <w:rPr>
+                <w:sz w:val="22"/>
+                <w:szCs w:val="22"/>
+              </w:rPr>
+              <w:t xml:space="preserve"> than 5 Projects per Research Direction.Please Do Not Provide Any</w:t>
+            </w:r>
+            <w:r>
+              <w:rPr>
+                <w:spacing w:val="9"/>
+                <w:sz w:val="22"/>
+                <w:szCs w:val="22"/>
+              </w:rPr>
+              <w:t xml:space="preserve"> </w:t>
+            </w:r>
+            <w:r>
+              <w:rPr>
+                <w:sz w:val="22"/>
+                <w:szCs w:val="22"/>
+              </w:rPr>
+              <w:t>Co</w:t>
+            </w:r>
+            <w:r>
+              <w:rPr>
+                <w:spacing w:val="-1"/>
+                <w:sz w:val="22"/>
+                <w:szCs w:val="22"/>
+              </w:rPr>
+              <w:t>ntent</w:t>
+            </w:r>
+            <w:r>
+              <w:rPr>
+                <w:spacing w:val="16"/>
+                <w:sz w:val="22"/>
+                <w:szCs w:val="22"/>
+              </w:rPr>
+              <w:t xml:space="preserve"> </w:t>
+            </w:r>
+            <w:r>
+              <w:rPr>
+                <w:spacing w:val="-1"/>
+                <w:sz w:val="22"/>
+                <w:szCs w:val="22"/>
+              </w:rPr>
+              <w:t>that Violates</w:t>
+            </w:r>
+            <w:r>
+              <w:rPr>
+                <w:spacing w:val="9"/>
+                <w:sz w:val="22"/>
+                <w:szCs w:val="22"/>
+              </w:rPr>
+              <w:t xml:space="preserve"> </w:t>
+            </w:r>
+            <w:r>
+              <w:rPr>
+                <w:spacing w:val="-1"/>
+                <w:sz w:val="22"/>
+                <w:szCs w:val="22"/>
+              </w:rPr>
+              <w:t>Laws</w:t>
+            </w:r>
+            <w:r>
+              <w:rPr>
+                <w:sz w:val="22"/>
+                <w:szCs w:val="22"/>
+              </w:rPr>
+              <w:t xml:space="preserve"> Regulations or Any Classified</w:t>
+            </w:r>
+            <w:r>
+              <w:rPr>
+                <w:spacing w:val="19"/>
+                <w:sz w:val="22"/>
+                <w:szCs w:val="22"/>
+              </w:rPr>
+              <w:t xml:space="preserve"> </w:t>
+            </w:r>
+            <w:r>
+              <w:rPr>
+                <w:sz w:val="22"/>
+                <w:szCs w:val="22"/>
+              </w:rPr>
+              <w:t>and</w:t>
+            </w:r>
+            <w:r>
+              <w:rPr>
+                <w:spacing w:val="18"/>
+                <w:sz w:val="22"/>
+                <w:szCs w:val="22"/>
+              </w:rPr>
+              <w:t xml:space="preserve"> </w:t>
+            </w:r>
+            <w:r>
+              <w:rPr>
+                <w:sz w:val="22"/>
+                <w:szCs w:val="22"/>
+              </w:rPr>
+              <w:t>Sensitive</w:t>
+            </w:r>
+            <w:r>
+              <w:rPr>
+                <w:spacing w:val="30"/>
+                <w:sz w:val="22"/>
+                <w:szCs w:val="22"/>
+              </w:rPr>
+              <w:t xml:space="preserve"> </w:t>
+            </w:r>
+            <w:r>
+              <w:rPr>
+                <w:sz w:val="22"/>
+                <w:szCs w:val="22"/>
+              </w:rPr>
+              <w:t>In</w:t>
+            </w:r>
+            <w:r>
+              <w:rPr>
+                <w:spacing w:val="-1"/>
+                <w:sz w:val="22"/>
+                <w:szCs w:val="22"/>
+              </w:rPr>
+              <w:t>formation.)</w:t>
             </w:r>
           </w:p>
         </w:tc>
@@ -10841,7 +13624,15 @@
                 <w:szCs w:val="23"/>
               </w:rPr>
             </w:pPr>
-            <w:r/>
+            <w:r>
+              <w:rPr>
+                <w:rFonts w:hint="eastAsia"/>
+                <w:spacing w:val="-2"/>
+                <w:sz w:val="23"/>
+                <w:szCs w:val="23"/>
+              </w:rPr>
+              <w:t>饮用水安全与家庭水处理技术</w:t>
+            </w:r>
           </w:p>
         </w:tc>
         <w:tc>
@@ -10859,7 +13650,15 @@
                 <w:szCs w:val="23"/>
               </w:rPr>
             </w:pPr>
-            <w:r/>
+            <w:r>
+              <w:rPr>
+                <w:rFonts w:hint="eastAsia"/>
+                <w:spacing w:val="-2"/>
+                <w:sz w:val="23"/>
+                <w:szCs w:val="23"/>
+              </w:rPr>
+              <w:t>2020-11-12-2021-10-11</w:t>
+            </w:r>
           </w:p>
         </w:tc>
         <w:tc>
@@ -10877,7 +13676,15 @@
                 <w:szCs w:val="23"/>
               </w:rPr>
             </w:pPr>
-            <w:r/>
+            <w:r>
+              <w:rPr>
+                <w:rFonts w:hint="eastAsia"/>
+                <w:spacing w:val="-1"/>
+                <w:sz w:val="23"/>
+                <w:szCs w:val="23"/>
+              </w:rPr>
+              <w:t>项目名称：加活性炭和不加活性炭的POU罐式陶瓷蜡烛过滤器对处理水中细菌丰度的影响 项目性质:应用 研究 来源：巴西高等教育人才促进协调委员会、圣州 科研基金会 参与人数：2</w:t>
+            </w:r>
           </w:p>
         </w:tc>
         <w:tc>
@@ -10896,7 +13703,15 @@
                 <w:szCs w:val="23"/>
               </w:rPr>
             </w:pPr>
-            <w:r/>
+            <w:r>
+              <w:rPr>
+                <w:rFonts w:hint="eastAsia"/>
+                <w:spacing w:val="-1"/>
+                <w:sz w:val="23"/>
+                <w:szCs w:val="23"/>
+              </w:rPr>
+              <w:t>200</w:t>
+            </w:r>
           </w:p>
         </w:tc>
         <w:tc>
@@ -10915,7 +13730,15 @@
                 <w:szCs w:val="23"/>
               </w:rPr>
             </w:pPr>
-            <w:r/>
+            <w:r>
+              <w:rPr>
+                <w:rFonts w:hint="eastAsia"/>
+                <w:spacing w:val="-1"/>
+                <w:sz w:val="23"/>
+                <w:szCs w:val="23"/>
+              </w:rPr>
+              <w:t>1/2</w:t>
+            </w:r>
           </w:p>
         </w:tc>
       </w:tr>
@@ -10991,7 +13814,15 @@
                 <w:szCs w:val="23"/>
               </w:rPr>
             </w:pPr>
-            <w:r/>
+            <w:r>
+              <w:rPr>
+                <w:rFonts w:hint="eastAsia"/>
+                <w:spacing w:val="-2"/>
+                <w:sz w:val="23"/>
+                <w:szCs w:val="23"/>
+              </w:rPr>
+              <w:t>2019-01-11-2020-03-15</w:t>
+            </w:r>
           </w:p>
         </w:tc>
         <w:tc>
@@ -11009,7 +13840,15 @@
                 <w:szCs w:val="23"/>
               </w:rPr>
             </w:pPr>
-            <w:r/>
+            <w:r>
+              <w:rPr>
+                <w:rFonts w:hint="eastAsia"/>
+                <w:spacing w:val="-1"/>
+                <w:sz w:val="23"/>
+                <w:szCs w:val="23"/>
+              </w:rPr>
+              <w:t>项目名称：半干 旱巴西农村社区 使用多种替代水 源的潜在微生物 传播途径 项目性质：应用 研究 来源：圣埃斯皮 里图联邦大学 参与人数：4</w:t>
+            </w:r>
           </w:p>
         </w:tc>
         <w:tc>
@@ -11028,7 +13867,15 @@
                 <w:szCs w:val="23"/>
               </w:rPr>
             </w:pPr>
-            <w:r/>
+            <w:r>
+              <w:rPr>
+                <w:rFonts w:hint="eastAsia"/>
+                <w:spacing w:val="-1"/>
+                <w:sz w:val="23"/>
+                <w:szCs w:val="23"/>
+              </w:rPr>
+              <w:t>450</w:t>
+            </w:r>
           </w:p>
         </w:tc>
         <w:tc>
@@ -11047,7 +13894,15 @@
                 <w:szCs w:val="23"/>
               </w:rPr>
             </w:pPr>
-            <w:r/>
+            <w:r>
+              <w:rPr>
+                <w:rFonts w:hint="eastAsia"/>
+                <w:spacing w:val="-1"/>
+                <w:sz w:val="23"/>
+                <w:szCs w:val="23"/>
+              </w:rPr>
+              <w:t>1/4</w:t>
+            </w:r>
           </w:p>
         </w:tc>
       </w:tr>
@@ -11124,7 +13979,6 @@
                 <w:szCs w:val="23"/>
               </w:rPr>
             </w:pPr>
-            <w:r/>
           </w:p>
         </w:tc>
         <w:tc>
@@ -11143,7 +13997,6 @@
                 <w:szCs w:val="23"/>
               </w:rPr>
             </w:pPr>
-            <w:r/>
           </w:p>
         </w:tc>
         <w:tc>
@@ -11162,7 +14015,6 @@
                 <w:szCs w:val="23"/>
               </w:rPr>
             </w:pPr>
-            <w:r/>
           </w:p>
         </w:tc>
         <w:tc>
@@ -11181,7 +14033,6 @@
                 <w:szCs w:val="23"/>
               </w:rPr>
             </w:pPr>
-            <w:r/>
           </w:p>
         </w:tc>
       </w:tr>
@@ -12338,7 +15189,6 @@
                 <w:szCs w:val="23"/>
               </w:rPr>
             </w:pPr>
-            <w:r/>
           </w:p>
         </w:tc>
         <w:tc>
@@ -12356,7 +15206,6 @@
                 <w:szCs w:val="23"/>
               </w:rPr>
             </w:pPr>
-            <w:r/>
           </w:p>
         </w:tc>
         <w:tc>
@@ -12374,7 +15223,6 @@
                 <w:szCs w:val="23"/>
               </w:rPr>
             </w:pPr>
-            <w:r/>
           </w:p>
         </w:tc>
         <w:tc>
@@ -12392,7 +15240,6 @@
                 <w:szCs w:val="23"/>
               </w:rPr>
             </w:pPr>
-            <w:r/>
           </w:p>
         </w:tc>
         <w:tc>
@@ -12410,7 +15257,6 @@
                 <w:szCs w:val="23"/>
               </w:rPr>
             </w:pPr>
-            <w:r/>
           </w:p>
         </w:tc>
       </w:tr>
@@ -12479,7 +15325,6 @@
                 <w:szCs w:val="23"/>
               </w:rPr>
             </w:pPr>
-            <w:r/>
           </w:p>
         </w:tc>
         <w:tc>
@@ -12497,7 +15342,6 @@
                 <w:szCs w:val="23"/>
               </w:rPr>
             </w:pPr>
-            <w:r/>
           </w:p>
         </w:tc>
         <w:tc>
@@ -12515,7 +15359,6 @@
                 <w:szCs w:val="23"/>
               </w:rPr>
             </w:pPr>
-            <w:r/>
           </w:p>
         </w:tc>
         <w:tc>
@@ -12533,7 +15376,6 @@
                 <w:szCs w:val="23"/>
               </w:rPr>
             </w:pPr>
-            <w:r/>
           </w:p>
         </w:tc>
       </w:tr>
@@ -13296,7 +16138,17 @@
                 <w:szCs w:val="23"/>
               </w:rPr>
             </w:pPr>
-            <w:r/>
+            <w:r>
+              <w:rPr>
+                <w:rFonts w:hint="eastAsia"/>
+                <w:b/>
+                <w:bCs/>
+                <w:spacing w:val="-4"/>
+                <w:sz w:val="23"/>
+                <w:szCs w:val="23"/>
+              </w:rPr>
+              <w:t>农业污染物生态毒理学</w:t>
+            </w:r>
           </w:p>
         </w:tc>
         <w:tc>
@@ -13317,7 +16169,17 @@
                 <w:szCs w:val="23"/>
               </w:rPr>
             </w:pPr>
-            <w:r/>
+            <w:r>
+              <w:rPr>
+                <w:rFonts w:hint="eastAsia"/>
+                <w:b/>
+                <w:bCs/>
+                <w:spacing w:val="-3"/>
+                <w:sz w:val="23"/>
+                <w:szCs w:val="23"/>
+              </w:rPr>
+              <w:t>2004-07</w:t>
+            </w:r>
           </w:p>
         </w:tc>
         <w:tc>
@@ -13339,7 +16201,52 @@
                 <w:lang w:val="en-US" w:eastAsia="zh-CN"/>
               </w:rPr>
             </w:pPr>
-            <w:r/>
+            <w:r>
+              <w:rPr>
+                <w:rFonts w:hint="eastAsia"/>
+                <w:b/>
+                <w:bCs/>
+                <w:spacing w:val="-8"/>
+                <w:sz w:val="23"/>
+                <w:szCs w:val="23"/>
+              </w:rPr>
+              <w:t>关于杀菌剂戊唑醇（Folicur 200 CE）对罗非鱼（Tilapia rendalli）和帕库鱼（Piaractus</w:t>
+            </w:r>
+            <w:r>
+              <w:rPr>
+                <w:rFonts w:hint="eastAsia"/>
+                <w:b/>
+                <w:bCs/>
+                <w:spacing w:val="-8"/>
+                <w:sz w:val="23"/>
+                <w:szCs w:val="23"/>
+                <w:lang w:val="en-US" w:eastAsia="zh-CN"/>
+              </w:rPr>
+              <w:t xml:space="preserve"> </w:t>
+            </w:r>
+            <w:r>
+              <w:rPr>
+                <w:rFonts w:hint="eastAsia"/>
+                <w:b/>
+                <w:bCs/>
+                <w:spacing w:val="-8"/>
+                <w:sz w:val="23"/>
+                <w:szCs w:val="23"/>
+              </w:rPr>
+              <w:t>mesopotamicus）幼鱼及稚鱼毒性剂量测定的试验</w:t>
+            </w:r>
+            <w:r>
+              <w:rPr>
+                <w:rFonts w:hint="eastAsia"/>
+                <w:b/>
+                <w:bCs/>
+                <w:spacing w:val="-8"/>
+                <w:sz w:val="23"/>
+                <w:szCs w:val="23"/>
+                <w:lang w:val="en-US" w:eastAsia="zh-CN"/>
+              </w:rPr>
+              <w:t>/ENSAIO PARA A DETERMINAÇÃO DE DOSAGEM TÓXICA DO FUNGICIDA tebuconazole (FOLICUR 200 CE) SOBRE ALEVINOS E JUVENIS DE TILÁPIA (Tilapia rendalli) E DE PACU (Piaractus mesopotamicus)</w:t>
+            </w:r>
           </w:p>
         </w:tc>
         <w:tc>
@@ -13360,28 +16267,48 @@
                 <w:szCs w:val="23"/>
               </w:rPr>
             </w:pPr>
-            <w:r/>
-          </w:p>
-        </w:tc>
-        <w:tc>
-          <w:tcPr>
-            <w:tcW w:w="1114" w:type="dxa"/>
-            <w:vAlign w:val="top"/>
-          </w:tcPr>
-          <w:p>
-            <w:pPr>
-              <w:pStyle w:val="9"/>
-              <w:spacing w:before="62" w:line="214" w:lineRule="auto"/>
-              <w:ind w:left="33"/>
-              <w:rPr>
+            <w:r>
+              <w:rPr>
+                <w:rFonts w:hint="eastAsia"/>
                 <w:b/>
                 <w:bCs/>
                 <w:spacing w:val="-3"/>
                 <w:sz w:val="23"/>
                 <w:szCs w:val="23"/>
               </w:rPr>
-            </w:pPr>
-            <w:r/>
+              <w:t>Engenharia Ambi ental, Espírit o Santo do Pinh al</w:t>
+            </w:r>
+          </w:p>
+        </w:tc>
+        <w:tc>
+          <w:tcPr>
+            <w:tcW w:w="1114" w:type="dxa"/>
+            <w:vAlign w:val="top"/>
+          </w:tcPr>
+          <w:p>
+            <w:pPr>
+              <w:pStyle w:val="9"/>
+              <w:spacing w:before="62" w:line="214" w:lineRule="auto"/>
+              <w:ind w:left="33"/>
+              <w:rPr>
+                <w:b/>
+                <w:bCs/>
+                <w:spacing w:val="-3"/>
+                <w:sz w:val="23"/>
+                <w:szCs w:val="23"/>
+              </w:rPr>
+            </w:pPr>
+            <w:r>
+              <w:rPr>
+                <w:rFonts w:hint="eastAsia"/>
+                <w:b/>
+                <w:bCs/>
+                <w:spacing w:val="-3"/>
+                <w:sz w:val="23"/>
+                <w:szCs w:val="23"/>
+              </w:rPr>
+              <w:t>6/6</w:t>
+            </w:r>
           </w:p>
         </w:tc>
       </w:tr>
@@ -14220,7 +17147,17 @@
                 <w:szCs w:val="23"/>
               </w:rPr>
             </w:pPr>
-            <w:r/>
+            <w:r>
+              <w:rPr>
+                <w:rFonts w:hint="eastAsia"/>
+                <w:b/>
+                <w:bCs/>
+                <w:spacing w:val="-4"/>
+                <w:sz w:val="23"/>
+                <w:szCs w:val="23"/>
+              </w:rPr>
+              <w:t>水环境与微生物风险评估</w:t>
+            </w:r>
           </w:p>
         </w:tc>
         <w:tc>
@@ -14241,7 +17178,17 @@
                 <w:szCs w:val="23"/>
               </w:rPr>
             </w:pPr>
-            <w:r/>
+            <w:r>
+              <w:rPr>
+                <w:rFonts w:hint="eastAsia"/>
+                <w:b/>
+                <w:bCs/>
+                <w:spacing w:val="-3"/>
+                <w:sz w:val="23"/>
+                <w:szCs w:val="23"/>
+              </w:rPr>
+              <w:t>2004-10</w:t>
+            </w:r>
           </w:p>
         </w:tc>
         <w:tc>
@@ -14261,7 +17208,17 @@
                 <w:szCs w:val="23"/>
               </w:rPr>
             </w:pPr>
-            <w:r/>
+            <w:r>
+              <w:rPr>
+                <w:rFonts w:hint="eastAsia"/>
+                <w:b/>
+                <w:bCs/>
+                <w:spacing w:val="-8"/>
+                <w:sz w:val="23"/>
+                <w:szCs w:val="23"/>
+              </w:rPr>
+              <w:t>圣皮尼亚尔市'猪溪'的微生物水质状况/QUALIDADE MICROBIOLÓGICA DO CÓRREGO "RI BEIRÃO DOS PORC OS" NO MUNICIPI O DE ESPÍRITO SA NTO DO PINHAL-S P</w:t>
+            </w:r>
           </w:p>
         </w:tc>
         <w:tc>
@@ -14282,28 +17239,48 @@
                 <w:szCs w:val="23"/>
               </w:rPr>
             </w:pPr>
-            <w:r/>
-          </w:p>
-        </w:tc>
-        <w:tc>
-          <w:tcPr>
-            <w:tcW w:w="1114" w:type="dxa"/>
-            <w:vAlign w:val="top"/>
-          </w:tcPr>
-          <w:p>
-            <w:pPr>
-              <w:pStyle w:val="9"/>
-              <w:spacing w:before="62" w:line="214" w:lineRule="auto"/>
-              <w:ind w:left="33"/>
-              <w:rPr>
+            <w:r>
+              <w:rPr>
+                <w:rFonts w:hint="eastAsia"/>
                 <w:b/>
                 <w:bCs/>
                 <w:spacing w:val="-3"/>
                 <w:sz w:val="23"/>
                 <w:szCs w:val="23"/>
               </w:rPr>
-            </w:pPr>
-            <w:r/>
+              <w:t>Eng.ambient., Espirito Santo do Pinhal</w:t>
+            </w:r>
+          </w:p>
+        </w:tc>
+        <w:tc>
+          <w:tcPr>
+            <w:tcW w:w="1114" w:type="dxa"/>
+            <w:vAlign w:val="top"/>
+          </w:tcPr>
+          <w:p>
+            <w:pPr>
+              <w:pStyle w:val="9"/>
+              <w:spacing w:before="62" w:line="214" w:lineRule="auto"/>
+              <w:ind w:left="33"/>
+              <w:rPr>
+                <w:b/>
+                <w:bCs/>
+                <w:spacing w:val="-3"/>
+                <w:sz w:val="23"/>
+                <w:szCs w:val="23"/>
+              </w:rPr>
+            </w:pPr>
+            <w:r>
+              <w:rPr>
+                <w:rFonts w:hint="eastAsia"/>
+                <w:b/>
+                <w:bCs/>
+                <w:spacing w:val="-3"/>
+                <w:sz w:val="23"/>
+                <w:szCs w:val="23"/>
+              </w:rPr>
+              <w:t>3/4</w:t>
+            </w:r>
           </w:p>
         </w:tc>
       </w:tr>
@@ -14387,7 +17364,17 @@
                 <w:szCs w:val="23"/>
               </w:rPr>
             </w:pPr>
-            <w:r/>
+            <w:r>
+              <w:rPr>
+                <w:rFonts w:hint="eastAsia"/>
+                <w:b/>
+                <w:bCs/>
+                <w:spacing w:val="-3"/>
+                <w:sz w:val="23"/>
+                <w:szCs w:val="23"/>
+              </w:rPr>
+              <w:t>2021-01</w:t>
+            </w:r>
           </w:p>
         </w:tc>
         <w:tc>
@@ -14407,7 +17394,17 @@
                 <w:szCs w:val="23"/>
               </w:rPr>
             </w:pPr>
-            <w:r/>
+            <w:r>
+              <w:rPr>
+                <w:rFonts w:hint="eastAsia"/>
+                <w:b/>
+                <w:bCs/>
+                <w:spacing w:val="-8"/>
+                <w:sz w:val="23"/>
+                <w:szCs w:val="23"/>
+              </w:rPr>
+              <w:t>垂直人工湿地厌 氧过滤器处理的 灰水非饮用回用 的微生物风险/Mi crobiological risk from non-po table reuse of greywater treated by anaerobic filters associated to vertical constructed wetlands</w:t>
+            </w:r>
           </w:p>
         </w:tc>
         <w:tc>
@@ -14428,28 +17425,48 @@
                 <w:szCs w:val="23"/>
               </w:rPr>
             </w:pPr>
-            <w:r/>
-          </w:p>
-        </w:tc>
-        <w:tc>
-          <w:tcPr>
-            <w:tcW w:w="1114" w:type="dxa"/>
-            <w:vAlign w:val="top"/>
-          </w:tcPr>
-          <w:p>
-            <w:pPr>
-              <w:pStyle w:val="9"/>
-              <w:spacing w:before="62" w:line="214" w:lineRule="auto"/>
-              <w:ind w:left="33"/>
-              <w:rPr>
+            <w:r>
+              <w:rPr>
+                <w:rFonts w:hint="eastAsia"/>
                 <w:b/>
                 <w:bCs/>
                 <w:spacing w:val="-3"/>
                 <w:sz w:val="23"/>
                 <w:szCs w:val="23"/>
               </w:rPr>
-            </w:pPr>
-            <w:r/>
+              <w:t>Journal of Water Process Engineering</w:t>
+            </w:r>
+          </w:p>
+        </w:tc>
+        <w:tc>
+          <w:tcPr>
+            <w:tcW w:w="1114" w:type="dxa"/>
+            <w:vAlign w:val="top"/>
+          </w:tcPr>
+          <w:p>
+            <w:pPr>
+              <w:pStyle w:val="9"/>
+              <w:spacing w:before="62" w:line="214" w:lineRule="auto"/>
+              <w:ind w:left="33"/>
+              <w:rPr>
+                <w:b/>
+                <w:bCs/>
+                <w:spacing w:val="-3"/>
+                <w:sz w:val="23"/>
+                <w:szCs w:val="23"/>
+              </w:rPr>
+            </w:pPr>
+            <w:r>
+              <w:rPr>
+                <w:rFonts w:hint="eastAsia"/>
+                <w:b/>
+                <w:bCs/>
+                <w:spacing w:val="-3"/>
+                <w:sz w:val="23"/>
+                <w:szCs w:val="23"/>
+              </w:rPr>
+              <w:t>3*/4</w:t>
+            </w:r>
           </w:p>
         </w:tc>
       </w:tr>
@@ -15380,7 +18397,6 @@
                 <w:szCs w:val="24"/>
               </w:rPr>
             </w:pPr>
-            <w:r/>
           </w:p>
         </w:tc>
         <w:tc>
@@ -15398,7 +18414,6 @@
                 <w:szCs w:val="24"/>
               </w:rPr>
             </w:pPr>
-            <w:r/>
           </w:p>
         </w:tc>
         <w:tc>
@@ -15416,7 +18431,6 @@
                 <w:szCs w:val="24"/>
               </w:rPr>
             </w:pPr>
-            <w:r/>
           </w:p>
         </w:tc>
         <w:tc>
@@ -15434,7 +18448,6 @@
                 <w:szCs w:val="24"/>
               </w:rPr>
             </w:pPr>
-            <w:r/>
           </w:p>
         </w:tc>
       </w:tr>
@@ -15490,7 +18503,6 @@
                 <w:szCs w:val="24"/>
               </w:rPr>
             </w:pPr>
-            <w:r/>
           </w:p>
         </w:tc>
         <w:tc>
@@ -15508,7 +18520,6 @@
                 <w:szCs w:val="24"/>
               </w:rPr>
             </w:pPr>
-            <w:r/>
           </w:p>
         </w:tc>
         <w:tc>
@@ -15526,7 +18537,6 @@
                 <w:szCs w:val="24"/>
               </w:rPr>
             </w:pPr>
-            <w:r/>
           </w:p>
         </w:tc>
         <w:tc>
@@ -15544,7 +18554,6 @@
                 <w:szCs w:val="24"/>
               </w:rPr>
             </w:pPr>
-            <w:r/>
           </w:p>
         </w:tc>
       </w:tr>
@@ -15600,7 +18609,6 @@
                 <w:szCs w:val="24"/>
               </w:rPr>
             </w:pPr>
-            <w:r/>
           </w:p>
         </w:tc>
         <w:tc>
@@ -15618,7 +18626,6 @@
                 <w:szCs w:val="24"/>
               </w:rPr>
             </w:pPr>
-            <w:r/>
           </w:p>
         </w:tc>
         <w:tc>
@@ -15636,7 +18643,6 @@
                 <w:szCs w:val="24"/>
               </w:rPr>
             </w:pPr>
-            <w:r/>
           </w:p>
         </w:tc>
         <w:tc>
@@ -15654,7 +18660,6 @@
                 <w:szCs w:val="24"/>
               </w:rPr>
             </w:pPr>
-            <w:r/>
           </w:p>
         </w:tc>
       </w:tr>
@@ -15710,7 +18715,6 @@
                 <w:szCs w:val="24"/>
               </w:rPr>
             </w:pPr>
-            <w:r/>
           </w:p>
         </w:tc>
         <w:tc>
@@ -15728,7 +18732,6 @@
                 <w:szCs w:val="24"/>
               </w:rPr>
             </w:pPr>
-            <w:r/>
           </w:p>
         </w:tc>
         <w:tc>
@@ -15746,7 +18749,6 @@
                 <w:szCs w:val="24"/>
               </w:rPr>
             </w:pPr>
-            <w:r/>
           </w:p>
         </w:tc>
         <w:tc>
@@ -15764,7 +18766,6 @@
                 <w:szCs w:val="24"/>
               </w:rPr>
             </w:pPr>
-            <w:r/>
           </w:p>
         </w:tc>
       </w:tr>
@@ -15857,8 +18858,1624 @@
             <w:vAlign w:val="top"/>
           </w:tcPr>
           <w:p>
-            <w:r>
-              <w:t>(4)代表性的转化产业化成果 (请说明当前科研成果转化为产品或形成产业的程度， 根据重要程度列前5项)</w:t>
+            <w:pPr>
+              <w:spacing w:line="104" w:lineRule="auto"/>
+              <w:rPr>
+                <w:rFonts w:ascii="Arial"/>
+                <w:sz w:val="2"/>
+              </w:rPr>
+            </w:pPr>
+          </w:p>
+          <w:p>
+            <w:pPr>
+              <w:spacing w:before="165" w:line="282" w:lineRule="auto"/>
+              <w:ind w:left="139" w:right="464" w:firstLine="180"/>
+              <w:rPr>
+                <w:rFonts w:ascii="楷体" w:hAnsi="楷体" w:eastAsia="楷体" w:cs="楷体"/>
+                <w:sz w:val="27"/>
+                <w:szCs w:val="27"/>
+              </w:rPr>
+            </w:pPr>
+            <w:r>
+              <w:rPr>
+                <w:rFonts w:ascii="黑体" w:hAnsi="黑体" w:eastAsia="黑体" w:cs="黑体"/>
+                <w:spacing w:val="4"/>
+                <w:sz w:val="27"/>
+                <w:szCs w:val="27"/>
+              </w:rPr>
+              <w:t>(4)代表性的转化产业化成果</w:t>
+            </w:r>
+            <w:r>
+              <w:rPr>
+                <w:rFonts w:ascii="黑体" w:hAnsi="黑体" w:eastAsia="黑体" w:cs="黑体"/>
+                <w:spacing w:val="-50"/>
+                <w:sz w:val="27"/>
+                <w:szCs w:val="27"/>
+              </w:rPr>
+              <w:t xml:space="preserve"> </w:t>
+            </w:r>
+            <w:r>
+              <w:rPr>
+                <w:rFonts w:ascii="楷体" w:hAnsi="楷体" w:eastAsia="楷体" w:cs="楷体"/>
+                <w:spacing w:val="4"/>
+                <w:sz w:val="27"/>
+                <w:szCs w:val="27"/>
+              </w:rPr>
+              <w:t>(请说明当前科研成果</w:t>
+            </w:r>
+            <w:r>
+              <w:rPr>
+                <w:rFonts w:ascii="楷体" w:hAnsi="楷体" w:eastAsia="楷体" w:cs="楷体"/>
+                <w:spacing w:val="3"/>
+                <w:sz w:val="27"/>
+                <w:szCs w:val="27"/>
+              </w:rPr>
+              <w:t>转化为产品或形成产业的程度，</w:t>
+            </w:r>
+            <w:r>
+              <w:rPr>
+                <w:rFonts w:ascii="楷体" w:hAnsi="楷体" w:eastAsia="楷体" w:cs="楷体"/>
+                <w:sz w:val="27"/>
+                <w:szCs w:val="27"/>
+              </w:rPr>
+              <w:t xml:space="preserve"> </w:t>
+            </w:r>
+            <w:r>
+              <w:rPr>
+                <w:rFonts w:ascii="楷体" w:hAnsi="楷体" w:eastAsia="楷体" w:cs="楷体"/>
+                <w:spacing w:val="3"/>
+                <w:sz w:val="27"/>
+                <w:szCs w:val="27"/>
+              </w:rPr>
+              <w:t>根据重要程度列前5项)</w:t>
+            </w:r>
+          </w:p>
+          <w:p>
+            <w:pPr>
+              <w:spacing w:before="84" w:line="192" w:lineRule="auto"/>
+              <w:ind w:left="139"/>
+              <w:rPr>
+                <w:rFonts w:ascii="Times New Roman" w:hAnsi="Times New Roman" w:eastAsia="Times New Roman" w:cs="Times New Roman"/>
+                <w:sz w:val="24"/>
+                <w:szCs w:val="24"/>
+              </w:rPr>
+            </w:pPr>
+            <w:r>
+              <w:rPr>
+                <w:rFonts w:ascii="Times New Roman" w:hAnsi="Times New Roman" w:eastAsia="Times New Roman" w:cs="Times New Roman"/>
+                <w:sz w:val="24"/>
+                <w:szCs w:val="24"/>
+              </w:rPr>
+              <w:t>Market Transfer Outcomes(Please Indicate the</w:t>
+            </w:r>
+            <w:r>
+              <w:rPr>
+                <w:rFonts w:ascii="Times New Roman" w:hAnsi="Times New Roman" w:eastAsia="Times New Roman" w:cs="Times New Roman"/>
+                <w:spacing w:val="13"/>
+                <w:sz w:val="24"/>
+                <w:szCs w:val="24"/>
+              </w:rPr>
+              <w:t xml:space="preserve"> </w:t>
+            </w:r>
+            <w:r>
+              <w:rPr>
+                <w:rFonts w:ascii="Times New Roman" w:hAnsi="Times New Roman" w:eastAsia="Times New Roman" w:cs="Times New Roman"/>
+                <w:sz w:val="24"/>
+                <w:szCs w:val="24"/>
+              </w:rPr>
+              <w:t>Extent</w:t>
+            </w:r>
+            <w:r>
+              <w:rPr>
+                <w:rFonts w:ascii="Times New Roman" w:hAnsi="Times New Roman" w:eastAsia="Times New Roman" w:cs="Times New Roman"/>
+                <w:spacing w:val="9"/>
+                <w:sz w:val="24"/>
+                <w:szCs w:val="24"/>
+              </w:rPr>
+              <w:t xml:space="preserve"> </w:t>
+            </w:r>
+            <w:r>
+              <w:rPr>
+                <w:rFonts w:ascii="Times New Roman" w:hAnsi="Times New Roman" w:eastAsia="Times New Roman" w:cs="Times New Roman"/>
+                <w:sz w:val="24"/>
+                <w:szCs w:val="24"/>
+              </w:rPr>
+              <w:t>to</w:t>
+            </w:r>
+            <w:r>
+              <w:rPr>
+                <w:rFonts w:ascii="Times New Roman" w:hAnsi="Times New Roman" w:eastAsia="Times New Roman" w:cs="Times New Roman"/>
+                <w:spacing w:val="9"/>
+                <w:sz w:val="24"/>
+                <w:szCs w:val="24"/>
+              </w:rPr>
+              <w:t xml:space="preserve"> </w:t>
+            </w:r>
+            <w:r>
+              <w:rPr>
+                <w:rFonts w:ascii="Times New Roman" w:hAnsi="Times New Roman" w:eastAsia="Times New Roman" w:cs="Times New Roman"/>
+                <w:sz w:val="24"/>
+                <w:szCs w:val="24"/>
+              </w:rPr>
+              <w:t>which</w:t>
+            </w:r>
+            <w:r>
+              <w:rPr>
+                <w:rFonts w:ascii="Times New Roman" w:hAnsi="Times New Roman" w:eastAsia="Times New Roman" w:cs="Times New Roman"/>
+                <w:spacing w:val="10"/>
+                <w:sz w:val="24"/>
+                <w:szCs w:val="24"/>
+              </w:rPr>
+              <w:t xml:space="preserve"> </w:t>
+            </w:r>
+            <w:r>
+              <w:rPr>
+                <w:rFonts w:ascii="Times New Roman" w:hAnsi="Times New Roman" w:eastAsia="Times New Roman" w:cs="Times New Roman"/>
+                <w:sz w:val="24"/>
+                <w:szCs w:val="24"/>
+              </w:rPr>
+              <w:t>the</w:t>
+            </w:r>
+            <w:r>
+              <w:rPr>
+                <w:rFonts w:ascii="Times New Roman" w:hAnsi="Times New Roman" w:eastAsia="Times New Roman" w:cs="Times New Roman"/>
+                <w:spacing w:val="16"/>
+                <w:w w:val="101"/>
+                <w:sz w:val="24"/>
+                <w:szCs w:val="24"/>
+              </w:rPr>
+              <w:t xml:space="preserve"> </w:t>
+            </w:r>
+            <w:r>
+              <w:rPr>
+                <w:rFonts w:ascii="Times New Roman" w:hAnsi="Times New Roman" w:eastAsia="Times New Roman" w:cs="Times New Roman"/>
+                <w:sz w:val="24"/>
+                <w:szCs w:val="24"/>
+              </w:rPr>
+              <w:t>Current</w:t>
+            </w:r>
+            <w:r>
+              <w:rPr>
+                <w:rFonts w:ascii="Times New Roman" w:hAnsi="Times New Roman" w:eastAsia="Times New Roman" w:cs="Times New Roman"/>
+                <w:spacing w:val="11"/>
+                <w:sz w:val="24"/>
+                <w:szCs w:val="24"/>
+              </w:rPr>
+              <w:t xml:space="preserve"> </w:t>
+            </w:r>
+            <w:r>
+              <w:rPr>
+                <w:rFonts w:ascii="Times New Roman" w:hAnsi="Times New Roman" w:eastAsia="Times New Roman" w:cs="Times New Roman"/>
+                <w:sz w:val="24"/>
+                <w:szCs w:val="24"/>
+              </w:rPr>
+              <w:t>Resea</w:t>
+            </w:r>
+            <w:r>
+              <w:rPr>
+                <w:rFonts w:ascii="Times New Roman" w:hAnsi="Times New Roman" w:eastAsia="Times New Roman" w:cs="Times New Roman"/>
+                <w:spacing w:val="-1"/>
+                <w:sz w:val="24"/>
+                <w:szCs w:val="24"/>
+              </w:rPr>
+              <w:t>rch</w:t>
+            </w:r>
+            <w:r>
+              <w:rPr>
+                <w:rFonts w:ascii="Times New Roman" w:hAnsi="Times New Roman" w:eastAsia="Times New Roman" w:cs="Times New Roman"/>
+                <w:spacing w:val="12"/>
+                <w:sz w:val="24"/>
+                <w:szCs w:val="24"/>
+              </w:rPr>
+              <w:t xml:space="preserve"> </w:t>
+            </w:r>
+            <w:r>
+              <w:rPr>
+                <w:rFonts w:ascii="Times New Roman" w:hAnsi="Times New Roman" w:eastAsia="Times New Roman" w:cs="Times New Roman"/>
+                <w:spacing w:val="-1"/>
+                <w:sz w:val="24"/>
+                <w:szCs w:val="24"/>
+              </w:rPr>
+              <w:t>Have</w:t>
+            </w:r>
+            <w:r>
+              <w:rPr>
+                <w:rFonts w:ascii="Times New Roman" w:hAnsi="Times New Roman" w:eastAsia="Times New Roman" w:cs="Times New Roman"/>
+                <w:spacing w:val="7"/>
+                <w:sz w:val="24"/>
+                <w:szCs w:val="24"/>
+              </w:rPr>
+              <w:t xml:space="preserve"> </w:t>
+            </w:r>
+            <w:r>
+              <w:rPr>
+                <w:rFonts w:ascii="Times New Roman" w:hAnsi="Times New Roman" w:eastAsia="Times New Roman" w:cs="Times New Roman"/>
+                <w:spacing w:val="-1"/>
+                <w:sz w:val="24"/>
+                <w:szCs w:val="24"/>
+              </w:rPr>
+              <w:t>been</w:t>
+            </w:r>
+          </w:p>
+          <w:p>
+            <w:pPr>
+              <w:spacing w:before="49" w:line="219" w:lineRule="auto"/>
+              <w:ind w:left="139" w:right="769"/>
+              <w:rPr>
+                <w:rFonts w:ascii="Times New Roman" w:hAnsi="Times New Roman" w:eastAsia="Times New Roman" w:cs="Times New Roman"/>
+                <w:sz w:val="24"/>
+                <w:szCs w:val="24"/>
+              </w:rPr>
+            </w:pPr>
+            <w:r>
+              <w:rPr>
+                <w:rFonts w:ascii="Times New Roman" w:hAnsi="Times New Roman" w:eastAsia="Times New Roman" w:cs="Times New Roman"/>
+                <w:sz w:val="24"/>
+                <w:szCs w:val="24"/>
+              </w:rPr>
+              <w:t>Transformed into Products or Formed into Industries.List the</w:t>
+            </w:r>
+            <w:r>
+              <w:rPr>
+                <w:rFonts w:ascii="Times New Roman" w:hAnsi="Times New Roman" w:eastAsia="Times New Roman" w:cs="Times New Roman"/>
+                <w:spacing w:val="10"/>
+                <w:sz w:val="24"/>
+                <w:szCs w:val="24"/>
+              </w:rPr>
+              <w:t xml:space="preserve"> </w:t>
+            </w:r>
+            <w:r>
+              <w:rPr>
+                <w:rFonts w:ascii="Times New Roman" w:hAnsi="Times New Roman" w:eastAsia="Times New Roman" w:cs="Times New Roman"/>
+                <w:sz w:val="24"/>
+                <w:szCs w:val="24"/>
+              </w:rPr>
+              <w:t>Top</w:t>
+            </w:r>
+            <w:r>
+              <w:rPr>
+                <w:rFonts w:ascii="Times New Roman" w:hAnsi="Times New Roman" w:eastAsia="Times New Roman" w:cs="Times New Roman"/>
+                <w:spacing w:val="14"/>
+                <w:sz w:val="24"/>
+                <w:szCs w:val="24"/>
+              </w:rPr>
+              <w:t xml:space="preserve"> </w:t>
+            </w:r>
+            <w:r>
+              <w:rPr>
+                <w:rFonts w:ascii="Times New Roman" w:hAnsi="Times New Roman" w:eastAsia="Times New Roman" w:cs="Times New Roman"/>
+                <w:sz w:val="24"/>
+                <w:szCs w:val="24"/>
+              </w:rPr>
+              <w:t>5</w:t>
+            </w:r>
+            <w:r>
+              <w:rPr>
+                <w:rFonts w:ascii="Times New Roman" w:hAnsi="Times New Roman" w:eastAsia="Times New Roman" w:cs="Times New Roman"/>
+                <w:spacing w:val="8"/>
+                <w:sz w:val="24"/>
+                <w:szCs w:val="24"/>
+              </w:rPr>
+              <w:t xml:space="preserve"> </w:t>
+            </w:r>
+            <w:r>
+              <w:rPr>
+                <w:rFonts w:ascii="Times New Roman" w:hAnsi="Times New Roman" w:eastAsia="Times New Roman" w:cs="Times New Roman"/>
+                <w:sz w:val="24"/>
+                <w:szCs w:val="24"/>
+              </w:rPr>
+              <w:t>Items</w:t>
+            </w:r>
+            <w:r>
+              <w:rPr>
+                <w:rFonts w:ascii="Times New Roman" w:hAnsi="Times New Roman" w:eastAsia="Times New Roman" w:cs="Times New Roman"/>
+                <w:spacing w:val="5"/>
+                <w:sz w:val="24"/>
+                <w:szCs w:val="24"/>
+              </w:rPr>
+              <w:t xml:space="preserve"> </w:t>
+            </w:r>
+            <w:r>
+              <w:rPr>
+                <w:rFonts w:ascii="Times New Roman" w:hAnsi="Times New Roman" w:eastAsia="Times New Roman" w:cs="Times New Roman"/>
+                <w:sz w:val="24"/>
+                <w:szCs w:val="24"/>
+              </w:rPr>
+              <w:t>Accor</w:t>
+            </w:r>
+            <w:r>
+              <w:rPr>
+                <w:rFonts w:ascii="Times New Roman" w:hAnsi="Times New Roman" w:eastAsia="Times New Roman" w:cs="Times New Roman"/>
+                <w:spacing w:val="-1"/>
+                <w:sz w:val="24"/>
+                <w:szCs w:val="24"/>
+              </w:rPr>
+              <w:t>ding</w:t>
+            </w:r>
+            <w:r>
+              <w:rPr>
+                <w:rFonts w:ascii="Times New Roman" w:hAnsi="Times New Roman" w:eastAsia="Times New Roman" w:cs="Times New Roman"/>
+                <w:spacing w:val="5"/>
+                <w:sz w:val="24"/>
+                <w:szCs w:val="24"/>
+              </w:rPr>
+              <w:t xml:space="preserve"> </w:t>
+            </w:r>
+            <w:r>
+              <w:rPr>
+                <w:rFonts w:ascii="Times New Roman" w:hAnsi="Times New Roman" w:eastAsia="Times New Roman" w:cs="Times New Roman"/>
+                <w:spacing w:val="-1"/>
+                <w:sz w:val="24"/>
+                <w:szCs w:val="24"/>
+              </w:rPr>
+              <w:t>to</w:t>
+            </w:r>
+            <w:r>
+              <w:rPr>
+                <w:rFonts w:ascii="Times New Roman" w:hAnsi="Times New Roman" w:eastAsia="Times New Roman" w:cs="Times New Roman"/>
+                <w:spacing w:val="5"/>
+                <w:sz w:val="24"/>
+                <w:szCs w:val="24"/>
+              </w:rPr>
+              <w:t xml:space="preserve"> </w:t>
+            </w:r>
+            <w:r>
+              <w:rPr>
+                <w:rFonts w:ascii="Times New Roman" w:hAnsi="Times New Roman" w:eastAsia="Times New Roman" w:cs="Times New Roman"/>
+                <w:spacing w:val="-1"/>
+                <w:sz w:val="24"/>
+                <w:szCs w:val="24"/>
+              </w:rPr>
+              <w:t>the</w:t>
+            </w:r>
+            <w:r>
+              <w:rPr>
+                <w:rFonts w:ascii="Times New Roman" w:hAnsi="Times New Roman" w:eastAsia="Times New Roman" w:cs="Times New Roman"/>
+                <w:spacing w:val="7"/>
+                <w:sz w:val="24"/>
+                <w:szCs w:val="24"/>
+              </w:rPr>
+              <w:t xml:space="preserve"> </w:t>
+            </w:r>
+            <w:r>
+              <w:rPr>
+                <w:rFonts w:ascii="Times New Roman" w:hAnsi="Times New Roman" w:eastAsia="Times New Roman" w:cs="Times New Roman"/>
+                <w:spacing w:val="-1"/>
+                <w:sz w:val="24"/>
+                <w:szCs w:val="24"/>
+              </w:rPr>
+              <w:t>Degree</w:t>
+            </w:r>
+            <w:r>
+              <w:rPr>
+                <w:rFonts w:ascii="Times New Roman" w:hAnsi="Times New Roman" w:eastAsia="Times New Roman" w:cs="Times New Roman"/>
+                <w:spacing w:val="10"/>
+                <w:sz w:val="24"/>
+                <w:szCs w:val="24"/>
+              </w:rPr>
+              <w:t xml:space="preserve"> </w:t>
+            </w:r>
+            <w:r>
+              <w:rPr>
+                <w:rFonts w:ascii="Times New Roman" w:hAnsi="Times New Roman" w:eastAsia="Times New Roman" w:cs="Times New Roman"/>
+                <w:spacing w:val="-1"/>
+                <w:sz w:val="24"/>
+                <w:szCs w:val="24"/>
+              </w:rPr>
+              <w:t>of</w:t>
+            </w:r>
+            <w:r>
+              <w:rPr>
+                <w:rFonts w:ascii="Times New Roman" w:hAnsi="Times New Roman" w:eastAsia="Times New Roman" w:cs="Times New Roman"/>
+                <w:sz w:val="24"/>
+                <w:szCs w:val="24"/>
+              </w:rPr>
+              <w:t xml:space="preserve"> </w:t>
+            </w:r>
+            <w:r>
+              <w:rPr>
+                <w:rFonts w:ascii="Times New Roman" w:hAnsi="Times New Roman" w:eastAsia="Times New Roman" w:cs="Times New Roman"/>
+                <w:spacing w:val="-1"/>
+                <w:sz w:val="24"/>
+                <w:szCs w:val="24"/>
+              </w:rPr>
+              <w:t>Importance)</w:t>
+            </w:r>
+          </w:p>
+          <w:p>
+            <w:pPr>
+              <w:spacing w:line="141" w:lineRule="exact"/>
+            </w:pPr>
+          </w:p>
+          <w:tbl>
+            <w:tblPr>
+              <w:tblStyle w:val="8"/>
+              <w:tblW w:w="10370" w:type="dxa"/>
+              <w:tblInd w:w="159" w:type="dxa"/>
+              <w:tblBorders>
+                <w:top w:val="single" w:color="000000" w:sz="4" w:space="0"/>
+                <w:left w:val="single" w:color="000000" w:sz="4" w:space="0"/>
+                <w:bottom w:val="single" w:color="000000" w:sz="4" w:space="0"/>
+                <w:right w:val="single" w:color="000000" w:sz="4" w:space="0"/>
+                <w:insideH w:val="single" w:color="000000" w:sz="4" w:space="0"/>
+                <w:insideV w:val="single" w:color="000000" w:sz="4" w:space="0"/>
+              </w:tblBorders>
+              <w:tblLayout w:type="fixed"/>
+              <w:tblCellMar>
+                <w:top w:w="0" w:type="dxa"/>
+                <w:left w:w="0" w:type="dxa"/>
+                <w:bottom w:w="0" w:type="dxa"/>
+                <w:right w:w="0" w:type="dxa"/>
+              </w:tblCellMar>
+            </w:tblPr>
+            <w:tblGrid>
+              <w:gridCol w:w="4151"/>
+              <w:gridCol w:w="6219"/>
+            </w:tblGrid>
+            <w:tr>
+              <w:tblPrEx>
+                <w:tblBorders>
+                  <w:top w:val="single" w:color="000000" w:sz="4" w:space="0"/>
+                  <w:left w:val="single" w:color="000000" w:sz="4" w:space="0"/>
+                  <w:bottom w:val="single" w:color="000000" w:sz="4" w:space="0"/>
+                  <w:right w:val="single" w:color="000000" w:sz="4" w:space="0"/>
+                  <w:insideH w:val="single" w:color="000000" w:sz="4" w:space="0"/>
+                  <w:insideV w:val="single" w:color="000000" w:sz="4" w:space="0"/>
+                </w:tblBorders>
+                <w:tblCellMar>
+                  <w:top w:w="0" w:type="dxa"/>
+                  <w:left w:w="0" w:type="dxa"/>
+                  <w:bottom w:w="0" w:type="dxa"/>
+                  <w:right w:w="0" w:type="dxa"/>
+                </w:tblCellMar>
+              </w:tblPrEx>
+              <w:trPr>
+                <w:trHeight w:val="1246" w:hRule="atLeast"/>
+              </w:trPr>
+              <w:tc>
+                <w:tcPr>
+                  <w:tcW w:w="4151" w:type="dxa"/>
+                  <w:vAlign w:val="top"/>
+                </w:tcPr>
+                <w:p>
+                  <w:pPr>
+                    <w:pStyle w:val="9"/>
+                    <w:spacing w:before="313" w:line="220" w:lineRule="auto"/>
+                    <w:ind w:left="1509"/>
+                    <w:rPr>
+                      <w:sz w:val="28"/>
+                      <w:szCs w:val="28"/>
+                    </w:rPr>
+                  </w:pPr>
+                  <w:r>
+                    <w:rPr>
+                      <w:b/>
+                      <w:bCs/>
+                      <w:spacing w:val="-6"/>
+                      <w:sz w:val="28"/>
+                      <w:szCs w:val="28"/>
+                    </w:rPr>
+                    <w:t>成果名称</w:t>
+                  </w:r>
+                </w:p>
+                <w:p>
+                  <w:pPr>
+                    <w:pStyle w:val="9"/>
+                    <w:spacing w:before="126"/>
+                    <w:ind w:left="734"/>
+                    <w:rPr>
+                      <w:sz w:val="28"/>
+                      <w:szCs w:val="28"/>
+                    </w:rPr>
+                  </w:pPr>
+                  <w:r>
+                    <w:rPr>
+                      <w:spacing w:val="-1"/>
+                      <w:sz w:val="28"/>
+                      <w:szCs w:val="28"/>
+                    </w:rPr>
+                    <w:t>Name</w:t>
+                  </w:r>
+                  <w:r>
+                    <w:rPr>
+                      <w:spacing w:val="38"/>
+                      <w:sz w:val="28"/>
+                      <w:szCs w:val="28"/>
+                    </w:rPr>
+                    <w:t xml:space="preserve"> </w:t>
+                  </w:r>
+                  <w:r>
+                    <w:rPr>
+                      <w:spacing w:val="-1"/>
+                      <w:sz w:val="28"/>
+                      <w:szCs w:val="28"/>
+                    </w:rPr>
+                    <w:t>of Achievement</w:t>
+                  </w:r>
+                </w:p>
+              </w:tc>
+              <w:tc>
+                <w:tcPr>
+                  <w:tcW w:w="6219" w:type="dxa"/>
+                  <w:vAlign w:val="top"/>
+                </w:tcPr>
+                <w:p>
+                  <w:pPr>
+                    <w:pStyle w:val="9"/>
+                    <w:spacing w:before="164" w:line="219" w:lineRule="auto"/>
+                    <w:ind w:left="1453"/>
+                    <w:rPr>
+                      <w:sz w:val="22"/>
+                      <w:szCs w:val="22"/>
+                    </w:rPr>
+                  </w:pPr>
+                  <w:r>
+                    <w:rPr>
+                      <w:sz w:val="22"/>
+                      <w:szCs w:val="22"/>
+                    </w:rPr>
+                    <w:t>成果转化为产品或形成产业的程度</w:t>
+                  </w:r>
+                </w:p>
+                <w:p>
+                  <w:pPr>
+                    <w:pStyle w:val="9"/>
+                    <w:spacing w:before="101" w:line="214" w:lineRule="auto"/>
+                    <w:jc w:val="right"/>
+                    <w:rPr>
+                      <w:sz w:val="22"/>
+                      <w:szCs w:val="22"/>
+                    </w:rPr>
+                  </w:pPr>
+                  <w:r>
+                    <w:rPr>
+                      <w:spacing w:val="-3"/>
+                      <w:sz w:val="22"/>
+                      <w:szCs w:val="22"/>
+                    </w:rPr>
+                    <w:t>Degree to which the Current Resea</w:t>
+                  </w:r>
+                  <w:r>
+                    <w:rPr>
+                      <w:spacing w:val="-4"/>
+                      <w:sz w:val="22"/>
+                      <w:szCs w:val="22"/>
+                    </w:rPr>
+                    <w:t>rch Have</w:t>
+                  </w:r>
+                  <w:r>
+                    <w:rPr>
+                      <w:spacing w:val="2"/>
+                      <w:sz w:val="22"/>
+                      <w:szCs w:val="22"/>
+                    </w:rPr>
+                    <w:t xml:space="preserve"> </w:t>
+                  </w:r>
+                  <w:r>
+                    <w:rPr>
+                      <w:spacing w:val="-4"/>
+                      <w:sz w:val="22"/>
+                      <w:szCs w:val="22"/>
+                    </w:rPr>
+                    <w:t>been</w:t>
+                  </w:r>
+                  <w:r>
+                    <w:rPr>
+                      <w:spacing w:val="2"/>
+                      <w:sz w:val="22"/>
+                      <w:szCs w:val="22"/>
+                    </w:rPr>
+                    <w:t xml:space="preserve"> </w:t>
+                  </w:r>
+                  <w:r>
+                    <w:rPr>
+                      <w:spacing w:val="-4"/>
+                      <w:sz w:val="22"/>
+                      <w:szCs w:val="22"/>
+                    </w:rPr>
+                    <w:t>Transformed</w:t>
+                  </w:r>
+                </w:p>
+                <w:p>
+                  <w:pPr>
+                    <w:pStyle w:val="9"/>
+                    <w:spacing w:before="153"/>
+                    <w:ind w:left="953"/>
+                    <w:rPr>
+                      <w:sz w:val="22"/>
+                      <w:szCs w:val="22"/>
+                    </w:rPr>
+                  </w:pPr>
+                  <w:r>
+                    <w:rPr>
+                      <w:spacing w:val="-2"/>
+                      <w:sz w:val="22"/>
+                      <w:szCs w:val="22"/>
+                    </w:rPr>
+                    <w:t>into Products</w:t>
+                  </w:r>
+                  <w:r>
+                    <w:rPr>
+                      <w:spacing w:val="29"/>
+                      <w:sz w:val="22"/>
+                      <w:szCs w:val="22"/>
+                    </w:rPr>
+                    <w:t xml:space="preserve"> </w:t>
+                  </w:r>
+                  <w:r>
+                    <w:rPr>
+                      <w:spacing w:val="-2"/>
+                      <w:sz w:val="22"/>
+                      <w:szCs w:val="22"/>
+                    </w:rPr>
+                    <w:t>or Formed</w:t>
+                  </w:r>
+                  <w:r>
+                    <w:rPr>
+                      <w:spacing w:val="31"/>
+                      <w:sz w:val="22"/>
+                      <w:szCs w:val="22"/>
+                    </w:rPr>
+                    <w:t xml:space="preserve"> </w:t>
+                  </w:r>
+                  <w:r>
+                    <w:rPr>
+                      <w:spacing w:val="-2"/>
+                      <w:sz w:val="22"/>
+                      <w:szCs w:val="22"/>
+                    </w:rPr>
+                    <w:t>into</w:t>
+                  </w:r>
+                  <w:r>
+                    <w:rPr>
+                      <w:spacing w:val="29"/>
+                      <w:sz w:val="22"/>
+                      <w:szCs w:val="22"/>
+                    </w:rPr>
+                    <w:t xml:space="preserve"> </w:t>
+                  </w:r>
+                  <w:r>
+                    <w:rPr>
+                      <w:spacing w:val="-2"/>
+                      <w:sz w:val="22"/>
+                      <w:szCs w:val="22"/>
+                    </w:rPr>
+                    <w:t>Industries</w:t>
+                  </w:r>
+                </w:p>
+              </w:tc>
+            </w:tr>
+            <w:tr>
+              <w:tblPrEx>
+                <w:tblBorders>
+                  <w:top w:val="single" w:color="000000" w:sz="4" w:space="0"/>
+                  <w:left w:val="single" w:color="000000" w:sz="4" w:space="0"/>
+                  <w:bottom w:val="single" w:color="000000" w:sz="4" w:space="0"/>
+                  <w:right w:val="single" w:color="000000" w:sz="4" w:space="0"/>
+                  <w:insideH w:val="single" w:color="000000" w:sz="4" w:space="0"/>
+                  <w:insideV w:val="single" w:color="000000" w:sz="4" w:space="0"/>
+                </w:tblBorders>
+                <w:tblCellMar>
+                  <w:top w:w="0" w:type="dxa"/>
+                  <w:left w:w="0" w:type="dxa"/>
+                  <w:bottom w:w="0" w:type="dxa"/>
+                  <w:right w:w="0" w:type="dxa"/>
+                </w:tblCellMar>
+              </w:tblPrEx>
+              <w:trPr>
+                <w:trHeight w:val="2514" w:hRule="atLeast"/>
+              </w:trPr>
+              <w:tc>
+                <w:tcPr>
+                  <w:tcW w:w="4151" w:type="dxa"/>
+                  <w:vAlign w:val="top"/>
+                </w:tcPr>
+                <w:p>
+                  <w:pPr>
+                    <w:spacing w:line="134" w:lineRule="exact"/>
+                    <w:rPr>
+                      <w:rFonts w:ascii="Arial"/>
+                      <w:sz w:val="11"/>
+                    </w:rPr>
+                  </w:pPr>
+                </w:p>
+              </w:tc>
+              <w:tc>
+                <w:tcPr>
+                  <w:tcW w:w="6219" w:type="dxa"/>
+                  <w:vAlign w:val="top"/>
+                </w:tcPr>
+                <w:p>
+                  <w:pPr>
+                    <w:spacing w:line="134" w:lineRule="exact"/>
+                    <w:rPr>
+                      <w:rFonts w:ascii="Arial"/>
+                      <w:sz w:val="11"/>
+                    </w:rPr>
+                  </w:pPr>
+                </w:p>
+              </w:tc>
+            </w:tr>
+          </w:tbl>
+          <w:p>
+            <w:pPr>
+              <w:spacing w:before="215" w:line="244" w:lineRule="auto"/>
+              <w:ind w:left="139" w:right="417" w:firstLine="183"/>
+              <w:rPr>
+                <w:rFonts w:ascii="楷体" w:hAnsi="楷体" w:eastAsia="楷体" w:cs="楷体"/>
+                <w:sz w:val="27"/>
+                <w:szCs w:val="27"/>
+              </w:rPr>
+            </w:pPr>
+            <w:r>
+              <w:rPr>
+                <w:rFonts w:ascii="黑体" w:hAnsi="黑体" w:eastAsia="黑体" w:cs="黑体"/>
+                <w:b/>
+                <w:bCs/>
+                <w:spacing w:val="3"/>
+                <w:sz w:val="27"/>
+                <w:szCs w:val="27"/>
+              </w:rPr>
+              <w:t>(5)其他代表性成果</w:t>
+            </w:r>
+            <w:r>
+              <w:rPr>
+                <w:rFonts w:ascii="黑体" w:hAnsi="黑体" w:eastAsia="黑体" w:cs="黑体"/>
+                <w:spacing w:val="-11"/>
+                <w:sz w:val="27"/>
+                <w:szCs w:val="27"/>
+              </w:rPr>
+              <w:t xml:space="preserve"> </w:t>
+            </w:r>
+            <w:r>
+              <w:rPr>
+                <w:rFonts w:ascii="楷体" w:hAnsi="楷体" w:eastAsia="楷体" w:cs="楷体"/>
+                <w:spacing w:val="3"/>
+                <w:sz w:val="27"/>
+                <w:szCs w:val="27"/>
+              </w:rPr>
+              <w:t>(申报人的其他代表性成果，如仪器、装备、新工艺、标准、新</w:t>
+            </w:r>
+            <w:r>
+              <w:rPr>
+                <w:rFonts w:ascii="楷体" w:hAnsi="楷体" w:eastAsia="楷体" w:cs="楷体"/>
+                <w:sz w:val="27"/>
+                <w:szCs w:val="27"/>
+              </w:rPr>
+              <w:t xml:space="preserve"> </w:t>
+            </w:r>
+            <w:r>
+              <w:rPr>
+                <w:rFonts w:ascii="楷体" w:hAnsi="楷体" w:eastAsia="楷体" w:cs="楷体"/>
+                <w:spacing w:val="1"/>
+                <w:sz w:val="27"/>
+                <w:szCs w:val="27"/>
+              </w:rPr>
+              <w:t>品、新药、医疗器械等，每项代表性成果根据重要程度列前5项)</w:t>
+            </w:r>
+          </w:p>
+          <w:p>
+            <w:pPr>
+              <w:spacing w:before="145" w:line="219" w:lineRule="auto"/>
+              <w:ind w:left="139" w:right="506"/>
+              <w:rPr>
+                <w:rFonts w:ascii="Times New Roman" w:hAnsi="Times New Roman" w:eastAsia="Times New Roman" w:cs="Times New Roman"/>
+                <w:sz w:val="24"/>
+                <w:szCs w:val="24"/>
+              </w:rPr>
+            </w:pPr>
+            <w:r>
+              <w:rPr>
+                <w:rFonts w:ascii="Times New Roman" w:hAnsi="Times New Roman" w:eastAsia="Times New Roman" w:cs="Times New Roman"/>
+                <w:sz w:val="24"/>
+                <w:szCs w:val="24"/>
+              </w:rPr>
+              <w:t>Other  Achievements  (Including  Instruments,Equipment,New  Processes,Standards,New  Products</w:t>
+            </w:r>
+            <w:r>
+              <w:rPr>
+                <w:rFonts w:ascii="Times New Roman" w:hAnsi="Times New Roman" w:eastAsia="Times New Roman" w:cs="Times New Roman"/>
+                <w:spacing w:val="-1"/>
+                <w:sz w:val="24"/>
+                <w:szCs w:val="24"/>
+              </w:rPr>
+              <w:t>,New</w:t>
+            </w:r>
+            <w:r>
+              <w:rPr>
+                <w:rFonts w:ascii="Times New Roman" w:hAnsi="Times New Roman" w:eastAsia="Times New Roman" w:cs="Times New Roman"/>
+                <w:sz w:val="24"/>
+                <w:szCs w:val="24"/>
+              </w:rPr>
+              <w:t xml:space="preserve"> Drugs</w:t>
+            </w:r>
+            <w:r>
+              <w:rPr>
+                <w:rFonts w:ascii="Times New Roman" w:hAnsi="Times New Roman" w:eastAsia="Times New Roman" w:cs="Times New Roman"/>
+                <w:spacing w:val="15"/>
+                <w:sz w:val="24"/>
+                <w:szCs w:val="24"/>
+              </w:rPr>
+              <w:t xml:space="preserve"> </w:t>
+            </w:r>
+            <w:r>
+              <w:rPr>
+                <w:rFonts w:ascii="Times New Roman" w:hAnsi="Times New Roman" w:eastAsia="Times New Roman" w:cs="Times New Roman"/>
+                <w:sz w:val="24"/>
+                <w:szCs w:val="24"/>
+              </w:rPr>
+              <w:t>and Medical Devices.List the Top</w:t>
+            </w:r>
+            <w:r>
+              <w:rPr>
+                <w:rFonts w:ascii="Times New Roman" w:hAnsi="Times New Roman" w:eastAsia="Times New Roman" w:cs="Times New Roman"/>
+                <w:spacing w:val="17"/>
+                <w:w w:val="101"/>
+                <w:sz w:val="24"/>
+                <w:szCs w:val="24"/>
+              </w:rPr>
+              <w:t xml:space="preserve"> </w:t>
+            </w:r>
+            <w:r>
+              <w:rPr>
+                <w:rFonts w:ascii="Times New Roman" w:hAnsi="Times New Roman" w:eastAsia="Times New Roman" w:cs="Times New Roman"/>
+                <w:sz w:val="24"/>
+                <w:szCs w:val="24"/>
+              </w:rPr>
+              <w:t>5 Items</w:t>
+            </w:r>
+            <w:r>
+              <w:rPr>
+                <w:rFonts w:ascii="Times New Roman" w:hAnsi="Times New Roman" w:eastAsia="Times New Roman" w:cs="Times New Roman"/>
+                <w:spacing w:val="8"/>
+                <w:sz w:val="24"/>
+                <w:szCs w:val="24"/>
+              </w:rPr>
+              <w:t xml:space="preserve"> </w:t>
+            </w:r>
+            <w:r>
+              <w:rPr>
+                <w:rFonts w:ascii="Times New Roman" w:hAnsi="Times New Roman" w:eastAsia="Times New Roman" w:cs="Times New Roman"/>
+                <w:sz w:val="24"/>
+                <w:szCs w:val="24"/>
+              </w:rPr>
+              <w:t>According</w:t>
+            </w:r>
+            <w:r>
+              <w:rPr>
+                <w:rFonts w:ascii="Times New Roman" w:hAnsi="Times New Roman" w:eastAsia="Times New Roman" w:cs="Times New Roman"/>
+                <w:spacing w:val="9"/>
+                <w:sz w:val="24"/>
+                <w:szCs w:val="24"/>
+              </w:rPr>
+              <w:t xml:space="preserve"> </w:t>
+            </w:r>
+            <w:r>
+              <w:rPr>
+                <w:rFonts w:ascii="Times New Roman" w:hAnsi="Times New Roman" w:eastAsia="Times New Roman" w:cs="Times New Roman"/>
+                <w:sz w:val="24"/>
+                <w:szCs w:val="24"/>
+              </w:rPr>
+              <w:t>to</w:t>
+            </w:r>
+            <w:r>
+              <w:rPr>
+                <w:rFonts w:ascii="Times New Roman" w:hAnsi="Times New Roman" w:eastAsia="Times New Roman" w:cs="Times New Roman"/>
+                <w:spacing w:val="9"/>
+                <w:sz w:val="24"/>
+                <w:szCs w:val="24"/>
+              </w:rPr>
+              <w:t xml:space="preserve"> </w:t>
+            </w:r>
+            <w:r>
+              <w:rPr>
+                <w:rFonts w:ascii="Times New Roman" w:hAnsi="Times New Roman" w:eastAsia="Times New Roman" w:cs="Times New Roman"/>
+                <w:sz w:val="24"/>
+                <w:szCs w:val="24"/>
+              </w:rPr>
+              <w:t>the</w:t>
+            </w:r>
+            <w:r>
+              <w:rPr>
+                <w:rFonts w:ascii="Times New Roman" w:hAnsi="Times New Roman" w:eastAsia="Times New Roman" w:cs="Times New Roman"/>
+                <w:spacing w:val="10"/>
+                <w:sz w:val="24"/>
+                <w:szCs w:val="24"/>
+              </w:rPr>
+              <w:t xml:space="preserve"> </w:t>
+            </w:r>
+            <w:r>
+              <w:rPr>
+                <w:rFonts w:ascii="Times New Roman" w:hAnsi="Times New Roman" w:eastAsia="Times New Roman" w:cs="Times New Roman"/>
+                <w:sz w:val="24"/>
+                <w:szCs w:val="24"/>
+              </w:rPr>
+              <w:t>Degree</w:t>
+            </w:r>
+            <w:r>
+              <w:rPr>
+                <w:rFonts w:ascii="Times New Roman" w:hAnsi="Times New Roman" w:eastAsia="Times New Roman" w:cs="Times New Roman"/>
+                <w:spacing w:val="15"/>
+                <w:sz w:val="24"/>
+                <w:szCs w:val="24"/>
+              </w:rPr>
+              <w:t xml:space="preserve"> </w:t>
+            </w:r>
+            <w:r>
+              <w:rPr>
+                <w:rFonts w:ascii="Times New Roman" w:hAnsi="Times New Roman" w:eastAsia="Times New Roman" w:cs="Times New Roman"/>
+                <w:sz w:val="24"/>
+                <w:szCs w:val="24"/>
+              </w:rPr>
+              <w:t>of</w:t>
+            </w:r>
+            <w:r>
+              <w:rPr>
+                <w:rFonts w:ascii="Times New Roman" w:hAnsi="Times New Roman" w:eastAsia="Times New Roman" w:cs="Times New Roman"/>
+                <w:spacing w:val="-12"/>
+                <w:sz w:val="24"/>
+                <w:szCs w:val="24"/>
+              </w:rPr>
+              <w:t xml:space="preserve"> </w:t>
+            </w:r>
+            <w:r>
+              <w:rPr>
+                <w:rFonts w:ascii="Times New Roman" w:hAnsi="Times New Roman" w:eastAsia="Times New Roman" w:cs="Times New Roman"/>
+                <w:sz w:val="24"/>
+                <w:szCs w:val="24"/>
+              </w:rPr>
+              <w:t>Importance.)</w:t>
+            </w:r>
+          </w:p>
+          <w:p>
+            <w:pPr>
+              <w:spacing w:line="152" w:lineRule="exact"/>
+            </w:pPr>
+          </w:p>
+          <w:tbl>
+            <w:tblPr>
+              <w:tblStyle w:val="8"/>
+              <w:tblW w:w="10360" w:type="dxa"/>
+              <w:tblInd w:w="169" w:type="dxa"/>
+              <w:tblBorders>
+                <w:top w:val="single" w:color="000000" w:sz="4" w:space="0"/>
+                <w:left w:val="single" w:color="000000" w:sz="4" w:space="0"/>
+                <w:bottom w:val="single" w:color="000000" w:sz="4" w:space="0"/>
+                <w:right w:val="single" w:color="000000" w:sz="4" w:space="0"/>
+                <w:insideH w:val="single" w:color="000000" w:sz="4" w:space="0"/>
+                <w:insideV w:val="single" w:color="000000" w:sz="4" w:space="0"/>
+              </w:tblBorders>
+              <w:tblLayout w:type="fixed"/>
+              <w:tblCellMar>
+                <w:top w:w="0" w:type="dxa"/>
+                <w:left w:w="0" w:type="dxa"/>
+                <w:bottom w:w="0" w:type="dxa"/>
+                <w:right w:w="0" w:type="dxa"/>
+              </w:tblCellMar>
+            </w:tblPr>
+            <w:tblGrid>
+              <w:gridCol w:w="4151"/>
+              <w:gridCol w:w="3107"/>
+              <w:gridCol w:w="3102"/>
+            </w:tblGrid>
+            <w:tr>
+              <w:tblPrEx>
+                <w:tblBorders>
+                  <w:top w:val="single" w:color="000000" w:sz="4" w:space="0"/>
+                  <w:left w:val="single" w:color="000000" w:sz="4" w:space="0"/>
+                  <w:bottom w:val="single" w:color="000000" w:sz="4" w:space="0"/>
+                  <w:right w:val="single" w:color="000000" w:sz="4" w:space="0"/>
+                  <w:insideH w:val="single" w:color="000000" w:sz="4" w:space="0"/>
+                  <w:insideV w:val="single" w:color="000000" w:sz="4" w:space="0"/>
+                </w:tblBorders>
+                <w:tblCellMar>
+                  <w:top w:w="0" w:type="dxa"/>
+                  <w:left w:w="0" w:type="dxa"/>
+                  <w:bottom w:w="0" w:type="dxa"/>
+                  <w:right w:w="0" w:type="dxa"/>
+                </w:tblCellMar>
+              </w:tblPrEx>
+              <w:trPr>
+                <w:trHeight w:val="2305" w:hRule="atLeast"/>
+              </w:trPr>
+              <w:tc>
+                <w:tcPr>
+                  <w:tcW w:w="4151" w:type="dxa"/>
+                  <w:vAlign w:val="top"/>
+                </w:tcPr>
+                <w:p>
+                  <w:pPr>
+                    <w:pStyle w:val="9"/>
+                    <w:spacing w:before="121" w:line="219" w:lineRule="auto"/>
+                    <w:ind w:left="1828"/>
+                    <w:rPr>
+                      <w:sz w:val="24"/>
+                      <w:szCs w:val="24"/>
+                    </w:rPr>
+                  </w:pPr>
+                  <w:r>
+                    <w:rPr>
+                      <w:b/>
+                      <w:bCs/>
+                      <w:spacing w:val="-5"/>
+                      <w:sz w:val="24"/>
+                      <w:szCs w:val="24"/>
+                    </w:rPr>
+                    <w:t>类型</w:t>
+                  </w:r>
+                </w:p>
+                <w:p>
+                  <w:pPr>
+                    <w:pStyle w:val="9"/>
+                    <w:spacing w:before="75" w:line="219" w:lineRule="auto"/>
+                    <w:ind w:left="328"/>
+                    <w:rPr>
+                      <w:sz w:val="24"/>
+                      <w:szCs w:val="24"/>
+                    </w:rPr>
+                  </w:pPr>
+                  <w:r>
+                    <w:rPr>
+                      <w:b/>
+                      <w:bCs/>
+                      <w:spacing w:val="-2"/>
+                      <w:sz w:val="24"/>
+                      <w:szCs w:val="24"/>
+                    </w:rPr>
+                    <w:t>(仪器、装备、新工艺、新品</w:t>
+                  </w:r>
+                  <w:r>
+                    <w:rPr>
+                      <w:spacing w:val="-2"/>
+                      <w:sz w:val="24"/>
+                      <w:szCs w:val="24"/>
+                    </w:rPr>
+                    <w:t>、</w:t>
+                  </w:r>
+                </w:p>
+                <w:p>
+                  <w:pPr>
+                    <w:pStyle w:val="9"/>
+                    <w:spacing w:before="75" w:line="219" w:lineRule="auto"/>
+                    <w:ind w:left="568"/>
+                    <w:rPr>
+                      <w:sz w:val="24"/>
+                      <w:szCs w:val="24"/>
+                    </w:rPr>
+                  </w:pPr>
+                  <w:r>
+                    <w:rPr>
+                      <w:b/>
+                      <w:bCs/>
+                      <w:spacing w:val="1"/>
+                      <w:sz w:val="24"/>
+                      <w:szCs w:val="24"/>
+                    </w:rPr>
+                    <w:t>新药、医疗器械、其他)</w:t>
+                  </w:r>
+                </w:p>
+                <w:p>
+                  <w:pPr>
+                    <w:pStyle w:val="9"/>
+                    <w:spacing w:before="142" w:line="214" w:lineRule="auto"/>
+                    <w:ind w:left="204"/>
+                    <w:rPr>
+                      <w:sz w:val="24"/>
+                      <w:szCs w:val="24"/>
+                    </w:rPr>
+                  </w:pPr>
+                  <w:r>
+                    <w:rPr>
+                      <w:spacing w:val="-2"/>
+                      <w:sz w:val="24"/>
+                      <w:szCs w:val="24"/>
+                    </w:rPr>
+                    <w:t>Type</w:t>
+                  </w:r>
+                  <w:r>
+                    <w:rPr>
+                      <w:spacing w:val="52"/>
+                      <w:sz w:val="24"/>
+                      <w:szCs w:val="24"/>
+                    </w:rPr>
+                    <w:t xml:space="preserve"> </w:t>
+                  </w:r>
+                  <w:r>
+                    <w:rPr>
+                      <w:spacing w:val="-2"/>
+                      <w:sz w:val="24"/>
+                      <w:szCs w:val="24"/>
+                    </w:rPr>
+                    <w:t>(Instruments,Equipment,New</w:t>
+                  </w:r>
+                </w:p>
+                <w:p>
+                  <w:pPr>
+                    <w:pStyle w:val="9"/>
+                    <w:spacing w:before="85" w:line="255" w:lineRule="auto"/>
+                    <w:ind w:left="85" w:firstLine="186"/>
+                    <w:rPr>
+                      <w:sz w:val="24"/>
+                      <w:szCs w:val="24"/>
+                    </w:rPr>
+                  </w:pPr>
+                  <w:r>
+                    <w:rPr>
+                      <w:spacing w:val="-3"/>
+                      <w:sz w:val="24"/>
+                      <w:szCs w:val="24"/>
+                    </w:rPr>
+                    <w:t>Processes,Standards,New Products,</w:t>
+                  </w:r>
+                  <w:r>
+                    <w:rPr>
+                      <w:spacing w:val="7"/>
+                      <w:sz w:val="24"/>
+                      <w:szCs w:val="24"/>
+                    </w:rPr>
+                    <w:t xml:space="preserve"> </w:t>
+                  </w:r>
+                  <w:r>
+                    <w:rPr>
+                      <w:spacing w:val="-2"/>
+                      <w:sz w:val="24"/>
+                      <w:szCs w:val="24"/>
+                    </w:rPr>
+                    <w:t>New</w:t>
+                  </w:r>
+                  <w:r>
+                    <w:rPr>
+                      <w:spacing w:val="29"/>
+                      <w:sz w:val="24"/>
+                      <w:szCs w:val="24"/>
+                    </w:rPr>
+                    <w:t xml:space="preserve"> </w:t>
+                  </w:r>
+                  <w:r>
+                    <w:rPr>
+                      <w:spacing w:val="-2"/>
+                      <w:sz w:val="24"/>
+                      <w:szCs w:val="24"/>
+                    </w:rPr>
+                    <w:t>Drugs,Medical</w:t>
+                  </w:r>
+                  <w:r>
+                    <w:rPr>
+                      <w:spacing w:val="30"/>
+                      <w:sz w:val="24"/>
+                      <w:szCs w:val="24"/>
+                    </w:rPr>
+                    <w:t xml:space="preserve"> </w:t>
+                  </w:r>
+                  <w:r>
+                    <w:rPr>
+                      <w:spacing w:val="-2"/>
+                      <w:sz w:val="24"/>
+                      <w:szCs w:val="24"/>
+                    </w:rPr>
+                    <w:t>Devic</w:t>
+                  </w:r>
+                  <w:r>
+                    <w:rPr>
+                      <w:spacing w:val="-3"/>
+                      <w:sz w:val="24"/>
+                      <w:szCs w:val="24"/>
+                    </w:rPr>
+                    <w:t>es,Others)</w:t>
+                  </w:r>
+                </w:p>
+              </w:tc>
+              <w:tc>
+                <w:tcPr>
+                  <w:tcW w:w="3107" w:type="dxa"/>
+                  <w:vAlign w:val="top"/>
+                </w:tcPr>
+                <w:p>
+                  <w:pPr>
+                    <w:spacing w:line="264" w:lineRule="auto"/>
+                    <w:rPr>
+                      <w:rFonts w:ascii="Arial"/>
+                      <w:sz w:val="21"/>
+                    </w:rPr>
+                  </w:pPr>
+                </w:p>
+                <w:p>
+                  <w:pPr>
+                    <w:spacing w:line="265" w:lineRule="auto"/>
+                    <w:rPr>
+                      <w:rFonts w:ascii="Arial"/>
+                      <w:sz w:val="21"/>
+                    </w:rPr>
+                  </w:pPr>
+                </w:p>
+                <w:p>
+                  <w:pPr>
+                    <w:spacing w:line="265" w:lineRule="auto"/>
+                    <w:rPr>
+                      <w:rFonts w:ascii="Arial"/>
+                      <w:sz w:val="21"/>
+                    </w:rPr>
+                  </w:pPr>
+                </w:p>
+                <w:p>
+                  <w:pPr>
+                    <w:pStyle w:val="9"/>
+                    <w:spacing w:before="78" w:line="295" w:lineRule="auto"/>
+                    <w:ind w:left="884" w:right="897" w:firstLine="179"/>
+                    <w:rPr>
+                      <w:sz w:val="24"/>
+                      <w:szCs w:val="24"/>
+                    </w:rPr>
+                  </w:pPr>
+                  <w:r>
+                    <w:rPr>
+                      <w:spacing w:val="2"/>
+                      <w:sz w:val="24"/>
+                      <w:szCs w:val="24"/>
+                    </w:rPr>
+                    <w:t>具体描述</w:t>
+                  </w:r>
+                  <w:r>
+                    <w:rPr>
+                      <w:sz w:val="24"/>
+                      <w:szCs w:val="24"/>
+                    </w:rPr>
+                    <w:t xml:space="preserve">  </w:t>
+                  </w:r>
+                  <w:r>
+                    <w:rPr>
+                      <w:spacing w:val="-1"/>
+                      <w:sz w:val="24"/>
+                      <w:szCs w:val="24"/>
+                    </w:rPr>
+                    <w:t>Description</w:t>
+                  </w:r>
+                </w:p>
+              </w:tc>
+              <w:tc>
+                <w:tcPr>
+                  <w:tcW w:w="3102" w:type="dxa"/>
+                  <w:vAlign w:val="top"/>
+                </w:tcPr>
+                <w:p>
+                  <w:pPr>
+                    <w:spacing w:line="267" w:lineRule="auto"/>
+                    <w:rPr>
+                      <w:rFonts w:ascii="Arial"/>
+                      <w:sz w:val="21"/>
+                    </w:rPr>
+                  </w:pPr>
+                </w:p>
+                <w:p>
+                  <w:pPr>
+                    <w:spacing w:line="267" w:lineRule="auto"/>
+                    <w:rPr>
+                      <w:rFonts w:ascii="Arial"/>
+                      <w:sz w:val="21"/>
+                    </w:rPr>
+                  </w:pPr>
+                </w:p>
+                <w:p>
+                  <w:pPr>
+                    <w:spacing w:line="267" w:lineRule="auto"/>
+                    <w:rPr>
+                      <w:rFonts w:ascii="Arial"/>
+                      <w:sz w:val="21"/>
+                    </w:rPr>
+                  </w:pPr>
+                </w:p>
+                <w:p>
+                  <w:pPr>
+                    <w:pStyle w:val="9"/>
+                    <w:spacing w:before="78" w:line="219" w:lineRule="auto"/>
+                    <w:ind w:left="826"/>
+                    <w:rPr>
+                      <w:sz w:val="24"/>
+                      <w:szCs w:val="24"/>
+                    </w:rPr>
+                  </w:pPr>
+                  <w:r>
+                    <w:rPr>
+                      <w:spacing w:val="1"/>
+                      <w:sz w:val="24"/>
+                      <w:szCs w:val="24"/>
+                    </w:rPr>
+                    <w:t>使用推广情况</w:t>
+                  </w:r>
+                </w:p>
+                <w:p>
+                  <w:pPr>
+                    <w:pStyle w:val="9"/>
+                    <w:spacing w:before="128"/>
+                    <w:ind w:left="526"/>
+                    <w:rPr>
+                      <w:sz w:val="24"/>
+                      <w:szCs w:val="24"/>
+                    </w:rPr>
+                  </w:pPr>
+                  <w:r>
+                    <w:rPr>
+                      <w:spacing w:val="-1"/>
+                      <w:sz w:val="24"/>
+                      <w:szCs w:val="24"/>
+                    </w:rPr>
+                    <w:t>Use and</w:t>
+                  </w:r>
+                  <w:r>
+                    <w:rPr>
+                      <w:spacing w:val="11"/>
+                      <w:sz w:val="24"/>
+                      <w:szCs w:val="24"/>
+                    </w:rPr>
+                    <w:t xml:space="preserve"> </w:t>
+                  </w:r>
+                  <w:r>
+                    <w:rPr>
+                      <w:spacing w:val="-1"/>
+                      <w:sz w:val="24"/>
+                      <w:szCs w:val="24"/>
+                    </w:rPr>
+                    <w:t>Promotion</w:t>
+                  </w:r>
+                </w:p>
+              </w:tc>
+            </w:tr>
+            <w:tr>
+              <w:tblPrEx>
+                <w:tblBorders>
+                  <w:top w:val="single" w:color="000000" w:sz="4" w:space="0"/>
+                  <w:left w:val="single" w:color="000000" w:sz="4" w:space="0"/>
+                  <w:bottom w:val="single" w:color="000000" w:sz="4" w:space="0"/>
+                  <w:right w:val="single" w:color="000000" w:sz="4" w:space="0"/>
+                  <w:insideH w:val="single" w:color="000000" w:sz="4" w:space="0"/>
+                  <w:insideV w:val="single" w:color="000000" w:sz="4" w:space="0"/>
+                </w:tblBorders>
+                <w:tblCellMar>
+                  <w:top w:w="0" w:type="dxa"/>
+                  <w:left w:w="0" w:type="dxa"/>
+                  <w:bottom w:w="0" w:type="dxa"/>
+                  <w:right w:w="0" w:type="dxa"/>
+                </w:tblCellMar>
+              </w:tblPrEx>
+              <w:trPr>
+                <w:trHeight w:val="2663" w:hRule="atLeast"/>
+              </w:trPr>
+              <w:tc>
+                <w:tcPr>
+                  <w:tcW w:w="4151" w:type="dxa"/>
+                  <w:vAlign w:val="top"/>
+                </w:tcPr>
+                <w:p>
+                  <w:pPr>
+                    <w:spacing w:line="143" w:lineRule="exact"/>
+                    <w:rPr>
+                      <w:rFonts w:ascii="Arial"/>
+                      <w:sz w:val="12"/>
+                    </w:rPr>
+                  </w:pPr>
+                </w:p>
+              </w:tc>
+              <w:tc>
+                <w:tcPr>
+                  <w:tcW w:w="3107" w:type="dxa"/>
+                  <w:vAlign w:val="top"/>
+                </w:tcPr>
+                <w:p>
+                  <w:pPr>
+                    <w:spacing w:line="143" w:lineRule="exact"/>
+                    <w:rPr>
+                      <w:rFonts w:ascii="Arial"/>
+                      <w:sz w:val="12"/>
+                    </w:rPr>
+                  </w:pPr>
+                </w:p>
+              </w:tc>
+              <w:tc>
+                <w:tcPr>
+                  <w:tcW w:w="3102" w:type="dxa"/>
+                  <w:vAlign w:val="top"/>
+                </w:tcPr>
+                <w:p>
+                  <w:pPr>
+                    <w:spacing w:line="143" w:lineRule="exact"/>
+                    <w:rPr>
+                      <w:rFonts w:ascii="Arial"/>
+                      <w:sz w:val="12"/>
+                    </w:rPr>
+                  </w:pPr>
+                </w:p>
+              </w:tc>
+            </w:tr>
+          </w:tbl>
+          <w:p>
+            <w:pPr>
+              <w:pStyle w:val="9"/>
+              <w:spacing w:before="219" w:line="223" w:lineRule="auto"/>
+              <w:ind w:left="143"/>
+              <w:rPr>
+                <w:rFonts w:ascii="楷体" w:hAnsi="楷体" w:eastAsia="楷体" w:cs="楷体"/>
+                <w:sz w:val="27"/>
+                <w:szCs w:val="27"/>
+              </w:rPr>
+            </w:pPr>
+            <w:r>
+              <w:rPr>
+                <w:b/>
+                <w:bCs/>
+                <w:spacing w:val="3"/>
+                <w:sz w:val="27"/>
+                <w:szCs w:val="27"/>
+              </w:rPr>
+              <w:t>3.</w:t>
+            </w:r>
+            <w:r>
+              <w:rPr>
+                <w:rFonts w:ascii="黑体" w:hAnsi="黑体" w:eastAsia="黑体" w:cs="黑体"/>
+                <w:b/>
+                <w:bCs/>
+                <w:spacing w:val="3"/>
+                <w:sz w:val="27"/>
+                <w:szCs w:val="27"/>
+              </w:rPr>
+              <w:t>其他情况</w:t>
+            </w:r>
+            <w:r>
+              <w:rPr>
+                <w:rFonts w:ascii="黑体" w:hAnsi="黑体" w:eastAsia="黑体" w:cs="黑体"/>
+                <w:spacing w:val="-22"/>
+                <w:sz w:val="27"/>
+                <w:szCs w:val="27"/>
+              </w:rPr>
+              <w:t xml:space="preserve"> </w:t>
+            </w:r>
+            <w:r>
+              <w:rPr>
+                <w:rFonts w:ascii="楷体" w:hAnsi="楷体" w:eastAsia="楷体" w:cs="楷体"/>
+                <w:spacing w:val="3"/>
+                <w:sz w:val="27"/>
+                <w:szCs w:val="27"/>
+              </w:rPr>
+              <w:t>(包括在国际学术会议作重要</w:t>
+            </w:r>
+            <w:r>
+              <w:rPr>
+                <w:rFonts w:ascii="楷体" w:hAnsi="楷体" w:eastAsia="楷体" w:cs="楷体"/>
+                <w:spacing w:val="2"/>
+                <w:sz w:val="27"/>
+                <w:szCs w:val="27"/>
+              </w:rPr>
+              <w:t>报告等情况)</w:t>
+            </w:r>
+          </w:p>
+          <w:p>
+            <w:pPr>
+              <w:spacing w:before="179" w:line="192" w:lineRule="auto"/>
+              <w:ind w:left="139"/>
+              <w:rPr>
+                <w:rFonts w:ascii="Times New Roman" w:hAnsi="Times New Roman" w:eastAsia="Times New Roman" w:cs="Times New Roman"/>
+                <w:sz w:val="24"/>
+                <w:szCs w:val="24"/>
+              </w:rPr>
+            </w:pPr>
+            <w:r>
+              <w:rPr>
+                <w:rFonts w:ascii="Times New Roman" w:hAnsi="Times New Roman" w:eastAsia="Times New Roman" w:cs="Times New Roman"/>
+                <w:spacing w:val="-1"/>
+                <w:sz w:val="24"/>
+                <w:szCs w:val="24"/>
+              </w:rPr>
+              <w:t>Others(Including</w:t>
+            </w:r>
+            <w:r>
+              <w:rPr>
+                <w:rFonts w:ascii="Times New Roman" w:hAnsi="Times New Roman" w:eastAsia="Times New Roman" w:cs="Times New Roman"/>
+                <w:spacing w:val="38"/>
+                <w:w w:val="101"/>
+                <w:sz w:val="24"/>
+                <w:szCs w:val="24"/>
+              </w:rPr>
+              <w:t xml:space="preserve"> </w:t>
+            </w:r>
+            <w:r>
+              <w:rPr>
+                <w:rFonts w:ascii="Times New Roman" w:hAnsi="Times New Roman" w:eastAsia="Times New Roman" w:cs="Times New Roman"/>
+                <w:spacing w:val="-1"/>
+                <w:sz w:val="24"/>
+                <w:szCs w:val="24"/>
+              </w:rPr>
+              <w:t>Lectures</w:t>
+            </w:r>
+            <w:r>
+              <w:rPr>
+                <w:rFonts w:ascii="Times New Roman" w:hAnsi="Times New Roman" w:eastAsia="Times New Roman" w:cs="Times New Roman"/>
+                <w:spacing w:val="19"/>
+                <w:w w:val="101"/>
+                <w:sz w:val="24"/>
+                <w:szCs w:val="24"/>
+              </w:rPr>
+              <w:t xml:space="preserve"> </w:t>
+            </w:r>
+            <w:r>
+              <w:rPr>
+                <w:rFonts w:ascii="Times New Roman" w:hAnsi="Times New Roman" w:eastAsia="Times New Roman" w:cs="Times New Roman"/>
+                <w:spacing w:val="-1"/>
+                <w:sz w:val="24"/>
+                <w:szCs w:val="24"/>
+              </w:rPr>
+              <w:t>Delivered</w:t>
+            </w:r>
+            <w:r>
+              <w:rPr>
+                <w:rFonts w:ascii="Times New Roman" w:hAnsi="Times New Roman" w:eastAsia="Times New Roman" w:cs="Times New Roman"/>
+                <w:spacing w:val="23"/>
+                <w:w w:val="101"/>
+                <w:sz w:val="24"/>
+                <w:szCs w:val="24"/>
+              </w:rPr>
+              <w:t xml:space="preserve"> </w:t>
+            </w:r>
+            <w:r>
+              <w:rPr>
+                <w:rFonts w:ascii="Times New Roman" w:hAnsi="Times New Roman" w:eastAsia="Times New Roman" w:cs="Times New Roman"/>
+                <w:spacing w:val="-1"/>
+                <w:sz w:val="24"/>
+                <w:szCs w:val="24"/>
+              </w:rPr>
+              <w:t>at</w:t>
+            </w:r>
+            <w:r>
+              <w:rPr>
+                <w:rFonts w:ascii="Times New Roman" w:hAnsi="Times New Roman" w:eastAsia="Times New Roman" w:cs="Times New Roman"/>
+                <w:spacing w:val="21"/>
+                <w:sz w:val="24"/>
+                <w:szCs w:val="24"/>
+              </w:rPr>
+              <w:t xml:space="preserve"> </w:t>
+            </w:r>
+            <w:r>
+              <w:rPr>
+                <w:rFonts w:ascii="Times New Roman" w:hAnsi="Times New Roman" w:eastAsia="Times New Roman" w:cs="Times New Roman"/>
+                <w:spacing w:val="-1"/>
+                <w:sz w:val="24"/>
+                <w:szCs w:val="24"/>
+              </w:rPr>
+              <w:t>International</w:t>
+            </w:r>
+            <w:r>
+              <w:rPr>
+                <w:rFonts w:ascii="Times New Roman" w:hAnsi="Times New Roman" w:eastAsia="Times New Roman" w:cs="Times New Roman"/>
+                <w:spacing w:val="17"/>
+                <w:sz w:val="24"/>
+                <w:szCs w:val="24"/>
+              </w:rPr>
+              <w:t xml:space="preserve"> </w:t>
+            </w:r>
+            <w:r>
+              <w:rPr>
+                <w:rFonts w:ascii="Times New Roman" w:hAnsi="Times New Roman" w:eastAsia="Times New Roman" w:cs="Times New Roman"/>
+                <w:spacing w:val="-1"/>
+                <w:sz w:val="24"/>
+                <w:szCs w:val="24"/>
+              </w:rPr>
+              <w:t>Academic</w:t>
+            </w:r>
+            <w:r>
+              <w:rPr>
+                <w:rFonts w:ascii="Times New Roman" w:hAnsi="Times New Roman" w:eastAsia="Times New Roman" w:cs="Times New Roman"/>
+                <w:spacing w:val="24"/>
+                <w:sz w:val="24"/>
+                <w:szCs w:val="24"/>
+              </w:rPr>
+              <w:t xml:space="preserve"> </w:t>
+            </w:r>
+            <w:r>
+              <w:rPr>
+                <w:rFonts w:ascii="Times New Roman" w:hAnsi="Times New Roman" w:eastAsia="Times New Roman" w:cs="Times New Roman"/>
+                <w:spacing w:val="-1"/>
+                <w:sz w:val="24"/>
+                <w:szCs w:val="24"/>
+              </w:rPr>
+              <w:t>Conferences)</w:t>
             </w:r>
           </w:p>
         </w:tc>
@@ -16177,7 +20794,6 @@
                 <w:szCs w:val="27"/>
               </w:rPr>
             </w:pPr>
-            <w:r/>
           </w:p>
         </w:tc>
       </w:tr>
@@ -16454,18 +21070,427 @@
             <w:vAlign w:val="top"/>
           </w:tcPr>
           <w:p>
-            <w:r>
-              <w:br/>
-              <w:t>申报情况(Application Facts)</w:t>
-              <w:br/>
-              <w:t>□首次申报(First-Time Application)□非首次申报(Not First-Time Application)</w:t>
-              <w:br/>
-              <w:br/>
-              <w:t>□破格申报：口学历学位破格(硕士学位)□学历学位破格(学士学位)口学历学位破 格(无学历学位)口其他</w:t>
-              <w:br/>
-              <w:t>如果没有入选，是否有意愿通过省级项目回国(来华)?</w:t>
-              <w:br/>
-              <w:t>If not Selected,Are You Interested in Returning or Coming to China Through a Provincial Level Program? □是，请填列意向省份名称：江苏省  口否</w:t>
+            <w:pPr>
+              <w:spacing w:line="283" w:lineRule="auto"/>
+              <w:rPr>
+                <w:rFonts w:ascii="Arial"/>
+                <w:sz w:val="21"/>
+              </w:rPr>
+            </w:pPr>
+          </w:p>
+          <w:p>
+            <w:pPr>
+              <w:pStyle w:val="9"/>
+              <w:spacing w:before="81" w:line="214" w:lineRule="auto"/>
+              <w:ind w:left="168"/>
+            </w:pPr>
+            <w:r>
+              <w:rPr>
+                <w:b/>
+                <w:bCs/>
+                <w:spacing w:val="-4"/>
+              </w:rPr>
+              <w:t>申报情况</w:t>
+            </w:r>
+            <w:r>
+              <w:rPr>
+                <w:spacing w:val="-4"/>
+              </w:rPr>
+              <w:t>(Application</w:t>
+            </w:r>
+            <w:r>
+              <w:rPr>
+                <w:spacing w:val="123"/>
+              </w:rPr>
+              <w:t xml:space="preserve"> </w:t>
+            </w:r>
+            <w:r>
+              <w:rPr>
+                <w:spacing w:val="-4"/>
+              </w:rPr>
+              <w:t>Facts)</w:t>
+            </w:r>
+          </w:p>
+          <w:p>
+            <w:pPr>
+              <w:pStyle w:val="9"/>
+              <w:spacing w:before="290" w:line="214" w:lineRule="auto"/>
+              <w:ind w:left="204"/>
+              <w:rPr>
+                <w:color w:val="auto"/>
+              </w:rPr>
+            </w:pPr>
+            <w:r>
+              <w:rPr>
+                <w:rFonts w:hint="eastAsia" w:ascii="MS Gothic" w:hAnsi="MS Gothic" w:cs="MS Gothic"/>
+                <w:color w:val="auto"/>
+                <w:spacing w:val="2"/>
+                <w:lang w:eastAsia="zh-CN"/>
+              </w:rPr>
+              <w:t>□</w:t>
+            </w:r>
+            <w:r>
+              <w:rPr>
+                <w:color w:val="auto"/>
+                <w:spacing w:val="2"/>
+              </w:rPr>
+              <w:t>首次申报(</w:t>
+            </w:r>
+            <w:r>
+              <w:rPr>
+                <w:color w:val="auto"/>
+              </w:rPr>
+              <w:t>First</w:t>
+            </w:r>
+            <w:r>
+              <w:rPr>
+                <w:color w:val="auto"/>
+                <w:spacing w:val="2"/>
+              </w:rPr>
+              <w:t>-</w:t>
+            </w:r>
+            <w:r>
+              <w:rPr>
+                <w:color w:val="auto"/>
+              </w:rPr>
+              <w:t>Time</w:t>
+            </w:r>
+            <w:r>
+              <w:rPr>
+                <w:color w:val="auto"/>
+                <w:spacing w:val="2"/>
+              </w:rPr>
+              <w:t xml:space="preserve"> </w:t>
+            </w:r>
+            <w:r>
+              <w:rPr>
+                <w:color w:val="auto"/>
+              </w:rPr>
+              <w:t>Application</w:t>
+            </w:r>
+            <w:r>
+              <w:rPr>
+                <w:color w:val="auto"/>
+                <w:spacing w:val="2"/>
+              </w:rPr>
+              <w:t>)□非首次申报(</w:t>
+            </w:r>
+            <w:r>
+              <w:rPr>
+                <w:color w:val="auto"/>
+              </w:rPr>
+              <w:t>Not</w:t>
+            </w:r>
+            <w:r>
+              <w:rPr>
+                <w:color w:val="auto"/>
+                <w:spacing w:val="2"/>
+              </w:rPr>
+              <w:t xml:space="preserve"> </w:t>
+            </w:r>
+            <w:r>
+              <w:rPr>
+                <w:color w:val="auto"/>
+              </w:rPr>
+              <w:t>First</w:t>
+            </w:r>
+            <w:r>
+              <w:rPr>
+                <w:color w:val="auto"/>
+                <w:spacing w:val="2"/>
+              </w:rPr>
+              <w:t>-</w:t>
+            </w:r>
+            <w:r>
+              <w:rPr>
+                <w:color w:val="auto"/>
+              </w:rPr>
+              <w:t>Time</w:t>
+            </w:r>
+            <w:r>
+              <w:rPr>
+                <w:color w:val="auto"/>
+                <w:spacing w:val="2"/>
+              </w:rPr>
+              <w:t xml:space="preserve"> </w:t>
+            </w:r>
+            <w:r>
+              <w:rPr>
+                <w:color w:val="auto"/>
+              </w:rPr>
+              <w:t>Application</w:t>
+            </w:r>
+            <w:r>
+              <w:rPr>
+                <w:color w:val="auto"/>
+                <w:spacing w:val="2"/>
+              </w:rPr>
+              <w:t>)</w:t>
+            </w:r>
+          </w:p>
+          <w:p>
+            <w:pPr>
+              <w:spacing w:line="314" w:lineRule="auto"/>
+              <w:rPr>
+                <w:rFonts w:ascii="Arial"/>
+                <w:color w:val="auto"/>
+                <w:sz w:val="21"/>
+              </w:rPr>
+            </w:pPr>
+          </w:p>
+          <w:p>
+            <w:pPr>
+              <w:pStyle w:val="9"/>
+              <w:spacing w:before="81" w:line="408" w:lineRule="auto"/>
+              <w:ind w:left="154" w:right="1531" w:firstLine="40"/>
+              <w:rPr>
+                <w:color w:val="auto"/>
+              </w:rPr>
+            </w:pPr>
+            <w:r>
+              <w:rPr>
+                <w:color w:val="auto"/>
+              </w:rPr>
+              <w:t>□破格申报：口学历学位破格(硕士学位)□学历学位破格(学士学位)口学历学位破</w:t>
+            </w:r>
+            <w:r>
+              <w:rPr>
+                <w:color w:val="auto"/>
+                <w:spacing w:val="9"/>
+              </w:rPr>
+              <w:t xml:space="preserve"> </w:t>
+            </w:r>
+            <w:r>
+              <w:rPr>
+                <w:color w:val="auto"/>
+                <w:spacing w:val="-1"/>
+              </w:rPr>
+              <w:t>格(无学历学位)口其他</w:t>
+            </w:r>
+          </w:p>
+          <w:p>
+            <w:pPr>
+              <w:pStyle w:val="9"/>
+              <w:spacing w:before="21" w:line="219" w:lineRule="auto"/>
+              <w:ind w:left="138"/>
+              <w:rPr>
+                <w:color w:val="auto"/>
+              </w:rPr>
+            </w:pPr>
+            <w:r>
+              <w:rPr>
+                <w:b/>
+                <w:bCs/>
+                <w:color w:val="auto"/>
+                <w:spacing w:val="-3"/>
+              </w:rPr>
+              <w:t>如果没有入选，是否有意愿通过省级项目回</w:t>
+            </w:r>
+            <w:r>
+              <w:rPr>
+                <w:b/>
+                <w:bCs/>
+                <w:color w:val="auto"/>
+                <w:spacing w:val="-4"/>
+              </w:rPr>
+              <w:t>国(来华)?</w:t>
+            </w:r>
+          </w:p>
+          <w:p>
+            <w:pPr>
+              <w:pStyle w:val="9"/>
+              <w:spacing w:before="239" w:line="422" w:lineRule="auto"/>
+              <w:ind w:left="194" w:right="41" w:hanging="50"/>
+            </w:pPr>
+            <w:r>
+              <w:rPr>
+                <w:color w:val="auto"/>
+                <w:spacing w:val="-17"/>
+                <w:sz w:val="24"/>
+                <w:szCs w:val="24"/>
+              </w:rPr>
+              <w:t>If not Selected,Are You Interested in Returning or Coming</w:t>
+            </w:r>
+            <w:r>
+              <w:rPr>
+                <w:color w:val="auto"/>
+                <w:spacing w:val="-4"/>
+                <w:sz w:val="24"/>
+                <w:szCs w:val="24"/>
+              </w:rPr>
+              <w:t xml:space="preserve"> </w:t>
+            </w:r>
+            <w:r>
+              <w:rPr>
+                <w:color w:val="auto"/>
+                <w:spacing w:val="-17"/>
+                <w:sz w:val="24"/>
+                <w:szCs w:val="24"/>
+              </w:rPr>
+              <w:t>to</w:t>
+            </w:r>
+            <w:r>
+              <w:rPr>
+                <w:color w:val="auto"/>
+                <w:spacing w:val="-9"/>
+                <w:sz w:val="24"/>
+                <w:szCs w:val="24"/>
+              </w:rPr>
+              <w:t xml:space="preserve"> </w:t>
+            </w:r>
+            <w:r>
+              <w:rPr>
+                <w:color w:val="auto"/>
+                <w:spacing w:val="-17"/>
+                <w:sz w:val="24"/>
+                <w:szCs w:val="24"/>
+              </w:rPr>
+              <w:t>China</w:t>
+            </w:r>
+            <w:r>
+              <w:rPr>
+                <w:color w:val="auto"/>
+                <w:spacing w:val="-11"/>
+                <w:sz w:val="24"/>
+                <w:szCs w:val="24"/>
+              </w:rPr>
+              <w:t xml:space="preserve"> </w:t>
+            </w:r>
+            <w:r>
+              <w:rPr>
+                <w:color w:val="auto"/>
+                <w:spacing w:val="-17"/>
+                <w:sz w:val="24"/>
+                <w:szCs w:val="24"/>
+              </w:rPr>
+              <w:t>Through</w:t>
+            </w:r>
+            <w:r>
+              <w:rPr>
+                <w:color w:val="auto"/>
+                <w:spacing w:val="-8"/>
+                <w:sz w:val="24"/>
+                <w:szCs w:val="24"/>
+              </w:rPr>
+              <w:t xml:space="preserve"> </w:t>
+            </w:r>
+            <w:r>
+              <w:rPr>
+                <w:color w:val="auto"/>
+                <w:spacing w:val="-17"/>
+                <w:sz w:val="24"/>
+                <w:szCs w:val="24"/>
+              </w:rPr>
+              <w:t>a</w:t>
+            </w:r>
+            <w:r>
+              <w:rPr>
+                <w:color w:val="auto"/>
+                <w:spacing w:val="-11"/>
+                <w:sz w:val="24"/>
+                <w:szCs w:val="24"/>
+              </w:rPr>
+              <w:t xml:space="preserve"> </w:t>
+            </w:r>
+            <w:r>
+              <w:rPr>
+                <w:color w:val="auto"/>
+                <w:spacing w:val="-17"/>
+                <w:sz w:val="24"/>
+                <w:szCs w:val="24"/>
+              </w:rPr>
+              <w:t>Provincial</w:t>
+            </w:r>
+            <w:r>
+              <w:rPr>
+                <w:color w:val="auto"/>
+                <w:spacing w:val="-10"/>
+                <w:sz w:val="24"/>
+                <w:szCs w:val="24"/>
+              </w:rPr>
+              <w:t xml:space="preserve"> </w:t>
+            </w:r>
+            <w:r>
+              <w:rPr>
+                <w:color w:val="auto"/>
+                <w:spacing w:val="-17"/>
+                <w:sz w:val="24"/>
+                <w:szCs w:val="24"/>
+              </w:rPr>
+              <w:t>Le</w:t>
+            </w:r>
+            <w:r>
+              <w:rPr>
+                <w:color w:val="auto"/>
+                <w:spacing w:val="-18"/>
+                <w:sz w:val="24"/>
+                <w:szCs w:val="24"/>
+              </w:rPr>
+              <w:t>vel</w:t>
+            </w:r>
+            <w:r>
+              <w:rPr>
+                <w:color w:val="auto"/>
+                <w:spacing w:val="-12"/>
+                <w:sz w:val="24"/>
+                <w:szCs w:val="24"/>
+              </w:rPr>
+              <w:t xml:space="preserve"> </w:t>
+            </w:r>
+            <w:r>
+              <w:rPr>
+                <w:color w:val="auto"/>
+                <w:spacing w:val="-18"/>
+                <w:sz w:val="24"/>
+                <w:szCs w:val="24"/>
+              </w:rPr>
+              <w:t>Program?</w:t>
+            </w:r>
+            <w:r>
+              <w:rPr>
+                <w:color w:val="auto"/>
+                <w:sz w:val="24"/>
+                <w:szCs w:val="24"/>
+              </w:rPr>
+              <w:t xml:space="preserve"> </w:t>
+            </w:r>
+            <w:r>
+              <w:rPr>
+                <w:rFonts w:hint="eastAsia" w:ascii="MS Gothic" w:hAnsi="MS Gothic" w:cs="MS Gothic"/>
+                <w:color w:val="auto"/>
+                <w:spacing w:val="-2"/>
+                <w:lang w:eastAsia="zh-CN"/>
+              </w:rPr>
+              <w:t>☑</w:t>
+            </w:r>
+            <w:r>
+              <w:rPr>
+                <w:color w:val="auto"/>
+                <w:spacing w:val="-2"/>
+              </w:rPr>
+              <w:t>是，请填列意向省份名称：</w:t>
+            </w:r>
+            <w:r>
+              <w:rPr>
+                <w:color w:val="auto"/>
+                <w:spacing w:val="-2"/>
+                <w:u w:val="single" w:color="auto"/>
+              </w:rPr>
+              <w:t xml:space="preserve">江苏省 </w:t>
+            </w:r>
+            <w:r>
+              <w:rPr>
+                <w:color w:val="auto"/>
+                <w:spacing w:val="73"/>
+              </w:rPr>
+              <w:t xml:space="preserve"> </w:t>
+            </w:r>
+            <w:r>
+              <w:rPr>
+                <w:color w:val="auto"/>
+                <w:spacing w:val="-2"/>
+              </w:rPr>
+              <w:t>口否</w:t>
             </w:r>
           </w:p>
         </w:tc>
@@ -17066,9 +22091,296 @@
             <w:vAlign w:val="top"/>
           </w:tcPr>
           <w:p>
-            <w:r>
+            <w:pPr>
+              <w:spacing w:line="322" w:lineRule="auto"/>
+              <w:rPr>
+                <w:rFonts w:ascii="Arial"/>
+                <w:sz w:val="21"/>
+              </w:rPr>
+            </w:pPr>
+          </w:p>
+          <w:p>
+            <w:pPr>
+              <w:pStyle w:val="9"/>
+              <w:spacing w:before="88" w:line="219" w:lineRule="auto"/>
+              <w:ind w:left="128"/>
+              <w:rPr>
+                <w:sz w:val="27"/>
+                <w:szCs w:val="27"/>
+              </w:rPr>
+            </w:pPr>
+            <w:r>
+              <w:rPr>
+                <w:b/>
+                <w:bCs/>
+                <w:spacing w:val="-5"/>
+                <w:sz w:val="27"/>
+                <w:szCs w:val="27"/>
+              </w:rPr>
               <w:t>1.用人单位类型：</w:t>
             </w:r>
+          </w:p>
+          <w:p>
+            <w:pPr>
+              <w:spacing w:line="282" w:lineRule="auto"/>
+              <w:rPr>
+                <w:rFonts w:ascii="Arial"/>
+                <w:sz w:val="21"/>
+              </w:rPr>
+            </w:pPr>
+          </w:p>
+          <w:p>
+            <w:pPr>
+              <w:pStyle w:val="9"/>
+              <w:spacing w:before="88" w:line="219" w:lineRule="auto"/>
+              <w:ind w:left="124"/>
+              <w:rPr>
+                <w:sz w:val="27"/>
+                <w:szCs w:val="27"/>
+              </w:rPr>
+            </w:pPr>
+            <w:r>
+              <w:rPr>
+                <w:sz w:val="27"/>
+                <w:szCs w:val="27"/>
+              </w:rPr>
+              <w:t>□部属高校□地方高校□军队院校</w:t>
+            </w:r>
+          </w:p>
+          <w:p>
+            <w:pPr>
+              <w:spacing w:line="260" w:lineRule="auto"/>
+              <w:rPr>
+                <w:rFonts w:ascii="Arial"/>
+                <w:sz w:val="21"/>
+              </w:rPr>
+            </w:pPr>
+          </w:p>
+          <w:p>
+            <w:pPr>
+              <w:pStyle w:val="9"/>
+              <w:spacing w:before="88" w:line="219" w:lineRule="auto"/>
+              <w:ind w:left="124"/>
+              <w:rPr>
+                <w:color w:val="auto"/>
+                <w:sz w:val="27"/>
+                <w:szCs w:val="27"/>
+              </w:rPr>
+            </w:pPr>
+            <w:r>
+              <w:rPr>
+                <w:sz w:val="27"/>
+                <w:szCs w:val="27"/>
+              </w:rPr>
+              <w:t>□中国科</w:t>
+            </w:r>
+            <w:r>
+              <w:rPr>
+                <w:color w:val="auto"/>
+                <w:sz w:val="27"/>
+                <w:szCs w:val="27"/>
+              </w:rPr>
+              <w:t>学院口中国工程物理研究院□军队科研院所口其他科研院所</w:t>
+            </w:r>
+          </w:p>
+          <w:p>
+            <w:pPr>
+              <w:spacing w:line="304" w:lineRule="auto"/>
+              <w:rPr>
+                <w:rFonts w:ascii="Arial"/>
+                <w:color w:val="auto"/>
+                <w:sz w:val="21"/>
+              </w:rPr>
+            </w:pPr>
+          </w:p>
+          <w:p>
+            <w:pPr>
+              <w:pStyle w:val="9"/>
+              <w:spacing w:before="87" w:line="327" w:lineRule="auto"/>
+              <w:ind w:left="124" w:right="5954"/>
+              <w:rPr>
+                <w:color w:val="auto"/>
+                <w:sz w:val="27"/>
+                <w:szCs w:val="27"/>
+              </w:rPr>
+            </w:pPr>
+            <w:r>
+              <w:rPr>
+                <w:color w:val="auto"/>
+                <w:sz w:val="27"/>
+                <w:szCs w:val="27"/>
+              </w:rPr>
+              <w:t>□中央企业□地方国有企业</w:t>
+            </w:r>
+            <w:r>
+              <w:rPr>
+                <w:rFonts w:hint="eastAsia" w:ascii="MS Gothic" w:hAnsi="MS Gothic" w:cs="MS Gothic"/>
+                <w:color w:val="auto"/>
+                <w:sz w:val="27"/>
+                <w:szCs w:val="27"/>
+                <w:lang w:eastAsia="zh-CN"/>
+              </w:rPr>
+              <w:t>□</w:t>
+            </w:r>
+            <w:r>
+              <w:rPr>
+                <w:color w:val="auto"/>
+                <w:sz w:val="27"/>
+                <w:szCs w:val="27"/>
+              </w:rPr>
+              <w:t>民营企业</w:t>
+            </w:r>
+            <w:r>
+              <w:rPr>
+                <w:color w:val="auto"/>
+                <w:spacing w:val="8"/>
+                <w:sz w:val="27"/>
+                <w:szCs w:val="27"/>
+              </w:rPr>
+              <w:t xml:space="preserve"> </w:t>
+            </w:r>
+            <w:r>
+              <w:rPr>
+                <w:color w:val="auto"/>
+                <w:spacing w:val="-5"/>
+                <w:sz w:val="27"/>
+                <w:szCs w:val="27"/>
+              </w:rPr>
+              <w:t>□</w:t>
+            </w:r>
+            <w:r>
+              <w:rPr>
+                <w:b/>
+                <w:bCs/>
+                <w:color w:val="auto"/>
+                <w:spacing w:val="-5"/>
+                <w:sz w:val="27"/>
+                <w:szCs w:val="27"/>
+              </w:rPr>
+              <w:t>其他</w:t>
+            </w:r>
+          </w:p>
+          <w:p>
+            <w:pPr>
+              <w:spacing w:line="278" w:lineRule="auto"/>
+              <w:rPr>
+                <w:rFonts w:ascii="Arial"/>
+                <w:sz w:val="21"/>
+              </w:rPr>
+            </w:pPr>
+          </w:p>
+          <w:p>
+            <w:pPr>
+              <w:pStyle w:val="9"/>
+              <w:spacing w:before="88" w:line="343" w:lineRule="auto"/>
+              <w:ind w:left="124" w:right="4019" w:firstLine="3"/>
+              <w:rPr>
+                <w:sz w:val="27"/>
+                <w:szCs w:val="27"/>
+              </w:rPr>
+            </w:pPr>
+            <w:r>
+              <w:rPr>
+                <w:b/>
+                <w:bCs/>
+                <w:spacing w:val="1"/>
+                <w:sz w:val="27"/>
+                <w:szCs w:val="27"/>
+              </w:rPr>
+              <w:t>2.申报单位</w:t>
+            </w:r>
+            <w:r>
+              <w:rPr>
+                <w:spacing w:val="1"/>
+                <w:sz w:val="27"/>
+                <w:szCs w:val="27"/>
+              </w:rPr>
+              <w:t>(用人单位)的上级部门/地方(按隶属关系):</w:t>
+            </w:r>
+            <w:r>
+              <w:rPr>
+                <w:spacing w:val="5"/>
+                <w:sz w:val="27"/>
+                <w:szCs w:val="27"/>
+              </w:rPr>
+              <w:t xml:space="preserve"> </w:t>
+            </w:r>
+            <w:r>
+              <w:rPr>
+                <w:spacing w:val="2"/>
+                <w:sz w:val="27"/>
+                <w:szCs w:val="27"/>
+              </w:rPr>
+              <w:t>江苏省南京市</w:t>
+            </w:r>
+          </w:p>
+          <w:p>
+            <w:pPr>
+              <w:spacing w:line="275" w:lineRule="auto"/>
+              <w:rPr>
+                <w:rFonts w:ascii="Arial"/>
+                <w:sz w:val="21"/>
+              </w:rPr>
+            </w:pPr>
+          </w:p>
+          <w:p>
+            <w:pPr>
+              <w:pStyle w:val="9"/>
+              <w:spacing w:before="87" w:line="298" w:lineRule="auto"/>
+              <w:ind w:left="128" w:right="525" w:firstLine="30"/>
+              <w:rPr>
+                <w:sz w:val="27"/>
+                <w:szCs w:val="27"/>
+              </w:rPr>
+            </w:pPr>
+            <w:r>
+              <w:rPr>
+                <w:b/>
+                <w:bCs/>
+                <w:spacing w:val="-3"/>
+                <w:sz w:val="27"/>
+                <w:szCs w:val="27"/>
+              </w:rPr>
+              <w:t>3.申报单位(用人单位)简介(300字以内，主要指实验室建设情况，须另附实验室批复</w:t>
+            </w:r>
+            <w:r>
+              <w:rPr>
+                <w:spacing w:val="10"/>
+                <w:sz w:val="27"/>
+                <w:szCs w:val="27"/>
+              </w:rPr>
+              <w:t xml:space="preserve"> </w:t>
+            </w:r>
+            <w:r>
+              <w:rPr>
+                <w:b/>
+                <w:bCs/>
+                <w:spacing w:val="12"/>
+                <w:sz w:val="27"/>
+                <w:szCs w:val="27"/>
+              </w:rPr>
+              <w:t>证明)</w:t>
+            </w:r>
+          </w:p>
+          <w:p>
+            <w:pPr>
+              <w:spacing w:line="256" w:lineRule="auto"/>
+              <w:rPr>
+                <w:rFonts w:ascii="Arial"/>
+                <w:sz w:val="21"/>
+              </w:rPr>
+            </w:pPr>
+          </w:p>
+          <w:p>
+            <w:pPr>
+              <w:pStyle w:val="9"/>
+              <w:spacing w:before="89" w:line="362" w:lineRule="auto"/>
+              <w:ind w:left="124" w:right="243" w:firstLine="580"/>
+              <w:rPr>
+                <w:sz w:val="27"/>
+                <w:szCs w:val="27"/>
+              </w:rPr>
+            </w:pPr>
           </w:p>
         </w:tc>
       </w:tr>
@@ -17246,7 +22558,6 @@
                 <w:sz w:val="21"/>
               </w:rPr>
             </w:pPr>
-            <w:r/>
           </w:p>
           <w:p>
             <w:pPr>
@@ -17258,21 +22569,15 @@
                 <w:szCs w:val="27"/>
               </w:rPr>
             </w:pPr>
-            <w:r/>
-          </w:p>
-          <w:p>
-            <w:pPr>
-              <w:pStyle w:val="9"/>
-              <w:spacing w:before="301" w:line="219" w:lineRule="auto"/>
-              <w:ind w:left="148"/>
+            <w:r>
               <w:rPr>
                 <w:b/>
                 <w:bCs/>
                 <w:sz w:val="27"/>
                 <w:szCs w:val="27"/>
               </w:rPr>
-            </w:pPr>
-            <w:r/>
+              <w:t>1.推荐理由(含申报人情况介绍)</w:t>
+            </w:r>
           </w:p>
           <w:p>
             <w:pPr>
@@ -17286,7 +22591,6 @@
                 <w:szCs w:val="27"/>
               </w:rPr>
             </w:pPr>
-            <w:r/>
           </w:p>
           <w:p>
             <w:pPr>
@@ -17300,7 +22604,6 @@
                 <w:szCs w:val="27"/>
               </w:rPr>
             </w:pPr>
-            <w:r/>
           </w:p>
           <w:p>
             <w:pPr>
@@ -17314,7 +22617,6 @@
                 <w:szCs w:val="27"/>
               </w:rPr>
             </w:pPr>
-            <w:r/>
           </w:p>
           <w:p>
             <w:pPr>
@@ -17328,7 +22630,6 @@
                 <w:szCs w:val="27"/>
               </w:rPr>
             </w:pPr>
-            <w:r/>
           </w:p>
           <w:p>
             <w:pPr>
@@ -17342,7 +22643,6 @@
                 <w:szCs w:val="27"/>
               </w:rPr>
             </w:pPr>
-            <w:r/>
           </w:p>
           <w:p>
             <w:pPr>
@@ -17356,7 +22656,6 @@
                 <w:szCs w:val="27"/>
               </w:rPr>
             </w:pPr>
-            <w:r/>
           </w:p>
           <w:p>
             <w:pPr>
@@ -17370,7 +22669,19 @@
                 <w:szCs w:val="27"/>
               </w:rPr>
             </w:pPr>
-            <w:r/>
+          </w:p>
+          <w:p>
+            <w:pPr>
+              <w:pStyle w:val="9"/>
+              <w:spacing w:before="301" w:line="219" w:lineRule="auto"/>
+              <w:ind w:left="148"/>
+              <w:rPr>
+                <w:b/>
+                <w:bCs/>
+                <w:sz w:val="27"/>
+                <w:szCs w:val="27"/>
+              </w:rPr>
+            </w:pPr>
           </w:p>
           <w:tbl>
             <w:tblPr>
@@ -17579,7 +22890,15 @@
                 <w:szCs w:val="27"/>
               </w:rPr>
             </w:pPr>
-            <w:r/>
+            <w:r>
+              <w:rPr>
+                <w:b/>
+                <w:bCs/>
+                <w:sz w:val="27"/>
+                <w:szCs w:val="27"/>
+              </w:rPr>
+              <w:t>2.支持条件(包括工作和生活等方面)</w:t>
+            </w:r>
           </w:p>
         </w:tc>
       </w:tr>
